--- a/2 курс ВятГу/2 семестр/Анализ и разработка тз/ТЗ_ПЕСТОВ_СТЕПАН_ИСПК-203.docx
+++ b/2 курс ВятГу/2 семестр/Анализ и разработка тз/ТЗ_ПЕСТОВ_СТЕПАН_ИСПК-203.docx
@@ -384,8 +384,16 @@
               <w:rPr>
                 <w:rFonts w:ascii="Times New Roman" w:hAnsi="Times New Roman" w:cs="Times New Roman"/>
               </w:rPr>
-              <w:t>Студент колледжа ВятГУ</w:t>
-            </w:r>
+              <w:t xml:space="preserve">Студент колледжа </w:t>
+            </w:r>
+            <w:proofErr w:type="spellStart"/>
+            <w:r>
+              <w:rPr>
+                <w:rFonts w:ascii="Times New Roman" w:hAnsi="Times New Roman" w:cs="Times New Roman"/>
+              </w:rPr>
+              <w:t>ВятГУ</w:t>
+            </w:r>
+            <w:proofErr w:type="spellEnd"/>
           </w:p>
           <w:p>
             <w:pPr>
@@ -399,19 +407,29 @@
               </w:rPr>
               <w:t xml:space="preserve">________________ </w:t>
             </w:r>
-            <w:proofErr w:type="spellStart"/>
             <w:r>
               <w:rPr>
                 <w:rFonts w:ascii="Times New Roman" w:hAnsi="Times New Roman" w:cs="Times New Roman"/>
               </w:rPr>
-              <w:t>Червоткин</w:t>
-            </w:r>
-            <w:proofErr w:type="spellEnd"/>
+              <w:t>Пестов</w:t>
+            </w:r>
             <w:r>
               <w:rPr>
                 <w:rFonts w:ascii="Times New Roman" w:hAnsi="Times New Roman" w:cs="Times New Roman"/>
               </w:rPr>
-              <w:t xml:space="preserve"> Р.И</w:t>
+              <w:t xml:space="preserve"> </w:t>
+            </w:r>
+            <w:r>
+              <w:rPr>
+                <w:rFonts w:ascii="Times New Roman" w:hAnsi="Times New Roman" w:cs="Times New Roman"/>
+              </w:rPr>
+              <w:t>С</w:t>
+            </w:r>
+            <w:r>
+              <w:rPr>
+                <w:rFonts w:ascii="Times New Roman" w:hAnsi="Times New Roman" w:cs="Times New Roman"/>
+              </w:rPr>
+              <w:t>.И</w:t>
             </w:r>
             <w:r>
               <w:rPr>
@@ -627,13 +645,7 @@
               <w:rPr>
                 <w:rFonts w:ascii="Times New Roman" w:hAnsi="Times New Roman" w:cs="Times New Roman"/>
               </w:rPr>
-              <w:t xml:space="preserve"> </w:t>
-            </w:r>
-            <w:r>
-              <w:rPr>
-                <w:rFonts w:ascii="Times New Roman" w:hAnsi="Times New Roman" w:cs="Times New Roman"/>
-              </w:rPr>
-              <w:t>Самоделкин П.А</w:t>
+              <w:t xml:space="preserve"> Самоделкин П.А</w:t>
             </w:r>
             <w:r>
               <w:rPr>
@@ -2856,7 +2868,23 @@
           <w:sz w:val="24"/>
           <w:szCs w:val="24"/>
         </w:rPr>
-        <w:t>Документ разработан в соответствии с требованиями ГОСТ 34.602-2020 и РД 50-34.698-90 с учётом специфики учебного проекта. Настоящее ТЗ предназначено для исполнителя, заказчика и приёмной комиссии.</w:t>
+        <w:t>Документ разработан в соответствии с требованиями ГОСТ 34.602-2020 и РД</w:t>
+      </w:r>
+      <w:r>
+        <w:rPr>
+          <w:rFonts w:ascii="Times New Roman" w:hAnsi="Times New Roman" w:cs="Times New Roman"/>
+          <w:sz w:val="24"/>
+          <w:szCs w:val="24"/>
+        </w:rPr>
+        <w:t xml:space="preserve"> </w:t>
+      </w:r>
+      <w:r>
+        <w:rPr>
+          <w:rFonts w:ascii="Times New Roman" w:hAnsi="Times New Roman" w:cs="Times New Roman"/>
+          <w:sz w:val="24"/>
+          <w:szCs w:val="24"/>
+        </w:rPr>
+        <w:t>50-34.698-90 с учётом специфики учебного проекта. Настоящее ТЗ предназначено для исполнителя, заказчика и приёмной комиссии.</w:t>
       </w:r>
     </w:p>
     <w:p>
@@ -2928,7 +2956,23 @@
           <w:sz w:val="24"/>
           <w:szCs w:val="24"/>
         </w:rPr>
-        <w:t>Анаграмма – слово, образованное путём перестановки букв другого слова с сохранением того же буквенного состава.</w:t>
+        <w:t>Анаграмма</w:t>
+      </w:r>
+      <w:r>
+        <w:rPr>
+          <w:rFonts w:ascii="Times New Roman" w:hAnsi="Times New Roman" w:cs="Times New Roman"/>
+          <w:sz w:val="24"/>
+          <w:szCs w:val="24"/>
+        </w:rPr>
+        <w:t> – </w:t>
+      </w:r>
+      <w:r>
+        <w:rPr>
+          <w:rFonts w:ascii="Times New Roman" w:hAnsi="Times New Roman" w:cs="Times New Roman"/>
+          <w:sz w:val="24"/>
+          <w:szCs w:val="24"/>
+        </w:rPr>
+        <w:t>слово, образованное путём перестановки букв другого слова с сохранением того же буквенного состава.</w:t>
       </w:r>
     </w:p>
     <w:p>
@@ -2948,7 +2992,23 @@
           <w:sz w:val="24"/>
           <w:szCs w:val="24"/>
         </w:rPr>
-        <w:t>Уровень – отдельный раунд или этап игры, в котором игрок получает фиксированный набор букв.</w:t>
+        <w:t>Уровень</w:t>
+      </w:r>
+      <w:r>
+        <w:rPr>
+          <w:rFonts w:ascii="Times New Roman" w:hAnsi="Times New Roman" w:cs="Times New Roman"/>
+          <w:sz w:val="24"/>
+          <w:szCs w:val="24"/>
+        </w:rPr>
+        <w:t> – </w:t>
+      </w:r>
+      <w:r>
+        <w:rPr>
+          <w:rFonts w:ascii="Times New Roman" w:hAnsi="Times New Roman" w:cs="Times New Roman"/>
+          <w:sz w:val="24"/>
+          <w:szCs w:val="24"/>
+        </w:rPr>
+        <w:t>отдельный раунд или этап игры, в котором игрок получает фиксированный набор букв.</w:t>
       </w:r>
     </w:p>
     <w:p>
@@ -2968,7 +3028,23 @@
           <w:sz w:val="24"/>
           <w:szCs w:val="24"/>
         </w:rPr>
-        <w:t>Словарь – текстовый файл с русскими словами для проверки.</w:t>
+        <w:t>Словарь</w:t>
+      </w:r>
+      <w:r>
+        <w:rPr>
+          <w:rFonts w:ascii="Times New Roman" w:hAnsi="Times New Roman" w:cs="Times New Roman"/>
+          <w:sz w:val="24"/>
+          <w:szCs w:val="24"/>
+        </w:rPr>
+        <w:t> – </w:t>
+      </w:r>
+      <w:r>
+        <w:rPr>
+          <w:rFonts w:ascii="Times New Roman" w:hAnsi="Times New Roman" w:cs="Times New Roman"/>
+          <w:sz w:val="24"/>
+          <w:szCs w:val="24"/>
+        </w:rPr>
+        <w:t>текстовый файл с русскими словами для проверки.</w:t>
       </w:r>
     </w:p>
     <w:p>
@@ -2988,7 +3064,23 @@
           <w:sz w:val="24"/>
           <w:szCs w:val="24"/>
         </w:rPr>
-        <w:t>Игровое поле – основная область экрана игры, где отображаются анаграммы, поле для ввода и игровая информация.</w:t>
+        <w:t>Игровое поле</w:t>
+      </w:r>
+      <w:r>
+        <w:rPr>
+          <w:rFonts w:ascii="Times New Roman" w:hAnsi="Times New Roman" w:cs="Times New Roman"/>
+          <w:sz w:val="24"/>
+          <w:szCs w:val="24"/>
+        </w:rPr>
+        <w:t> – </w:t>
+      </w:r>
+      <w:r>
+        <w:rPr>
+          <w:rFonts w:ascii="Times New Roman" w:hAnsi="Times New Roman" w:cs="Times New Roman"/>
+          <w:sz w:val="24"/>
+          <w:szCs w:val="24"/>
+        </w:rPr>
+        <w:t>основная область экрана игры, где отображаются анаграммы, поле для ввода и игровая информация.</w:t>
       </w:r>
     </w:p>
     <w:p>
@@ -3008,7 +3100,23 @@
           <w:sz w:val="24"/>
           <w:szCs w:val="24"/>
         </w:rPr>
-        <w:t>Счёт – количество очков, набранных игроком за найденные слова.</w:t>
+        <w:t>Счёт</w:t>
+      </w:r>
+      <w:r>
+        <w:rPr>
+          <w:rFonts w:ascii="Times New Roman" w:hAnsi="Times New Roman" w:cs="Times New Roman"/>
+          <w:sz w:val="24"/>
+          <w:szCs w:val="24"/>
+        </w:rPr>
+        <w:t> – </w:t>
+      </w:r>
+      <w:r>
+        <w:rPr>
+          <w:rFonts w:ascii="Times New Roman" w:hAnsi="Times New Roman" w:cs="Times New Roman"/>
+          <w:sz w:val="24"/>
+          <w:szCs w:val="24"/>
+        </w:rPr>
+        <w:t>количество очков, набранных игроком за найденные слова.</w:t>
       </w:r>
     </w:p>
     <w:p>
@@ -3028,7 +3136,23 @@
           <w:sz w:val="24"/>
           <w:szCs w:val="24"/>
         </w:rPr>
-        <w:t>Главное меню – начальный экран приложения, с которого начинается работа с программой.</w:t>
+        <w:t>Главное меню</w:t>
+      </w:r>
+      <w:r>
+        <w:rPr>
+          <w:rFonts w:ascii="Times New Roman" w:hAnsi="Times New Roman" w:cs="Times New Roman"/>
+          <w:sz w:val="24"/>
+          <w:szCs w:val="24"/>
+        </w:rPr>
+        <w:t> – </w:t>
+      </w:r>
+      <w:r>
+        <w:rPr>
+          <w:rFonts w:ascii="Times New Roman" w:hAnsi="Times New Roman" w:cs="Times New Roman"/>
+          <w:sz w:val="24"/>
+          <w:szCs w:val="24"/>
+        </w:rPr>
+        <w:t>начальный экран приложения, с которого начинается работа с программой.</w:t>
       </w:r>
     </w:p>
     <w:p>
@@ -3048,7 +3172,23 @@
           <w:sz w:val="24"/>
           <w:szCs w:val="24"/>
         </w:rPr>
-        <w:t>Меню выбора сложности – экран, позволяющий выбрать уровень сложности игры.</w:t>
+        <w:t>Меню выбора сложности</w:t>
+      </w:r>
+      <w:r>
+        <w:rPr>
+          <w:rFonts w:ascii="Times New Roman" w:hAnsi="Times New Roman" w:cs="Times New Roman"/>
+          <w:sz w:val="24"/>
+          <w:szCs w:val="24"/>
+        </w:rPr>
+        <w:t> – </w:t>
+      </w:r>
+      <w:r>
+        <w:rPr>
+          <w:rFonts w:ascii="Times New Roman" w:hAnsi="Times New Roman" w:cs="Times New Roman"/>
+          <w:sz w:val="24"/>
+          <w:szCs w:val="24"/>
+        </w:rPr>
+        <w:t>экран, позволяющий выбрать уровень сложности игры.</w:t>
       </w:r>
     </w:p>
     <w:p>
@@ -3068,7 +3208,23 @@
           <w:sz w:val="24"/>
           <w:szCs w:val="24"/>
         </w:rPr>
-        <w:t>Настройки игры – раздел приложения, где можно изменить параметры звука и музыки.</w:t>
+        <w:t>Настройки игры</w:t>
+      </w:r>
+      <w:r>
+        <w:rPr>
+          <w:rFonts w:ascii="Times New Roman" w:hAnsi="Times New Roman" w:cs="Times New Roman"/>
+          <w:sz w:val="24"/>
+          <w:szCs w:val="24"/>
+        </w:rPr>
+        <w:t> – </w:t>
+      </w:r>
+      <w:r>
+        <w:rPr>
+          <w:rFonts w:ascii="Times New Roman" w:hAnsi="Times New Roman" w:cs="Times New Roman"/>
+          <w:sz w:val="24"/>
+          <w:szCs w:val="24"/>
+        </w:rPr>
+        <w:t>раздел приложения, где можно изменить параметры звука и музыки.</w:t>
       </w:r>
     </w:p>
     <w:p>
@@ -3136,7 +3292,23 @@
           <w:sz w:val="24"/>
           <w:szCs w:val="24"/>
         </w:rPr>
-        <w:t>АС – автоматизированная система.</w:t>
+        <w:t>АС</w:t>
+      </w:r>
+      <w:r>
+        <w:rPr>
+          <w:rFonts w:ascii="Times New Roman" w:hAnsi="Times New Roman" w:cs="Times New Roman"/>
+          <w:sz w:val="24"/>
+          <w:szCs w:val="24"/>
+        </w:rPr>
+        <w:t> – </w:t>
+      </w:r>
+      <w:r>
+        <w:rPr>
+          <w:rFonts w:ascii="Times New Roman" w:hAnsi="Times New Roman" w:cs="Times New Roman"/>
+          <w:sz w:val="24"/>
+          <w:szCs w:val="24"/>
+        </w:rPr>
+        <w:t>автоматизированная система.</w:t>
       </w:r>
     </w:p>
     <w:p>
@@ -3156,7 +3328,23 @@
           <w:sz w:val="24"/>
           <w:szCs w:val="24"/>
         </w:rPr>
-        <w:t>ГОСТ – государственный стандарт.</w:t>
+        <w:t>ГОСТ</w:t>
+      </w:r>
+      <w:r>
+        <w:rPr>
+          <w:rFonts w:ascii="Times New Roman" w:hAnsi="Times New Roman" w:cs="Times New Roman"/>
+          <w:sz w:val="24"/>
+          <w:szCs w:val="24"/>
+        </w:rPr>
+        <w:t> – </w:t>
+      </w:r>
+      <w:r>
+        <w:rPr>
+          <w:rFonts w:ascii="Times New Roman" w:hAnsi="Times New Roman" w:cs="Times New Roman"/>
+          <w:sz w:val="24"/>
+          <w:szCs w:val="24"/>
+        </w:rPr>
+        <w:t>государственный стандарт.</w:t>
       </w:r>
     </w:p>
     <w:p>
@@ -3176,7 +3364,23 @@
           <w:sz w:val="24"/>
           <w:szCs w:val="24"/>
         </w:rPr>
-        <w:t>ОС – операционная система.</w:t>
+        <w:t>ОС</w:t>
+      </w:r>
+      <w:r>
+        <w:rPr>
+          <w:rFonts w:ascii="Times New Roman" w:hAnsi="Times New Roman" w:cs="Times New Roman"/>
+          <w:sz w:val="24"/>
+          <w:szCs w:val="24"/>
+        </w:rPr>
+        <w:t> – </w:t>
+      </w:r>
+      <w:r>
+        <w:rPr>
+          <w:rFonts w:ascii="Times New Roman" w:hAnsi="Times New Roman" w:cs="Times New Roman"/>
+          <w:sz w:val="24"/>
+          <w:szCs w:val="24"/>
+        </w:rPr>
+        <w:t>операционная система.</w:t>
       </w:r>
     </w:p>
     <w:p>
@@ -3196,7 +3400,23 @@
           <w:sz w:val="24"/>
           <w:szCs w:val="24"/>
         </w:rPr>
-        <w:t>ПК – персональный компьютер.</w:t>
+        <w:t>ПК</w:t>
+      </w:r>
+      <w:r>
+        <w:rPr>
+          <w:rFonts w:ascii="Times New Roman" w:hAnsi="Times New Roman" w:cs="Times New Roman"/>
+          <w:sz w:val="24"/>
+          <w:szCs w:val="24"/>
+        </w:rPr>
+        <w:t> – </w:t>
+      </w:r>
+      <w:r>
+        <w:rPr>
+          <w:rFonts w:ascii="Times New Roman" w:hAnsi="Times New Roman" w:cs="Times New Roman"/>
+          <w:sz w:val="24"/>
+          <w:szCs w:val="24"/>
+        </w:rPr>
+        <w:t>персональный компьютер.</w:t>
       </w:r>
     </w:p>
     <w:p>
@@ -3216,7 +3436,23 @@
           <w:sz w:val="24"/>
           <w:szCs w:val="24"/>
         </w:rPr>
-        <w:t>ПО – программное обеспечение.</w:t>
+        <w:t>ПО</w:t>
+      </w:r>
+      <w:r>
+        <w:rPr>
+          <w:rFonts w:ascii="Times New Roman" w:hAnsi="Times New Roman" w:cs="Times New Roman"/>
+          <w:sz w:val="24"/>
+          <w:szCs w:val="24"/>
+        </w:rPr>
+        <w:t> – </w:t>
+      </w:r>
+      <w:r>
+        <w:rPr>
+          <w:rFonts w:ascii="Times New Roman" w:hAnsi="Times New Roman" w:cs="Times New Roman"/>
+          <w:sz w:val="24"/>
+          <w:szCs w:val="24"/>
+        </w:rPr>
+        <w:t>программное обеспечение.</w:t>
       </w:r>
     </w:p>
     <w:p>
@@ -3236,7 +3472,23 @@
           <w:sz w:val="24"/>
           <w:szCs w:val="24"/>
         </w:rPr>
-        <w:t>РД – руководящий документ.</w:t>
+        <w:t>РД</w:t>
+      </w:r>
+      <w:r>
+        <w:rPr>
+          <w:rFonts w:ascii="Times New Roman" w:hAnsi="Times New Roman" w:cs="Times New Roman"/>
+          <w:sz w:val="24"/>
+          <w:szCs w:val="24"/>
+        </w:rPr>
+        <w:t> – </w:t>
+      </w:r>
+      <w:r>
+        <w:rPr>
+          <w:rFonts w:ascii="Times New Roman" w:hAnsi="Times New Roman" w:cs="Times New Roman"/>
+          <w:sz w:val="24"/>
+          <w:szCs w:val="24"/>
+        </w:rPr>
+        <w:t>руководящий документ.</w:t>
       </w:r>
     </w:p>
     <w:p>
@@ -3256,7 +3508,23 @@
           <w:sz w:val="24"/>
           <w:szCs w:val="24"/>
         </w:rPr>
-        <w:t>ТЗ – техническое задание.</w:t>
+        <w:t>ТЗ</w:t>
+      </w:r>
+      <w:r>
+        <w:rPr>
+          <w:rFonts w:ascii="Times New Roman" w:hAnsi="Times New Roman" w:cs="Times New Roman"/>
+          <w:sz w:val="24"/>
+          <w:szCs w:val="24"/>
+        </w:rPr>
+        <w:t> – </w:t>
+      </w:r>
+      <w:r>
+        <w:rPr>
+          <w:rFonts w:ascii="Times New Roman" w:hAnsi="Times New Roman" w:cs="Times New Roman"/>
+          <w:sz w:val="24"/>
+          <w:szCs w:val="24"/>
+        </w:rPr>
+        <w:t>техническое задание.</w:t>
       </w:r>
     </w:p>
     <w:p>
@@ -3276,7 +3544,23 @@
           <w:sz w:val="24"/>
           <w:szCs w:val="24"/>
         </w:rPr>
-        <w:t>УП – учебная практика.</w:t>
+        <w:t>УП</w:t>
+      </w:r>
+      <w:r>
+        <w:rPr>
+          <w:rFonts w:ascii="Times New Roman" w:hAnsi="Times New Roman" w:cs="Times New Roman"/>
+          <w:sz w:val="24"/>
+          <w:szCs w:val="24"/>
+        </w:rPr>
+        <w:t> – </w:t>
+      </w:r>
+      <w:r>
+        <w:rPr>
+          <w:rFonts w:ascii="Times New Roman" w:hAnsi="Times New Roman" w:cs="Times New Roman"/>
+          <w:sz w:val="24"/>
+          <w:szCs w:val="24"/>
+        </w:rPr>
+        <w:t>учебная практика.</w:t>
       </w:r>
     </w:p>
     <w:p>
@@ -3296,7 +3580,39 @@
           <w:sz w:val="24"/>
           <w:szCs w:val="24"/>
         </w:rPr>
-        <w:t>ФГБОУ ВО – федеральное государственное бюджетное образовательное учреждение высшего образования.</w:t>
+        <w:t>ФГБОУ</w:t>
+      </w:r>
+      <w:r>
+        <w:rPr>
+          <w:rFonts w:ascii="Times New Roman" w:hAnsi="Times New Roman" w:cs="Times New Roman"/>
+          <w:sz w:val="24"/>
+          <w:szCs w:val="24"/>
+        </w:rPr>
+        <w:t> </w:t>
+      </w:r>
+      <w:r>
+        <w:rPr>
+          <w:rFonts w:ascii="Times New Roman" w:hAnsi="Times New Roman" w:cs="Times New Roman"/>
+          <w:sz w:val="24"/>
+          <w:szCs w:val="24"/>
+        </w:rPr>
+        <w:t>ВО</w:t>
+      </w:r>
+      <w:r>
+        <w:rPr>
+          <w:rFonts w:ascii="Times New Roman" w:hAnsi="Times New Roman" w:cs="Times New Roman"/>
+          <w:sz w:val="24"/>
+          <w:szCs w:val="24"/>
+        </w:rPr>
+        <w:t> – </w:t>
+      </w:r>
+      <w:r>
+        <w:rPr>
+          <w:rFonts w:ascii="Times New Roman" w:hAnsi="Times New Roman" w:cs="Times New Roman"/>
+          <w:sz w:val="24"/>
+          <w:szCs w:val="24"/>
+        </w:rPr>
+        <w:t>федеральное государственное бюджетное образовательное учреждение высшего образования.</w:t>
       </w:r>
     </w:p>
     <w:p>
@@ -3393,7 +3709,23 @@
           <w:sz w:val="24"/>
           <w:szCs w:val="24"/>
         </w:rPr>
-        <w:t>Наименование разработки: игра «Анаграммы».</w:t>
+        <w:t>Наименование игры, разрабатываемой в форме учебной практики: «</w:t>
+      </w:r>
+      <w:r>
+        <w:rPr>
+          <w:rFonts w:ascii="Times New Roman" w:hAnsi="Times New Roman" w:cs="Times New Roman"/>
+          <w:sz w:val="24"/>
+          <w:szCs w:val="24"/>
+        </w:rPr>
+        <w:t>Анаграммы</w:t>
+      </w:r>
+      <w:r>
+        <w:rPr>
+          <w:rFonts w:ascii="Times New Roman" w:hAnsi="Times New Roman" w:cs="Times New Roman"/>
+          <w:sz w:val="24"/>
+          <w:szCs w:val="24"/>
+        </w:rPr>
+        <w:t>».</w:t>
       </w:r>
     </w:p>
     <w:p>
@@ -3440,23 +3772,23 @@
           <w:sz w:val="24"/>
           <w:szCs w:val="24"/>
         </w:rPr>
-        <w:t xml:space="preserve">Цель разработки </w:t>
-      </w:r>
-      <w:r>
-        <w:rPr>
-          <w:rFonts w:ascii="Times New Roman" w:hAnsi="Times New Roman" w:cs="Times New Roman"/>
-          <w:sz w:val="24"/>
-          <w:szCs w:val="24"/>
-        </w:rPr>
-        <w:t>–</w:t>
-      </w:r>
-      <w:r>
-        <w:rPr>
-          <w:rFonts w:ascii="Times New Roman" w:hAnsi="Times New Roman" w:cs="Times New Roman"/>
-          <w:sz w:val="24"/>
-          <w:szCs w:val="24"/>
-        </w:rPr>
-        <w:t xml:space="preserve"> создание классической аркадной игры «Анаграммы» с графическим интерфейсом на языке Python с использованием библиотеки </w:t>
+        <w:t>Цель разработки</w:t>
+      </w:r>
+      <w:r>
+        <w:rPr>
+          <w:rFonts w:ascii="Times New Roman" w:hAnsi="Times New Roman" w:cs="Times New Roman"/>
+          <w:sz w:val="24"/>
+          <w:szCs w:val="24"/>
+        </w:rPr>
+        <w:t> – </w:t>
+      </w:r>
+      <w:r>
+        <w:rPr>
+          <w:rFonts w:ascii="Times New Roman" w:hAnsi="Times New Roman" w:cs="Times New Roman"/>
+          <w:sz w:val="24"/>
+          <w:szCs w:val="24"/>
+        </w:rPr>
+        <w:t xml:space="preserve">создание классической аркадной игры «Анаграммы» с графическим интерфейсом на языке Python с использованием библиотеки </w:t>
       </w:r>
       <w:r>
         <w:rPr>
@@ -3678,7 +4010,41 @@
           <w:sz w:val="24"/>
           <w:szCs w:val="24"/>
         </w:rPr>
-        <w:t>Исполнитель: студент ФГБОУ ВО «Вятский государственный университет» (колледж ВятГУ), группы ИСПк-203-52-00, Пестов Степан</w:t>
+        <w:t>Исполнител</w:t>
+      </w:r>
+      <w:r>
+        <w:rPr>
+          <w:rFonts w:ascii="Times New Roman" w:hAnsi="Times New Roman" w:cs="Times New Roman"/>
+          <w:sz w:val="24"/>
+          <w:szCs w:val="24"/>
+        </w:rPr>
+        <w:t>ем является</w:t>
+      </w:r>
+      <w:r>
+        <w:rPr>
+          <w:rFonts w:ascii="Times New Roman" w:hAnsi="Times New Roman" w:cs="Times New Roman"/>
+          <w:sz w:val="24"/>
+          <w:szCs w:val="24"/>
+        </w:rPr>
+        <w:t xml:space="preserve"> студент ФГБОУ ВО «Вятский государственный университет» (колледж </w:t>
+      </w:r>
+      <w:proofErr w:type="spellStart"/>
+      <w:r>
+        <w:rPr>
+          <w:rFonts w:ascii="Times New Roman" w:hAnsi="Times New Roman" w:cs="Times New Roman"/>
+          <w:sz w:val="24"/>
+          <w:szCs w:val="24"/>
+        </w:rPr>
+        <w:t>ВятГУ</w:t>
+      </w:r>
+      <w:proofErr w:type="spellEnd"/>
+      <w:r>
+        <w:rPr>
+          <w:rFonts w:ascii="Times New Roman" w:hAnsi="Times New Roman" w:cs="Times New Roman"/>
+          <w:sz w:val="24"/>
+          <w:szCs w:val="24"/>
+        </w:rPr>
+        <w:t>), группы ИСПк-203-52-00, Пестов Степан</w:t>
       </w:r>
       <w:r>
         <w:rPr>
@@ -3714,7 +4080,15 @@
         <w:t>Заказчиком настоящей работы</w:t>
       </w:r>
       <w:r>
-        <w:t xml:space="preserve"> является коллектив преподавателей ФГБОУ ВО «Вятский государственный университет» (колледж ВятГУ)</w:t>
+        <w:t xml:space="preserve"> является коллектив преподавателей ФГБОУ ВО «Вятский государственный университет» (колледж </w:t>
+      </w:r>
+      <w:proofErr w:type="spellStart"/>
+      <w:r>
+        <w:t>ВятГУ</w:t>
+      </w:r>
+      <w:proofErr w:type="spellEnd"/>
+      <w:r>
+        <w:t>)</w:t>
       </w:r>
       <w:r>
         <w:t>:</w:t>
@@ -3728,7 +4102,7 @@
         </w:numPr>
         <w:tabs>
           <w:tab w:val="clear" w:pos="720"/>
-          <w:tab w:val="num" w:pos="851"/>
+          <w:tab w:val="num" w:pos="1134"/>
         </w:tabs>
         <w:spacing w:after="0" w:line="360" w:lineRule="auto"/>
         <w:ind w:left="0" w:firstLine="709"/>
@@ -3745,23 +4119,23 @@
           <w:sz w:val="24"/>
           <w:szCs w:val="24"/>
         </w:rPr>
-        <w:t xml:space="preserve">по учебной практике </w:t>
-      </w:r>
-      <w:r>
-        <w:rPr>
-          <w:rFonts w:ascii="Times New Roman" w:hAnsi="Times New Roman" w:cs="Times New Roman"/>
-          <w:sz w:val="24"/>
-          <w:szCs w:val="24"/>
-        </w:rPr>
-        <w:t>–</w:t>
-      </w:r>
-      <w:r>
-        <w:rPr>
-          <w:rFonts w:ascii="Times New Roman" w:hAnsi="Times New Roman" w:cs="Times New Roman"/>
-          <w:sz w:val="24"/>
-          <w:szCs w:val="24"/>
-        </w:rPr>
-        <w:t xml:space="preserve"> Самоделкин П.А.;</w:t>
+        <w:t>по учебной практике</w:t>
+      </w:r>
+      <w:r>
+        <w:rPr>
+          <w:rFonts w:ascii="Times New Roman" w:hAnsi="Times New Roman" w:cs="Times New Roman"/>
+          <w:sz w:val="24"/>
+          <w:szCs w:val="24"/>
+        </w:rPr>
+        <w:t> – </w:t>
+      </w:r>
+      <w:r>
+        <w:rPr>
+          <w:rFonts w:ascii="Times New Roman" w:hAnsi="Times New Roman" w:cs="Times New Roman"/>
+          <w:sz w:val="24"/>
+          <w:szCs w:val="24"/>
+        </w:rPr>
+        <w:t>Самоделкин П.А.;</w:t>
       </w:r>
     </w:p>
     <w:p>
@@ -3772,7 +4146,7 @@
         </w:numPr>
         <w:tabs>
           <w:tab w:val="clear" w:pos="720"/>
-          <w:tab w:val="num" w:pos="851"/>
+          <w:tab w:val="num" w:pos="1134"/>
         </w:tabs>
         <w:spacing w:after="0" w:line="360" w:lineRule="auto"/>
         <w:ind w:left="0" w:firstLine="709"/>
@@ -3789,23 +4163,23 @@
           <w:sz w:val="24"/>
           <w:szCs w:val="24"/>
         </w:rPr>
-        <w:t xml:space="preserve">по дисциплине «Анализ и разработка технического задания» </w:t>
-      </w:r>
-      <w:r>
-        <w:rPr>
-          <w:rFonts w:ascii="Times New Roman" w:hAnsi="Times New Roman" w:cs="Times New Roman"/>
-          <w:sz w:val="24"/>
-          <w:szCs w:val="24"/>
-        </w:rPr>
-        <w:t>–</w:t>
-      </w:r>
-      <w:r>
-        <w:rPr>
-          <w:rFonts w:ascii="Times New Roman" w:hAnsi="Times New Roman" w:cs="Times New Roman"/>
-          <w:sz w:val="24"/>
-          <w:szCs w:val="24"/>
-        </w:rPr>
-        <w:t xml:space="preserve"> Гюльмамедова Л.Э.;</w:t>
+        <w:t>по дисциплине «Анализ и разработка технического задания»</w:t>
+      </w:r>
+      <w:r>
+        <w:rPr>
+          <w:rFonts w:ascii="Times New Roman" w:hAnsi="Times New Roman" w:cs="Times New Roman"/>
+          <w:sz w:val="24"/>
+          <w:szCs w:val="24"/>
+        </w:rPr>
+        <w:t> – </w:t>
+      </w:r>
+      <w:r>
+        <w:rPr>
+          <w:rFonts w:ascii="Times New Roman" w:hAnsi="Times New Roman" w:cs="Times New Roman"/>
+          <w:sz w:val="24"/>
+          <w:szCs w:val="24"/>
+        </w:rPr>
+        <w:t>Гюльмамедова Л.Э.;</w:t>
       </w:r>
     </w:p>
     <w:p>
@@ -3816,7 +4190,7 @@
         </w:numPr>
         <w:tabs>
           <w:tab w:val="clear" w:pos="720"/>
-          <w:tab w:val="num" w:pos="851"/>
+          <w:tab w:val="num" w:pos="1134"/>
         </w:tabs>
         <w:spacing w:after="0" w:line="360" w:lineRule="auto"/>
         <w:ind w:left="0" w:firstLine="709"/>
@@ -3833,23 +4207,23 @@
           <w:sz w:val="24"/>
           <w:szCs w:val="24"/>
         </w:rPr>
-        <w:t xml:space="preserve">по дисциплине «Внедрение информационных систем» </w:t>
-      </w:r>
-      <w:r>
-        <w:rPr>
-          <w:rFonts w:ascii="Times New Roman" w:hAnsi="Times New Roman" w:cs="Times New Roman"/>
-          <w:sz w:val="24"/>
-          <w:szCs w:val="24"/>
-        </w:rPr>
-        <w:t>–</w:t>
-      </w:r>
-      <w:r>
-        <w:rPr>
-          <w:rFonts w:ascii="Times New Roman" w:hAnsi="Times New Roman" w:cs="Times New Roman"/>
-          <w:sz w:val="24"/>
-          <w:szCs w:val="24"/>
-        </w:rPr>
-        <w:t xml:space="preserve"> Самоделкин П.А.;</w:t>
+        <w:t>по дисциплине «Внедрение информационных систем»</w:t>
+      </w:r>
+      <w:r>
+        <w:rPr>
+          <w:rFonts w:ascii="Times New Roman" w:hAnsi="Times New Roman" w:cs="Times New Roman"/>
+          <w:sz w:val="24"/>
+          <w:szCs w:val="24"/>
+        </w:rPr>
+        <w:t> – </w:t>
+      </w:r>
+      <w:r>
+        <w:rPr>
+          <w:rFonts w:ascii="Times New Roman" w:hAnsi="Times New Roman" w:cs="Times New Roman"/>
+          <w:sz w:val="24"/>
+          <w:szCs w:val="24"/>
+        </w:rPr>
+        <w:t>Самоделкин П.А.;</w:t>
       </w:r>
     </w:p>
     <w:p>
@@ -3860,7 +4234,7 @@
         </w:numPr>
         <w:tabs>
           <w:tab w:val="clear" w:pos="720"/>
-          <w:tab w:val="num" w:pos="851"/>
+          <w:tab w:val="num" w:pos="1134"/>
         </w:tabs>
         <w:spacing w:line="360" w:lineRule="auto"/>
         <w:ind w:left="0" w:firstLine="709"/>
@@ -3877,28 +4251,28 @@
           <w:sz w:val="24"/>
           <w:szCs w:val="24"/>
         </w:rPr>
-        <w:t xml:space="preserve">руководитель образовательной программы </w:t>
-      </w:r>
-      <w:r>
-        <w:rPr>
-          <w:rFonts w:ascii="Times New Roman" w:hAnsi="Times New Roman" w:cs="Times New Roman"/>
-          <w:sz w:val="24"/>
-          <w:szCs w:val="24"/>
-        </w:rPr>
-        <w:t>–</w:t>
-      </w:r>
-      <w:r>
-        <w:rPr>
-          <w:rFonts w:ascii="Times New Roman" w:hAnsi="Times New Roman" w:cs="Times New Roman"/>
-          <w:sz w:val="24"/>
-          <w:szCs w:val="24"/>
-        </w:rPr>
-        <w:t xml:space="preserve"> Чистяков Г.А.</w:t>
-      </w:r>
-    </w:p>
-    <w:p>
-      <w:pPr>
-        <w:spacing w:before="240" w:after="0" w:line="360" w:lineRule="auto"/>
+        <w:t>руководитель образовательной программы</w:t>
+      </w:r>
+      <w:r>
+        <w:rPr>
+          <w:rFonts w:ascii="Times New Roman" w:hAnsi="Times New Roman" w:cs="Times New Roman"/>
+          <w:sz w:val="24"/>
+          <w:szCs w:val="24"/>
+        </w:rPr>
+        <w:t> – </w:t>
+      </w:r>
+      <w:r>
+        <w:rPr>
+          <w:rFonts w:ascii="Times New Roman" w:hAnsi="Times New Roman" w:cs="Times New Roman"/>
+          <w:sz w:val="24"/>
+          <w:szCs w:val="24"/>
+        </w:rPr>
+        <w:t>Чистяков Г.А.</w:t>
+      </w:r>
+    </w:p>
+    <w:p>
+      <w:pPr>
+        <w:spacing w:after="0" w:line="360" w:lineRule="auto"/>
         <w:ind w:firstLine="709"/>
         <w:jc w:val="both"/>
         <w:outlineLvl w:val="1"/>
@@ -3934,13 +4308,14 @@
           <w:szCs w:val="24"/>
         </w:rPr>
       </w:pPr>
-      <w:r>
-        <w:rPr>
-          <w:rFonts w:ascii="Times New Roman" w:hAnsi="Times New Roman" w:cs="Times New Roman"/>
-          <w:sz w:val="24"/>
-          <w:szCs w:val="24"/>
-        </w:rPr>
-        <w:t>Разработка должна быть выполнена в период с 17.01.2026 по 20.06.2026.</w:t>
+      <w:bookmarkStart w:id="8" w:name="_Toc225903782"/>
+      <w:r>
+        <w:rPr>
+          <w:rFonts w:ascii="Times New Roman" w:hAnsi="Times New Roman" w:cs="Times New Roman"/>
+          <w:sz w:val="24"/>
+          <w:szCs w:val="24"/>
+        </w:rPr>
+        <w:t>Разработка программного продукта должна быть осуществлена с 17.01.2026 по 20.06.2026.</w:t>
       </w:r>
     </w:p>
     <w:p>
@@ -3957,7 +4332,6 @@
           <w:szCs w:val="24"/>
         </w:rPr>
       </w:pPr>
-      <w:bookmarkStart w:id="8" w:name="_Toc225903782"/>
       <w:r>
         <w:rPr>
           <w:rFonts w:ascii="Times New Roman" w:hAnsi="Times New Roman" w:cs="Times New Roman"/>
@@ -4032,6 +4406,18 @@
         </w:rPr>
         <w:t>и отображение результатов.</w:t>
       </w:r>
+      <w:bookmarkStart w:id="10" w:name="_Toc225903784"/>
+    </w:p>
+    <w:p>
+      <w:pPr>
+        <w:spacing w:line="360" w:lineRule="auto"/>
+        <w:jc w:val="both"/>
+        <w:rPr>
+          <w:rFonts w:ascii="Times New Roman" w:hAnsi="Times New Roman" w:cs="Times New Roman"/>
+          <w:sz w:val="24"/>
+          <w:szCs w:val="24"/>
+        </w:rPr>
+      </w:pPr>
     </w:p>
     <w:p>
       <w:pPr>
@@ -4047,7 +4433,6 @@
           <w:szCs w:val="24"/>
         </w:rPr>
       </w:pPr>
-      <w:bookmarkStart w:id="10" w:name="_Toc225903784"/>
       <w:r>
         <w:rPr>
           <w:rFonts w:ascii="Times New Roman" w:hAnsi="Times New Roman" w:cs="Times New Roman"/>
@@ -4056,6 +4441,7 @@
           <w:sz w:val="24"/>
           <w:szCs w:val="24"/>
         </w:rPr>
+        <w:lastRenderedPageBreak/>
         <w:t>3.5.2 Эксплуатационное назначение</w:t>
       </w:r>
       <w:bookmarkEnd w:id="10"/>
@@ -4077,7 +4463,6 @@
           <w:sz w:val="24"/>
           <w:szCs w:val="24"/>
         </w:rPr>
-        <w:lastRenderedPageBreak/>
         <w:t>Система рассчитана на пользователей, владеющих базовыми навыками работы с клавиатурой. Эксплуатация возможна на П</w:t>
       </w:r>
       <w:r>
@@ -4094,7 +4479,23 @@
           <w:sz w:val="24"/>
           <w:szCs w:val="24"/>
         </w:rPr>
-        <w:t xml:space="preserve"> под управлением Windows без установки дополнительного ПО, кроме интерпретатора Python 3.12.</w:t>
+        <w:t xml:space="preserve"> под управлением Windows без установки дополнительного ПО, кроме интерпретатора Python 3.1</w:t>
+      </w:r>
+      <w:r>
+        <w:rPr>
+          <w:rFonts w:ascii="Times New Roman" w:hAnsi="Times New Roman" w:cs="Times New Roman"/>
+          <w:sz w:val="24"/>
+          <w:szCs w:val="24"/>
+        </w:rPr>
+        <w:t>4</w:t>
+      </w:r>
+      <w:r>
+        <w:rPr>
+          <w:rFonts w:ascii="Times New Roman" w:hAnsi="Times New Roman" w:cs="Times New Roman"/>
+          <w:sz w:val="24"/>
+          <w:szCs w:val="24"/>
+        </w:rPr>
+        <w:t>.</w:t>
       </w:r>
       <w:r>
         <w:rPr>
@@ -4179,23 +4580,87 @@
           <w:sz w:val="24"/>
           <w:szCs w:val="24"/>
         </w:rPr>
-        <w:t xml:space="preserve">«Анаграммы» </w:t>
-      </w:r>
-      <w:r>
-        <w:rPr>
-          <w:rFonts w:ascii="Times New Roman" w:hAnsi="Times New Roman" w:cs="Times New Roman"/>
-          <w:sz w:val="24"/>
-          <w:szCs w:val="24"/>
-        </w:rPr>
-        <w:t>–</w:t>
-      </w:r>
-      <w:r>
-        <w:rPr>
-          <w:rFonts w:ascii="Times New Roman" w:hAnsi="Times New Roman" w:cs="Times New Roman"/>
-          <w:sz w:val="24"/>
-          <w:szCs w:val="24"/>
-        </w:rPr>
-        <w:t xml:space="preserve"> жанр интеллектуальных словесных головоломок. Игрок получает набор букв и должен составить из них максимально возможное количество осмысленных русских слов длиной от 3 букв и более.</w:t>
+        <w:t>«Анаграммы»</w:t>
+      </w:r>
+      <w:r>
+        <w:rPr>
+          <w:rFonts w:ascii="Times New Roman" w:hAnsi="Times New Roman" w:cs="Times New Roman"/>
+          <w:sz w:val="24"/>
+          <w:szCs w:val="24"/>
+        </w:rPr>
+        <w:t> – </w:t>
+      </w:r>
+      <w:r>
+        <w:rPr>
+          <w:rFonts w:ascii="Times New Roman" w:hAnsi="Times New Roman" w:cs="Times New Roman"/>
+          <w:sz w:val="24"/>
+          <w:szCs w:val="24"/>
+        </w:rPr>
+        <w:t>жанр интеллектуальных словесных головоломок. Игрок получает набор букв и должен составить из них осмысленн</w:t>
+      </w:r>
+      <w:r>
+        <w:rPr>
+          <w:rFonts w:ascii="Times New Roman" w:hAnsi="Times New Roman" w:cs="Times New Roman"/>
+          <w:sz w:val="24"/>
+          <w:szCs w:val="24"/>
+        </w:rPr>
+        <w:t>ое</w:t>
+      </w:r>
+      <w:r>
+        <w:rPr>
+          <w:rFonts w:ascii="Times New Roman" w:hAnsi="Times New Roman" w:cs="Times New Roman"/>
+          <w:sz w:val="24"/>
+          <w:szCs w:val="24"/>
+        </w:rPr>
+        <w:t xml:space="preserve"> русск</w:t>
+      </w:r>
+      <w:r>
+        <w:rPr>
+          <w:rFonts w:ascii="Times New Roman" w:hAnsi="Times New Roman" w:cs="Times New Roman"/>
+          <w:sz w:val="24"/>
+          <w:szCs w:val="24"/>
+        </w:rPr>
+        <w:t>ое</w:t>
+      </w:r>
+      <w:r>
+        <w:rPr>
+          <w:rFonts w:ascii="Times New Roman" w:hAnsi="Times New Roman" w:cs="Times New Roman"/>
+          <w:sz w:val="24"/>
+          <w:szCs w:val="24"/>
+        </w:rPr>
+        <w:t xml:space="preserve"> слов</w:t>
+      </w:r>
+      <w:r>
+        <w:rPr>
+          <w:rFonts w:ascii="Times New Roman" w:hAnsi="Times New Roman" w:cs="Times New Roman"/>
+          <w:sz w:val="24"/>
+          <w:szCs w:val="24"/>
+        </w:rPr>
+        <w:t>о</w:t>
+      </w:r>
+      <w:r>
+        <w:rPr>
+          <w:rFonts w:ascii="Times New Roman" w:hAnsi="Times New Roman" w:cs="Times New Roman"/>
+          <w:sz w:val="24"/>
+          <w:szCs w:val="24"/>
+        </w:rPr>
+        <w:t xml:space="preserve"> длиной от </w:t>
+      </w:r>
+      <w:r>
+        <w:rPr>
+          <w:rFonts w:ascii="Times New Roman" w:hAnsi="Times New Roman" w:cs="Times New Roman"/>
+          <w:sz w:val="24"/>
+          <w:szCs w:val="24"/>
+        </w:rPr>
+        <w:t>2</w:t>
+      </w:r>
+      <w:r>
+        <w:rPr>
+          <w:rFonts w:ascii="Times New Roman" w:hAnsi="Times New Roman" w:cs="Times New Roman"/>
+          <w:sz w:val="24"/>
+          <w:szCs w:val="24"/>
+        </w:rPr>
+        <w:t xml:space="preserve"> букв и более.</w:t>
       </w:r>
     </w:p>
     <w:p>
@@ -4215,7 +4680,7 @@
           <w:sz w:val="24"/>
           <w:szCs w:val="24"/>
         </w:rPr>
-        <w:t>Игра развивает словарный запас, скорость мышления и внимание. Сложность постепенно увеличивается за счёт большего количества букв. Игра подходит для коротких сессий и учебных целей</w:t>
+        <w:t>Игра развивает словарный запас, скорость мышления и внимание. Сложность увеличивается за счёт большего количества букв. Игра подходит для коротких сессий и учебных целей</w:t>
       </w:r>
       <w:r>
         <w:rPr>
@@ -4270,23 +4735,23 @@
           <w:sz w:val="24"/>
           <w:szCs w:val="24"/>
         </w:rPr>
-        <w:t xml:space="preserve">Анаграммные игры </w:t>
-      </w:r>
-      <w:r>
-        <w:rPr>
-          <w:rFonts w:ascii="Times New Roman" w:hAnsi="Times New Roman" w:cs="Times New Roman"/>
-          <w:sz w:val="24"/>
-          <w:szCs w:val="24"/>
-        </w:rPr>
-        <w:t>–</w:t>
-      </w:r>
-      <w:r>
-        <w:rPr>
-          <w:rFonts w:ascii="Times New Roman" w:hAnsi="Times New Roman" w:cs="Times New Roman"/>
-          <w:sz w:val="24"/>
-          <w:szCs w:val="24"/>
-        </w:rPr>
-        <w:t xml:space="preserve"> это жанр словесных головоломок, относящийся к интеллектуальным пазлам. Цель игры состоит в том, чтобы из предложенного набора букв составлять правильные осмысленные слова. Игрок получает буквы и должен как можно быстрее составить из них как можно больше слов. Сложность постепенно увеличивается за счёт большего количества букв и уменьшения времени на ответ.</w:t>
+        <w:t>Анаграммные игры</w:t>
+      </w:r>
+      <w:r>
+        <w:rPr>
+          <w:rFonts w:ascii="Times New Roman" w:hAnsi="Times New Roman" w:cs="Times New Roman"/>
+          <w:sz w:val="24"/>
+          <w:szCs w:val="24"/>
+        </w:rPr>
+        <w:t> – </w:t>
+      </w:r>
+      <w:r>
+        <w:rPr>
+          <w:rFonts w:ascii="Times New Roman" w:hAnsi="Times New Roman" w:cs="Times New Roman"/>
+          <w:sz w:val="24"/>
+          <w:szCs w:val="24"/>
+        </w:rPr>
+        <w:t>это жанр словесных головоломок, относящийся к интеллектуальным пазлам. Цель игры состоит в том, чтобы из предложенного набора букв составлять правильные осмысленные слова. Игрок получает буквы и должен как можно быстрее составить из них как можно больше слов. Сложность постепенно увеличивается за счёт большего количества букв и уменьшения времени на ответ.</w:t>
       </w:r>
     </w:p>
     <w:p>
@@ -4390,23 +4855,23 @@
           <w:sz w:val="24"/>
           <w:szCs w:val="24"/>
         </w:rPr>
-        <w:t xml:space="preserve"> аудитория </w:t>
-      </w:r>
-      <w:r>
-        <w:rPr>
-          <w:rFonts w:ascii="Times New Roman" w:hAnsi="Times New Roman" w:cs="Times New Roman"/>
-          <w:sz w:val="24"/>
-          <w:szCs w:val="24"/>
-        </w:rPr>
-        <w:t>–</w:t>
-      </w:r>
-      <w:r>
-        <w:rPr>
-          <w:rFonts w:ascii="Times New Roman" w:hAnsi="Times New Roman" w:cs="Times New Roman"/>
-          <w:sz w:val="24"/>
-          <w:szCs w:val="24"/>
-        </w:rPr>
-        <w:t xml:space="preserve"> взрослые от 18 до 55 лет, любители головоломок и интеллектуальных игр. Игра подходит для широкой аудитории, поскольку не требует долгого обучения и будет интересна как новичкам, так и опытным игрокам.</w:t>
+        <w:t xml:space="preserve"> аудитория</w:t>
+      </w:r>
+      <w:r>
+        <w:rPr>
+          <w:rFonts w:ascii="Times New Roman" w:hAnsi="Times New Roman" w:cs="Times New Roman"/>
+          <w:sz w:val="24"/>
+          <w:szCs w:val="24"/>
+        </w:rPr>
+        <w:t> – </w:t>
+      </w:r>
+      <w:r>
+        <w:rPr>
+          <w:rFonts w:ascii="Times New Roman" w:hAnsi="Times New Roman" w:cs="Times New Roman"/>
+          <w:sz w:val="24"/>
+          <w:szCs w:val="24"/>
+        </w:rPr>
+        <w:t>взрослые от 18 до 55 лет, любители головоломок и интеллектуальных игр. Игра подходит для широкой аудитории, поскольку не требует долгого обучения и будет интересна как новичкам, так и опытным игрокам.</w:t>
       </w:r>
     </w:p>
     <w:p>
@@ -4473,6 +4938,14 @@
           <w:szCs w:val="24"/>
         </w:rPr>
       </w:pPr>
+      <w:r>
+        <w:rPr>
+          <w:rFonts w:ascii="Times New Roman" w:hAnsi="Times New Roman" w:cs="Times New Roman"/>
+          <w:sz w:val="24"/>
+          <w:szCs w:val="24"/>
+        </w:rPr>
+        <w:t>«</w:t>
+      </w:r>
       <w:proofErr w:type="spellStart"/>
       <w:r>
         <w:rPr>
@@ -4493,6 +4966,14 @@
       </w:r>
       <w:r>
         <w:rPr>
+          <w:rFonts w:ascii="Times New Roman" w:hAnsi="Times New Roman" w:cs="Times New Roman"/>
+          <w:sz w:val="24"/>
+          <w:szCs w:val="24"/>
+        </w:rPr>
+        <w:t>»</w:t>
+      </w:r>
+      <w:r>
+        <w:rPr>
           <w:rStyle w:val="afd"/>
           <w:rFonts w:ascii="Times New Roman" w:hAnsi="Times New Roman" w:cs="Times New Roman"/>
           <w:sz w:val="24"/>
@@ -4506,15 +4987,15 @@
           <w:sz w:val="24"/>
           <w:szCs w:val="24"/>
         </w:rPr>
-        <w:t xml:space="preserve"> </w:t>
-      </w:r>
-      <w:r>
-        <w:rPr>
-          <w:rFonts w:ascii="Times New Roman" w:hAnsi="Times New Roman" w:cs="Times New Roman"/>
-          <w:sz w:val="24"/>
-          <w:szCs w:val="24"/>
-        </w:rPr>
-        <w:t xml:space="preserve">– это оригинальная версия игры. Была разработана </w:t>
+        <w:t> – </w:t>
+      </w:r>
+      <w:r>
+        <w:rPr>
+          <w:rFonts w:ascii="Times New Roman" w:hAnsi="Times New Roman" w:cs="Times New Roman"/>
+          <w:sz w:val="24"/>
+          <w:szCs w:val="24"/>
+        </w:rPr>
+        <w:t xml:space="preserve">это оригинальная версия игры. Была разработана </w:t>
       </w:r>
       <w:proofErr w:type="spellStart"/>
       <w:r>
@@ -4685,37 +5166,51 @@
           <w:bCs w:val="0"/>
           <w:szCs w:val="24"/>
         </w:rPr>
+        <w:t> – </w:t>
+      </w:r>
+      <w:r>
+        <w:rPr>
+          <w:rFonts w:cs="Times New Roman"/>
+          <w:szCs w:val="24"/>
+        </w:rPr>
+        <w:t xml:space="preserve">Скриншот интерфейса игры </w:t>
+      </w:r>
+      <w:r>
+        <w:rPr>
+          <w:rFonts w:cs="Times New Roman"/>
+          <w:szCs w:val="24"/>
+        </w:rPr>
+        <w:t>«</w:t>
+      </w:r>
+      <w:r>
+        <w:rPr>
+          <w:rFonts w:cs="Times New Roman"/>
+          <w:szCs w:val="24"/>
+          <w:lang w:val="en-US"/>
+        </w:rPr>
+        <w:t>Anagram</w:t>
+      </w:r>
+      <w:r>
+        <w:rPr>
+          <w:rFonts w:cs="Times New Roman"/>
+          <w:szCs w:val="24"/>
+        </w:rPr>
         <w:t xml:space="preserve"> </w:t>
       </w:r>
       <w:r>
         <w:rPr>
           <w:rFonts w:cs="Times New Roman"/>
           <w:szCs w:val="24"/>
-        </w:rPr>
-        <w:t xml:space="preserve">– Скриншот интерфейса игры </w:t>
+          <w:lang w:val="en-US"/>
+        </w:rPr>
+        <w:t>Wizard</w:t>
       </w:r>
       <w:r>
         <w:rPr>
           <w:rFonts w:cs="Times New Roman"/>
           <w:szCs w:val="24"/>
-          <w:lang w:val="en-US"/>
-        </w:rPr>
-        <w:t>Anagram</w:t>
-      </w:r>
-      <w:r>
-        <w:rPr>
-          <w:rFonts w:cs="Times New Roman"/>
-          <w:szCs w:val="24"/>
-        </w:rPr>
-        <w:t xml:space="preserve"> </w:t>
-      </w:r>
-      <w:r>
-        <w:rPr>
-          <w:rFonts w:cs="Times New Roman"/>
-          <w:szCs w:val="24"/>
-          <w:lang w:val="en-US"/>
-        </w:rPr>
-        <w:t>Wizard</w:t>
+        </w:rPr>
+        <w:t>»</w:t>
       </w:r>
     </w:p>
     <w:p>
@@ -4839,8 +5334,9 @@
     </w:p>
     <w:p>
       <w:pPr>
-        <w:spacing w:before="240" w:after="0" w:line="360" w:lineRule="auto"/>
-        <w:ind w:firstLine="709"/>
+        <w:pStyle w:val="a7"/>
+        <w:spacing w:after="0" w:line="360" w:lineRule="auto"/>
+        <w:ind w:left="709"/>
         <w:jc w:val="both"/>
         <w:rPr>
           <w:rFonts w:ascii="Times New Roman" w:hAnsi="Times New Roman" w:cs="Times New Roman"/>
@@ -5007,6 +5503,14 @@
           <w:sz w:val="24"/>
           <w:szCs w:val="24"/>
         </w:rPr>
+        <w:t>«</w:t>
+      </w:r>
+      <w:r>
+        <w:rPr>
+          <w:rFonts w:ascii="Times New Roman" w:hAnsi="Times New Roman" w:cs="Times New Roman"/>
+          <w:sz w:val="24"/>
+          <w:szCs w:val="24"/>
+        </w:rPr>
         <w:t xml:space="preserve">8 </w:t>
       </w:r>
       <w:r>
@@ -5037,6 +5541,14 @@
       </w:r>
       <w:r>
         <w:rPr>
+          <w:rFonts w:ascii="Times New Roman" w:hAnsi="Times New Roman" w:cs="Times New Roman"/>
+          <w:sz w:val="24"/>
+          <w:szCs w:val="24"/>
+        </w:rPr>
+        <w:t>»</w:t>
+      </w:r>
+      <w:r>
+        <w:rPr>
           <w:rStyle w:val="afd"/>
           <w:rFonts w:ascii="Times New Roman" w:hAnsi="Times New Roman" w:cs="Times New Roman"/>
           <w:sz w:val="24"/>
@@ -5051,7 +5563,15 @@
           <w:sz w:val="24"/>
           <w:szCs w:val="24"/>
         </w:rPr>
-        <w:t xml:space="preserve"> – это мобильная игра для </w:t>
+        <w:t> – </w:t>
+      </w:r>
+      <w:r>
+        <w:rPr>
+          <w:rFonts w:ascii="Times New Roman" w:hAnsi="Times New Roman" w:cs="Times New Roman"/>
+          <w:sz w:val="24"/>
+          <w:szCs w:val="24"/>
+        </w:rPr>
+        <w:t xml:space="preserve">это мобильная игра для </w:t>
       </w:r>
       <w:r>
         <w:rPr>
@@ -5222,37 +5742,58 @@
           <w:bCs w:val="0"/>
           <w:szCs w:val="24"/>
         </w:rPr>
+        <w:t> – </w:t>
+      </w:r>
+      <w:r>
+        <w:rPr>
+          <w:rFonts w:cs="Times New Roman"/>
+          <w:szCs w:val="24"/>
+        </w:rPr>
+        <w:t xml:space="preserve">Скриншот интерфейса игры </w:t>
+      </w:r>
+      <w:r>
+        <w:rPr>
+          <w:rFonts w:cs="Times New Roman"/>
+          <w:szCs w:val="24"/>
+        </w:rPr>
+        <w:t>«</w:t>
+      </w:r>
+      <w:r>
+        <w:rPr>
+          <w:rFonts w:cs="Times New Roman"/>
+          <w:szCs w:val="24"/>
+        </w:rPr>
+        <w:t xml:space="preserve">8 </w:t>
+      </w:r>
+      <w:r>
+        <w:rPr>
+          <w:rFonts w:cs="Times New Roman"/>
+          <w:szCs w:val="24"/>
+          <w:lang w:val="en-US"/>
+        </w:rPr>
+        <w:t>Letter</w:t>
+      </w:r>
+      <w:r>
+        <w:rPr>
+          <w:rFonts w:cs="Times New Roman"/>
+          <w:szCs w:val="24"/>
+        </w:rPr>
         <w:t xml:space="preserve"> </w:t>
       </w:r>
       <w:r>
         <w:rPr>
           <w:rFonts w:cs="Times New Roman"/>
           <w:szCs w:val="24"/>
-        </w:rPr>
-        <w:t xml:space="preserve">– Скриншот интерфейса игры 8 </w:t>
+          <w:lang w:val="en-US"/>
+        </w:rPr>
+        <w:t>Jumble</w:t>
       </w:r>
       <w:r>
         <w:rPr>
           <w:rFonts w:cs="Times New Roman"/>
           <w:szCs w:val="24"/>
-          <w:lang w:val="en-US"/>
-        </w:rPr>
-        <w:t>Letter</w:t>
-      </w:r>
-      <w:r>
-        <w:rPr>
-          <w:rFonts w:cs="Times New Roman"/>
-          <w:szCs w:val="24"/>
-        </w:rPr>
-        <w:t xml:space="preserve"> </w:t>
-      </w:r>
-      <w:r>
-        <w:rPr>
-          <w:rFonts w:cs="Times New Roman"/>
-          <w:szCs w:val="24"/>
-          <w:lang w:val="en-US"/>
-        </w:rPr>
-        <w:t>Jumble</w:t>
+        </w:rPr>
+        <w:t>»</w:t>
       </w:r>
     </w:p>
     <w:p>
@@ -5546,10 +6087,26 @@
           <w:sz w:val="24"/>
           <w:szCs w:val="24"/>
         </w:rPr>
+        <w:t>«</w:t>
+      </w:r>
+      <w:r>
+        <w:rPr>
+          <w:rFonts w:ascii="Times New Roman" w:hAnsi="Times New Roman" w:cs="Times New Roman"/>
+          <w:sz w:val="24"/>
+          <w:szCs w:val="24"/>
+        </w:rPr>
         <w:t>Word Games</w:t>
       </w:r>
       <w:r>
         <w:rPr>
+          <w:rFonts w:ascii="Times New Roman" w:hAnsi="Times New Roman" w:cs="Times New Roman"/>
+          <w:sz w:val="24"/>
+          <w:szCs w:val="24"/>
+        </w:rPr>
+        <w:t>»</w:t>
+      </w:r>
+      <w:r>
+        <w:rPr>
           <w:rStyle w:val="afd"/>
           <w:rFonts w:ascii="Times New Roman" w:hAnsi="Times New Roman" w:cs="Times New Roman"/>
           <w:sz w:val="24"/>
@@ -5563,7 +6120,15 @@
           <w:sz w:val="24"/>
           <w:szCs w:val="24"/>
         </w:rPr>
-        <w:t xml:space="preserve"> – это мобильная игра для </w:t>
+        <w:t> – </w:t>
+      </w:r>
+      <w:r>
+        <w:rPr>
+          <w:rFonts w:ascii="Times New Roman" w:hAnsi="Times New Roman" w:cs="Times New Roman"/>
+          <w:sz w:val="24"/>
+          <w:szCs w:val="24"/>
+        </w:rPr>
+        <w:t xml:space="preserve">это мобильная игра для </w:t>
       </w:r>
       <w:proofErr w:type="spellStart"/>
       <w:r>
@@ -5716,37 +6281,51 @@
           <w:bCs w:val="0"/>
           <w:szCs w:val="24"/>
         </w:rPr>
+        <w:t> – </w:t>
+      </w:r>
+      <w:r>
+        <w:rPr>
+          <w:rFonts w:cs="Times New Roman"/>
+          <w:szCs w:val="24"/>
+        </w:rPr>
+        <w:t xml:space="preserve">Скриншот интерфейса игры </w:t>
+      </w:r>
+      <w:r>
+        <w:rPr>
+          <w:rFonts w:cs="Times New Roman"/>
+          <w:szCs w:val="24"/>
+        </w:rPr>
+        <w:t>«</w:t>
+      </w:r>
+      <w:r>
+        <w:rPr>
+          <w:rFonts w:cs="Times New Roman"/>
+          <w:szCs w:val="24"/>
+          <w:lang w:val="en-US"/>
+        </w:rPr>
+        <w:t>Word</w:t>
+      </w:r>
+      <w:r>
+        <w:rPr>
+          <w:rFonts w:cs="Times New Roman"/>
+          <w:szCs w:val="24"/>
+        </w:rPr>
         <w:t xml:space="preserve"> </w:t>
       </w:r>
       <w:r>
         <w:rPr>
           <w:rFonts w:cs="Times New Roman"/>
           <w:szCs w:val="24"/>
-        </w:rPr>
-        <w:t xml:space="preserve">– Скриншот интерфейса игры </w:t>
+          <w:lang w:val="en-US"/>
+        </w:rPr>
+        <w:t>Games</w:t>
       </w:r>
       <w:r>
         <w:rPr>
           <w:rFonts w:cs="Times New Roman"/>
           <w:szCs w:val="24"/>
-          <w:lang w:val="en-US"/>
-        </w:rPr>
-        <w:t>Word</w:t>
-      </w:r>
-      <w:r>
-        <w:rPr>
-          <w:rFonts w:cs="Times New Roman"/>
-          <w:szCs w:val="24"/>
-        </w:rPr>
-        <w:t xml:space="preserve"> </w:t>
-      </w:r>
-      <w:r>
-        <w:rPr>
-          <w:rFonts w:cs="Times New Roman"/>
-          <w:szCs w:val="24"/>
-          <w:lang w:val="en-US"/>
-        </w:rPr>
-        <w:t>Games</w:t>
+        </w:rPr>
+        <w:t>»</w:t>
       </w:r>
     </w:p>
     <w:p>
@@ -6142,7 +6721,39 @@
           <w:sz w:val="24"/>
           <w:szCs w:val="24"/>
         </w:rPr>
-        <w:t>Главное меню содержит кнопки «Играть» и «Настройки».</w:t>
+        <w:t>Главное меню содержит кнопки «Играть»</w:t>
+      </w:r>
+      <w:r>
+        <w:rPr>
+          <w:rFonts w:ascii="Times New Roman" w:hAnsi="Times New Roman" w:cs="Times New Roman"/>
+          <w:sz w:val="24"/>
+          <w:szCs w:val="24"/>
+        </w:rPr>
+        <w:t xml:space="preserve">, </w:t>
+      </w:r>
+      <w:r>
+        <w:rPr>
+          <w:rFonts w:ascii="Times New Roman" w:hAnsi="Times New Roman" w:cs="Times New Roman"/>
+          <w:sz w:val="24"/>
+          <w:szCs w:val="24"/>
+        </w:rPr>
+        <w:t>«Настройки»</w:t>
+      </w:r>
+      <w:r>
+        <w:rPr>
+          <w:rFonts w:ascii="Times New Roman" w:hAnsi="Times New Roman" w:cs="Times New Roman"/>
+          <w:sz w:val="24"/>
+          <w:szCs w:val="24"/>
+        </w:rPr>
+        <w:t>, «Выход»</w:t>
+      </w:r>
+      <w:r>
+        <w:rPr>
+          <w:rFonts w:ascii="Times New Roman" w:hAnsi="Times New Roman" w:cs="Times New Roman"/>
+          <w:sz w:val="24"/>
+          <w:szCs w:val="24"/>
+        </w:rPr>
+        <w:t>.</w:t>
       </w:r>
     </w:p>
     <w:p>
@@ -6188,7 +6799,7 @@
     <w:p>
       <w:pPr>
         <w:spacing w:after="0" w:line="360" w:lineRule="auto"/>
-        <w:ind w:firstLine="709"/>
+        <w:ind w:left="709"/>
         <w:jc w:val="both"/>
         <w:rPr>
           <w:rFonts w:ascii="Times New Roman" w:hAnsi="Times New Roman" w:cs="Times New Roman"/>
@@ -6202,7 +6813,16 @@
           <w:sz w:val="24"/>
           <w:szCs w:val="24"/>
         </w:rPr>
-        <w:t>Игровое поле включает:</w:t>
+        <w:t>Игровое поле включает</w:t>
+      </w:r>
+      <w:r>
+        <w:rPr>
+          <w:rFonts w:ascii="Times New Roman" w:hAnsi="Times New Roman" w:cs="Times New Roman"/>
+          <w:sz w:val="24"/>
+          <w:szCs w:val="24"/>
+          <w:lang w:val="en-US"/>
+        </w:rPr>
+        <w:t>:</w:t>
       </w:r>
     </w:p>
     <w:p>
@@ -6226,7 +6846,7 @@
           <w:sz w:val="24"/>
           <w:szCs w:val="24"/>
         </w:rPr>
-        <w:t>поле с анаграммой</w:t>
+        <w:t>текущий счёт</w:t>
       </w:r>
       <w:r>
         <w:rPr>
@@ -6259,7 +6879,7 @@
           <w:sz w:val="24"/>
           <w:szCs w:val="24"/>
         </w:rPr>
-        <w:t>поле для ввода слова</w:t>
+        <w:t>поле с анаграммой</w:t>
       </w:r>
       <w:r>
         <w:rPr>
@@ -6292,7 +6912,7 @@
           <w:sz w:val="24"/>
           <w:szCs w:val="24"/>
         </w:rPr>
-        <w:t>кнопку «Проверить»</w:t>
+        <w:t>поле для ввода слова</w:t>
       </w:r>
       <w:r>
         <w:rPr>
@@ -6325,7 +6945,7 @@
           <w:sz w:val="24"/>
           <w:szCs w:val="24"/>
         </w:rPr>
-        <w:t>кнопку «Выход»</w:t>
+        <w:t>кнопку «Проверить»</w:t>
       </w:r>
       <w:r>
         <w:rPr>
@@ -6358,7 +6978,56 @@
           <w:sz w:val="24"/>
           <w:szCs w:val="24"/>
         </w:rPr>
-        <w:t>текущий счёт.</w:t>
+        <w:t>кнопку «Следующе слово»</w:t>
+      </w:r>
+    </w:p>
+    <w:p>
+      <w:pPr>
+        <w:numPr>
+          <w:ilvl w:val="0"/>
+          <w:numId w:val="31"/>
+        </w:numPr>
+        <w:spacing w:after="0" w:line="360" w:lineRule="auto"/>
+        <w:ind w:left="0" w:firstLine="709"/>
+        <w:jc w:val="both"/>
+        <w:rPr>
+          <w:rFonts w:ascii="Times New Roman" w:hAnsi="Times New Roman" w:cs="Times New Roman"/>
+          <w:sz w:val="24"/>
+          <w:szCs w:val="24"/>
+        </w:rPr>
+      </w:pPr>
+      <w:r>
+        <w:rPr>
+          <w:rFonts w:ascii="Times New Roman" w:hAnsi="Times New Roman" w:cs="Times New Roman"/>
+          <w:sz w:val="24"/>
+          <w:szCs w:val="24"/>
+        </w:rPr>
+        <w:t>кнопку «</w:t>
+      </w:r>
+      <w:r>
+        <w:rPr>
+          <w:rFonts w:ascii="Times New Roman" w:hAnsi="Times New Roman" w:cs="Times New Roman"/>
+          <w:sz w:val="24"/>
+          <w:szCs w:val="24"/>
+        </w:rPr>
+        <w:t>Назад в меню</w:t>
+      </w:r>
+      <w:r>
+        <w:rPr>
+          <w:rFonts w:ascii="Times New Roman" w:hAnsi="Times New Roman" w:cs="Times New Roman"/>
+          <w:sz w:val="24"/>
+          <w:szCs w:val="24"/>
+        </w:rPr>
+        <w:t>»</w:t>
+      </w:r>
+      <w:r>
+        <w:rPr>
+          <w:rFonts w:ascii="Times New Roman" w:hAnsi="Times New Roman" w:cs="Times New Roman"/>
+          <w:sz w:val="24"/>
+          <w:szCs w:val="24"/>
+          <w:lang w:val="en-US"/>
+        </w:rPr>
+        <w:t>.</w:t>
       </w:r>
     </w:p>
     <w:p>
@@ -6378,23 +7047,111 @@
           <w:sz w:val="24"/>
           <w:szCs w:val="24"/>
         </w:rPr>
-        <w:t xml:space="preserve">Цель игры </w:t>
-      </w:r>
-      <w:r>
-        <w:rPr>
-          <w:rFonts w:ascii="Times New Roman" w:hAnsi="Times New Roman" w:cs="Times New Roman"/>
-          <w:sz w:val="24"/>
-          <w:szCs w:val="24"/>
-        </w:rPr>
-        <w:t>–</w:t>
-      </w:r>
-      <w:r>
-        <w:rPr>
-          <w:rFonts w:ascii="Times New Roman" w:hAnsi="Times New Roman" w:cs="Times New Roman"/>
-          <w:sz w:val="24"/>
-          <w:szCs w:val="24"/>
-        </w:rPr>
-        <w:t xml:space="preserve"> составить из заданного набора букв как можно больше осмысленных русских слов длиной не менее трёх букв. Каждая буква может использоваться не чаще, чем она присутствует в наборе.</w:t>
+        <w:t>Цель игры</w:t>
+      </w:r>
+      <w:r>
+        <w:rPr>
+          <w:rFonts w:ascii="Times New Roman" w:hAnsi="Times New Roman" w:cs="Times New Roman"/>
+          <w:sz w:val="24"/>
+          <w:szCs w:val="24"/>
+        </w:rPr>
+        <w:t> – </w:t>
+      </w:r>
+      <w:r>
+        <w:rPr>
+          <w:rFonts w:ascii="Times New Roman" w:hAnsi="Times New Roman" w:cs="Times New Roman"/>
+          <w:sz w:val="24"/>
+          <w:szCs w:val="24"/>
+        </w:rPr>
+        <w:t xml:space="preserve">составить из заданного набора букв </w:t>
+      </w:r>
+      <w:r>
+        <w:rPr>
+          <w:rFonts w:ascii="Times New Roman" w:hAnsi="Times New Roman" w:cs="Times New Roman"/>
+          <w:sz w:val="24"/>
+          <w:szCs w:val="24"/>
+        </w:rPr>
+        <w:t xml:space="preserve">составить </w:t>
+      </w:r>
+      <w:r>
+        <w:rPr>
+          <w:rFonts w:ascii="Times New Roman" w:hAnsi="Times New Roman" w:cs="Times New Roman"/>
+          <w:sz w:val="24"/>
+          <w:szCs w:val="24"/>
+        </w:rPr>
+        <w:t>осмысленн</w:t>
+      </w:r>
+      <w:r>
+        <w:rPr>
+          <w:rFonts w:ascii="Times New Roman" w:hAnsi="Times New Roman" w:cs="Times New Roman"/>
+          <w:sz w:val="24"/>
+          <w:szCs w:val="24"/>
+        </w:rPr>
+        <w:t>ое</w:t>
+      </w:r>
+      <w:r>
+        <w:rPr>
+          <w:rFonts w:ascii="Times New Roman" w:hAnsi="Times New Roman" w:cs="Times New Roman"/>
+          <w:sz w:val="24"/>
+          <w:szCs w:val="24"/>
+        </w:rPr>
+        <w:t xml:space="preserve"> </w:t>
+      </w:r>
+      <w:r>
+        <w:rPr>
+          <w:rFonts w:ascii="Times New Roman" w:hAnsi="Times New Roman" w:cs="Times New Roman"/>
+          <w:sz w:val="24"/>
+          <w:szCs w:val="24"/>
+        </w:rPr>
+        <w:t>русско</w:t>
+      </w:r>
+      <w:r>
+        <w:rPr>
+          <w:rFonts w:ascii="Times New Roman" w:hAnsi="Times New Roman" w:cs="Times New Roman"/>
+          <w:sz w:val="24"/>
+          <w:szCs w:val="24"/>
+        </w:rPr>
+        <w:t xml:space="preserve">е </w:t>
+      </w:r>
+      <w:r>
+        <w:rPr>
+          <w:rFonts w:ascii="Times New Roman" w:hAnsi="Times New Roman" w:cs="Times New Roman"/>
+          <w:sz w:val="24"/>
+          <w:szCs w:val="24"/>
+        </w:rPr>
+        <w:t>слов</w:t>
+      </w:r>
+      <w:r>
+        <w:rPr>
+          <w:rFonts w:ascii="Times New Roman" w:hAnsi="Times New Roman" w:cs="Times New Roman"/>
+          <w:sz w:val="24"/>
+          <w:szCs w:val="24"/>
+        </w:rPr>
+        <w:t>о</w:t>
+      </w:r>
+      <w:r>
+        <w:rPr>
+          <w:rFonts w:ascii="Times New Roman" w:hAnsi="Times New Roman" w:cs="Times New Roman"/>
+          <w:sz w:val="24"/>
+          <w:szCs w:val="24"/>
+        </w:rPr>
+        <w:t xml:space="preserve"> длиной </w:t>
+      </w:r>
+      <w:r>
+        <w:rPr>
+          <w:rFonts w:ascii="Times New Roman" w:hAnsi="Times New Roman" w:cs="Times New Roman"/>
+          <w:sz w:val="24"/>
+          <w:szCs w:val="24"/>
+        </w:rPr>
+        <w:t>равной анаграмме</w:t>
+      </w:r>
+      <w:r>
+        <w:rPr>
+          <w:rFonts w:ascii="Times New Roman" w:hAnsi="Times New Roman" w:cs="Times New Roman"/>
+          <w:sz w:val="24"/>
+          <w:szCs w:val="24"/>
+        </w:rPr>
+        <w:t>. Каждая буква может использоваться не чаще, чем она присутствует в наборе.</w:t>
       </w:r>
     </w:p>
     <w:p>
@@ -6454,7 +7211,23 @@
           <w:sz w:val="24"/>
           <w:szCs w:val="24"/>
         </w:rPr>
-        <w:t>Запрещается вводить слова короче трёх букв и повторно вводить уже найденные слова.</w:t>
+        <w:t xml:space="preserve">Запрещается вводить слова короче </w:t>
+      </w:r>
+      <w:r>
+        <w:rPr>
+          <w:rFonts w:ascii="Times New Roman" w:hAnsi="Times New Roman" w:cs="Times New Roman"/>
+          <w:sz w:val="24"/>
+          <w:szCs w:val="24"/>
+        </w:rPr>
+        <w:t>двух</w:t>
+      </w:r>
+      <w:r>
+        <w:rPr>
+          <w:rFonts w:ascii="Times New Roman" w:hAnsi="Times New Roman" w:cs="Times New Roman"/>
+          <w:sz w:val="24"/>
+          <w:szCs w:val="24"/>
+        </w:rPr>
+        <w:t xml:space="preserve"> букв и повторно вводить уже найденные слова.</w:t>
       </w:r>
     </w:p>
     <w:p>
@@ -6495,25 +7268,23 @@
           <w:szCs w:val="24"/>
         </w:rPr>
       </w:pPr>
-      <w:r>
-        <w:rPr>
-          <w:rFonts w:ascii="Times New Roman" w:hAnsi="Times New Roman" w:cs="Times New Roman"/>
-          <w:sz w:val="24"/>
-          <w:szCs w:val="24"/>
-        </w:rPr>
-        <w:t>Система должна обеспечивать выполнение следующих функций:</w:t>
-      </w:r>
-    </w:p>
-    <w:p>
-      <w:pPr>
+      <w:bookmarkStart w:id="17" w:name="_Toc225903791"/>
+      <w:r>
+        <w:rPr>
+          <w:rFonts w:ascii="Times New Roman" w:hAnsi="Times New Roman" w:cs="Times New Roman"/>
+          <w:sz w:val="24"/>
+          <w:szCs w:val="24"/>
+        </w:rPr>
+        <w:t>Предъявляются следующие требования к функциям:</w:t>
+      </w:r>
+    </w:p>
+    <w:p>
+      <w:pPr>
+        <w:pStyle w:val="a7"/>
         <w:numPr>
           <w:ilvl w:val="0"/>
-          <w:numId w:val="32"/>
+          <w:numId w:val="50"/>
         </w:numPr>
-        <w:tabs>
-          <w:tab w:val="clear" w:pos="720"/>
-          <w:tab w:val="num" w:pos="0"/>
-        </w:tabs>
         <w:spacing w:after="0" w:line="360" w:lineRule="auto"/>
         <w:ind w:left="0" w:firstLine="709"/>
         <w:jc w:val="both"/>
@@ -6529,19 +7300,16 @@
           <w:sz w:val="24"/>
           <w:szCs w:val="24"/>
         </w:rPr>
-        <w:t>отображение главного меню с кнопками «играть» и «настройки»;</w:t>
-      </w:r>
-    </w:p>
-    <w:p>
-      <w:pPr>
+        <w:t>пользователь должен иметь возможность выбирать уровень сложности игры;</w:t>
+      </w:r>
+    </w:p>
+    <w:p>
+      <w:pPr>
+        <w:pStyle w:val="a7"/>
         <w:numPr>
           <w:ilvl w:val="0"/>
-          <w:numId w:val="32"/>
+          <w:numId w:val="50"/>
         </w:numPr>
-        <w:tabs>
-          <w:tab w:val="clear" w:pos="720"/>
-          <w:tab w:val="num" w:pos="0"/>
-        </w:tabs>
         <w:spacing w:after="0" w:line="360" w:lineRule="auto"/>
         <w:ind w:left="0" w:firstLine="709"/>
         <w:jc w:val="both"/>
@@ -6557,19 +7325,16 @@
           <w:sz w:val="24"/>
           <w:szCs w:val="24"/>
         </w:rPr>
-        <w:t>реализацию экрана «настройки», позволяющего включать и выключать музыкальное сопровождение, а также регулировать громкость звуковых эффектов;</w:t>
-      </w:r>
-    </w:p>
-    <w:p>
-      <w:pPr>
+        <w:t>программа должна генерировать анаграмму на основе случайного слова;</w:t>
+      </w:r>
+    </w:p>
+    <w:p>
+      <w:pPr>
+        <w:pStyle w:val="a7"/>
         <w:numPr>
           <w:ilvl w:val="0"/>
-          <w:numId w:val="32"/>
+          <w:numId w:val="50"/>
         </w:numPr>
-        <w:tabs>
-          <w:tab w:val="clear" w:pos="720"/>
-          <w:tab w:val="num" w:pos="0"/>
-        </w:tabs>
         <w:spacing w:after="0" w:line="360" w:lineRule="auto"/>
         <w:ind w:left="0" w:firstLine="709"/>
         <w:jc w:val="both"/>
@@ -6585,19 +7350,16 @@
           <w:sz w:val="24"/>
           <w:szCs w:val="24"/>
         </w:rPr>
-        <w:t>отображение меню выбора сложности с вариантами «лёгкая», «средняя» и «сложная»;</w:t>
-      </w:r>
-    </w:p>
-    <w:p>
-      <w:pPr>
+        <w:t>пользователь должен иметь возможность вводить ответ с клавиатуры и проверять его корректность;</w:t>
+      </w:r>
+    </w:p>
+    <w:p>
+      <w:pPr>
+        <w:pStyle w:val="a7"/>
         <w:numPr>
           <w:ilvl w:val="0"/>
-          <w:numId w:val="32"/>
+          <w:numId w:val="50"/>
         </w:numPr>
-        <w:tabs>
-          <w:tab w:val="clear" w:pos="720"/>
-          <w:tab w:val="num" w:pos="0"/>
-        </w:tabs>
         <w:spacing w:after="0" w:line="360" w:lineRule="auto"/>
         <w:ind w:left="0" w:firstLine="709"/>
         <w:jc w:val="both"/>
@@ -6613,20 +7375,16 @@
           <w:sz w:val="24"/>
           <w:szCs w:val="24"/>
         </w:rPr>
-        <w:lastRenderedPageBreak/>
-        <w:t>генерацию игрового уровня после выбора сложности путём случайного выбора и перемешивания слова из словаря с формированием набора букв в виде одной строки текста;</w:t>
-      </w:r>
-    </w:p>
-    <w:p>
-      <w:pPr>
+        <w:t>программа должна вести подсчёт текущего счёта и отображать его в процессе игры;</w:t>
+      </w:r>
+    </w:p>
+    <w:p>
+      <w:pPr>
+        <w:pStyle w:val="a7"/>
         <w:numPr>
           <w:ilvl w:val="0"/>
-          <w:numId w:val="32"/>
+          <w:numId w:val="50"/>
         </w:numPr>
-        <w:tabs>
-          <w:tab w:val="clear" w:pos="720"/>
-          <w:tab w:val="num" w:pos="0"/>
-        </w:tabs>
         <w:spacing w:after="0" w:line="360" w:lineRule="auto"/>
         <w:ind w:left="0" w:firstLine="709"/>
         <w:jc w:val="both"/>
@@ -6642,19 +7400,17 @@
           <w:sz w:val="24"/>
           <w:szCs w:val="24"/>
         </w:rPr>
-        <w:t>отображение игрового поля, содержащего поле с анаграммой в виде одной строки текста, поле для ввода слова, кнопку «проверить», кнопку «выход» и текущий счёт в верхней части экрана;</w:t>
-      </w:r>
-    </w:p>
-    <w:p>
-      <w:pPr>
+        <w:lastRenderedPageBreak/>
+        <w:t>программа должна предоставлять подсказки с частичным открытием слова;</w:t>
+      </w:r>
+    </w:p>
+    <w:p>
+      <w:pPr>
+        <w:pStyle w:val="a7"/>
         <w:numPr>
           <w:ilvl w:val="0"/>
-          <w:numId w:val="32"/>
+          <w:numId w:val="50"/>
         </w:numPr>
-        <w:tabs>
-          <w:tab w:val="clear" w:pos="720"/>
-          <w:tab w:val="num" w:pos="0"/>
-        </w:tabs>
         <w:spacing w:after="0" w:line="360" w:lineRule="auto"/>
         <w:ind w:left="0" w:firstLine="709"/>
         <w:jc w:val="both"/>
@@ -6670,19 +7426,16 @@
           <w:sz w:val="24"/>
           <w:szCs w:val="24"/>
         </w:rPr>
-        <w:t>ввод слов с клавиатуры с автоматической проверкой по словарю с учётом частоты каждой буквы;</w:t>
-      </w:r>
-    </w:p>
-    <w:p>
-      <w:pPr>
+        <w:t>пользователь должен иметь возможность переходить к следующему слову;</w:t>
+      </w:r>
+    </w:p>
+    <w:p>
+      <w:pPr>
+        <w:pStyle w:val="a7"/>
         <w:numPr>
           <w:ilvl w:val="0"/>
-          <w:numId w:val="32"/>
+          <w:numId w:val="50"/>
         </w:numPr>
-        <w:tabs>
-          <w:tab w:val="clear" w:pos="720"/>
-          <w:tab w:val="num" w:pos="0"/>
-        </w:tabs>
         <w:spacing w:after="0" w:line="360" w:lineRule="auto"/>
         <w:ind w:left="0" w:firstLine="709"/>
         <w:jc w:val="both"/>
@@ -6698,20 +7451,17 @@
           <w:sz w:val="24"/>
           <w:szCs w:val="24"/>
         </w:rPr>
-        <w:t>начисление и отображение текущего счёта в реальном времени в верхней части игрового поля;</w:t>
-      </w:r>
-    </w:p>
-    <w:p>
-      <w:pPr>
+        <w:t>программа должна обеспечивать настройку звука и музыкального сопровождения;</w:t>
+      </w:r>
+    </w:p>
+    <w:p>
+      <w:pPr>
+        <w:pStyle w:val="a7"/>
         <w:numPr>
           <w:ilvl w:val="0"/>
-          <w:numId w:val="32"/>
+          <w:numId w:val="50"/>
         </w:numPr>
-        <w:tabs>
-          <w:tab w:val="clear" w:pos="720"/>
-          <w:tab w:val="num" w:pos="0"/>
-        </w:tabs>
-        <w:spacing w:after="0" w:line="360" w:lineRule="auto"/>
+        <w:spacing w:line="360" w:lineRule="auto"/>
         <w:ind w:left="0" w:firstLine="709"/>
         <w:jc w:val="both"/>
         <w:rPr>
@@ -6726,56 +7476,7 @@
           <w:sz w:val="24"/>
           <w:szCs w:val="24"/>
         </w:rPr>
-        <w:t>отображение общего результата</w:t>
-      </w:r>
-      <w:r>
-        <w:rPr>
-          <w:rFonts w:ascii="Times New Roman" w:hAnsi="Times New Roman" w:cs="Times New Roman"/>
-          <w:sz w:val="24"/>
-          <w:szCs w:val="24"/>
-          <w:lang w:val="en-US"/>
-        </w:rPr>
-        <w:t>.</w:t>
-      </w:r>
-    </w:p>
-    <w:p>
-      <w:pPr>
-        <w:spacing w:after="0" w:line="360" w:lineRule="auto"/>
-        <w:ind w:firstLine="709"/>
-        <w:jc w:val="both"/>
-        <w:rPr>
-          <w:rFonts w:ascii="Times New Roman" w:hAnsi="Times New Roman" w:cs="Times New Roman"/>
-          <w:sz w:val="24"/>
-          <w:szCs w:val="24"/>
-        </w:rPr>
-      </w:pPr>
-      <w:r>
-        <w:rPr>
-          <w:rFonts w:ascii="Times New Roman" w:hAnsi="Times New Roman" w:cs="Times New Roman"/>
-          <w:sz w:val="24"/>
-          <w:szCs w:val="24"/>
-        </w:rPr>
-        <w:t>Интерфейс системы должен обновляться в реальном времени при нахождении правильного слова.</w:t>
-      </w:r>
-    </w:p>
-    <w:p>
-      <w:pPr>
-        <w:spacing w:line="360" w:lineRule="auto"/>
-        <w:ind w:firstLine="709"/>
-        <w:jc w:val="both"/>
-        <w:rPr>
-          <w:rFonts w:ascii="Times New Roman" w:hAnsi="Times New Roman" w:cs="Times New Roman"/>
-          <w:sz w:val="24"/>
-          <w:szCs w:val="24"/>
-        </w:rPr>
-      </w:pPr>
-      <w:r>
-        <w:rPr>
-          <w:rFonts w:ascii="Times New Roman" w:hAnsi="Times New Roman" w:cs="Times New Roman"/>
-          <w:sz w:val="24"/>
-          <w:szCs w:val="24"/>
-        </w:rPr>
-        <w:t>Время отклика на проверку слова не должно превышать 0,5 секунды. Все сообщения должны выводиться на русском языке. Система должна работать без аварийного завершения при некорректных действиях пользователя.</w:t>
+        <w:t>интерфейс должен обновляться в реальном времени (изменение счёта, ввод текста, подсказки).</w:t>
       </w:r>
     </w:p>
     <w:p>
@@ -6792,7 +7493,6 @@
           <w:szCs w:val="24"/>
         </w:rPr>
       </w:pPr>
-      <w:bookmarkStart w:id="17" w:name="_Toc225903791"/>
       <w:r>
         <w:rPr>
           <w:rFonts w:ascii="Times New Roman" w:hAnsi="Times New Roman" w:cs="Times New Roman"/>
@@ -6885,7 +7585,15 @@
           <w:sz w:val="24"/>
           <w:szCs w:val="24"/>
         </w:rPr>
-        <w:t>главно</w:t>
+        <w:t>Г</w:t>
+      </w:r>
+      <w:r>
+        <w:rPr>
+          <w:rFonts w:ascii="Times New Roman" w:hAnsi="Times New Roman" w:cs="Times New Roman"/>
+          <w:sz w:val="24"/>
+          <w:szCs w:val="24"/>
+        </w:rPr>
+        <w:t>лавно</w:t>
       </w:r>
       <w:r>
         <w:rPr>
@@ -6910,6 +7618,14 @@
           <w:szCs w:val="24"/>
         </w:rPr>
         <w:t>»</w:t>
+      </w:r>
+      <w:r>
+        <w:rPr>
+          <w:rFonts w:ascii="Times New Roman" w:hAnsi="Times New Roman" w:cs="Times New Roman"/>
+          <w:sz w:val="24"/>
+          <w:szCs w:val="24"/>
+        </w:rPr>
+        <w:t xml:space="preserve"> (Рисунок 4)</w:t>
       </w:r>
       <w:r>
         <w:rPr>
@@ -6945,7 +7661,23 @@
           <w:sz w:val="24"/>
           <w:szCs w:val="24"/>
         </w:rPr>
-        <w:t>заголовок игры «анаграммы»;</w:t>
+        <w:t>заголовок игры «</w:t>
+      </w:r>
+      <w:r>
+        <w:rPr>
+          <w:rFonts w:ascii="Times New Roman" w:hAnsi="Times New Roman" w:cs="Times New Roman"/>
+          <w:sz w:val="24"/>
+          <w:szCs w:val="24"/>
+        </w:rPr>
+        <w:t>А</w:t>
+      </w:r>
+      <w:r>
+        <w:rPr>
+          <w:rFonts w:ascii="Times New Roman" w:hAnsi="Times New Roman" w:cs="Times New Roman"/>
+          <w:sz w:val="24"/>
+          <w:szCs w:val="24"/>
+        </w:rPr>
+        <w:t>награммы»;</w:t>
       </w:r>
     </w:p>
     <w:p>
@@ -6973,7 +7705,39 @@
           <w:sz w:val="24"/>
           <w:szCs w:val="24"/>
         </w:rPr>
-        <w:t>кнопка «играть» – запускает переход в меню выбора сложности;</w:t>
+        <w:t>кнопка «</w:t>
+      </w:r>
+      <w:r>
+        <w:rPr>
+          <w:rFonts w:ascii="Times New Roman" w:hAnsi="Times New Roman" w:cs="Times New Roman"/>
+          <w:sz w:val="24"/>
+          <w:szCs w:val="24"/>
+        </w:rPr>
+        <w:t>И</w:t>
+      </w:r>
+      <w:r>
+        <w:rPr>
+          <w:rFonts w:ascii="Times New Roman" w:hAnsi="Times New Roman" w:cs="Times New Roman"/>
+          <w:sz w:val="24"/>
+          <w:szCs w:val="24"/>
+        </w:rPr>
+        <w:t>грать»</w:t>
+      </w:r>
+      <w:r>
+        <w:rPr>
+          <w:rFonts w:ascii="Times New Roman" w:hAnsi="Times New Roman" w:cs="Times New Roman"/>
+          <w:sz w:val="24"/>
+          <w:szCs w:val="24"/>
+        </w:rPr>
+        <w:t> – </w:t>
+      </w:r>
+      <w:r>
+        <w:rPr>
+          <w:rFonts w:ascii="Times New Roman" w:hAnsi="Times New Roman" w:cs="Times New Roman"/>
+          <w:sz w:val="24"/>
+          <w:szCs w:val="24"/>
+        </w:rPr>
+        <w:t>запускает переход в меню выбора сложности;</w:t>
       </w:r>
     </w:p>
     <w:p>
@@ -7001,7 +7765,39 @@
           <w:sz w:val="24"/>
           <w:szCs w:val="24"/>
         </w:rPr>
-        <w:t>кнопка «настройки» – открывает экран настроек игры;</w:t>
+        <w:t>кнопка «</w:t>
+      </w:r>
+      <w:r>
+        <w:rPr>
+          <w:rFonts w:ascii="Times New Roman" w:hAnsi="Times New Roman" w:cs="Times New Roman"/>
+          <w:sz w:val="24"/>
+          <w:szCs w:val="24"/>
+        </w:rPr>
+        <w:t>Н</w:t>
+      </w:r>
+      <w:r>
+        <w:rPr>
+          <w:rFonts w:ascii="Times New Roman" w:hAnsi="Times New Roman" w:cs="Times New Roman"/>
+          <w:sz w:val="24"/>
+          <w:szCs w:val="24"/>
+        </w:rPr>
+        <w:t>астройки»</w:t>
+      </w:r>
+      <w:r>
+        <w:rPr>
+          <w:rFonts w:ascii="Times New Roman" w:hAnsi="Times New Roman" w:cs="Times New Roman"/>
+          <w:sz w:val="24"/>
+          <w:szCs w:val="24"/>
+        </w:rPr>
+        <w:t> – </w:t>
+      </w:r>
+      <w:r>
+        <w:rPr>
+          <w:rFonts w:ascii="Times New Roman" w:hAnsi="Times New Roman" w:cs="Times New Roman"/>
+          <w:sz w:val="24"/>
+          <w:szCs w:val="24"/>
+        </w:rPr>
+        <w:t>открывает экран настроек игры;</w:t>
       </w:r>
     </w:p>
     <w:p>
@@ -7029,7 +7825,39 @@
           <w:sz w:val="24"/>
           <w:szCs w:val="24"/>
         </w:rPr>
-        <w:t>кнопка «выход» – завершает работу приложения.</w:t>
+        <w:t>кнопка «</w:t>
+      </w:r>
+      <w:r>
+        <w:rPr>
+          <w:rFonts w:ascii="Times New Roman" w:hAnsi="Times New Roman" w:cs="Times New Roman"/>
+          <w:sz w:val="24"/>
+          <w:szCs w:val="24"/>
+        </w:rPr>
+        <w:t>В</w:t>
+      </w:r>
+      <w:r>
+        <w:rPr>
+          <w:rFonts w:ascii="Times New Roman" w:hAnsi="Times New Roman" w:cs="Times New Roman"/>
+          <w:sz w:val="24"/>
+          <w:szCs w:val="24"/>
+        </w:rPr>
+        <w:t>ыход»</w:t>
+      </w:r>
+      <w:r>
+        <w:rPr>
+          <w:rFonts w:ascii="Times New Roman" w:hAnsi="Times New Roman" w:cs="Times New Roman"/>
+          <w:sz w:val="24"/>
+          <w:szCs w:val="24"/>
+        </w:rPr>
+        <w:t> – </w:t>
+      </w:r>
+      <w:r>
+        <w:rPr>
+          <w:rFonts w:ascii="Times New Roman" w:hAnsi="Times New Roman" w:cs="Times New Roman"/>
+          <w:sz w:val="24"/>
+          <w:szCs w:val="24"/>
+        </w:rPr>
+        <w:t>завершает работу приложения.</w:t>
       </w:r>
     </w:p>
     <w:p>
@@ -7050,8 +7878,8 @@
           <w:szCs w:val="24"/>
         </w:rPr>
         <w:drawing>
-          <wp:inline distT="0" distB="0" distL="0" distR="0" wp14:anchorId="73531188" wp14:editId="35F32AA6">
-            <wp:extent cx="2305128" cy="2268187"/>
+          <wp:inline distT="0" distB="0" distL="0" distR="0" wp14:anchorId="73531188" wp14:editId="11EC6FC9">
+            <wp:extent cx="2286905" cy="2286905"/>
             <wp:effectExtent l="0" t="0" r="0" b="0"/>
             <wp:docPr id="1456192694" name="Рисунок 2"/>
             <wp:cNvGraphicFramePr>
@@ -7061,7 +7889,7 @@
               <a:graphicData uri="http://schemas.openxmlformats.org/drawingml/2006/picture">
                 <pic:pic xmlns:pic="http://schemas.openxmlformats.org/drawingml/2006/picture">
                   <pic:nvPicPr>
-                    <pic:cNvPr id="0" name="Picture 2"/>
+                    <pic:cNvPr id="1456192694" name="Рисунок 2"/>
                     <pic:cNvPicPr>
                       <a:picLocks noChangeAspect="1" noChangeArrowheads="1"/>
                     </pic:cNvPicPr>
@@ -7074,7 +7902,6 @@
                         </a:ext>
                       </a:extLst>
                     </a:blip>
-                    <a:srcRect/>
                     <a:stretch>
                       <a:fillRect/>
                     </a:stretch>
@@ -7082,7 +7909,7 @@
                   <pic:spPr bwMode="auto">
                     <a:xfrm>
                       <a:off x="0" y="0"/>
-                      <a:ext cx="2324151" cy="2286905"/>
+                      <a:ext cx="2286905" cy="2286905"/>
                     </a:xfrm>
                     <a:prstGeom prst="rect">
                       <a:avLst/>
@@ -7131,31 +7958,23 @@
           <w:sz w:val="24"/>
           <w:szCs w:val="24"/>
         </w:rPr>
-        <w:t xml:space="preserve"> </w:t>
-      </w:r>
-      <w:r>
-        <w:rPr>
-          <w:rFonts w:ascii="Times New Roman" w:hAnsi="Times New Roman" w:cs="Times New Roman"/>
-          <w:sz w:val="24"/>
-          <w:szCs w:val="24"/>
-        </w:rPr>
-        <w:t>–</w:t>
-      </w:r>
-      <w:r>
-        <w:rPr>
-          <w:rFonts w:ascii="Times New Roman" w:hAnsi="Times New Roman" w:cs="Times New Roman"/>
-          <w:sz w:val="24"/>
-          <w:szCs w:val="24"/>
-        </w:rPr>
-        <w:t xml:space="preserve"> </w:t>
-      </w:r>
-      <w:r>
-        <w:rPr>
-          <w:rFonts w:ascii="Times New Roman" w:hAnsi="Times New Roman" w:cs="Times New Roman"/>
-          <w:sz w:val="24"/>
-          <w:szCs w:val="24"/>
-        </w:rPr>
-        <w:t>Макет</w:t>
+        <w:t> – </w:t>
+      </w:r>
+      <w:r>
+        <w:rPr>
+          <w:rFonts w:ascii="Times New Roman" w:hAnsi="Times New Roman" w:cs="Times New Roman"/>
+          <w:sz w:val="24"/>
+          <w:szCs w:val="24"/>
+        </w:rPr>
+        <w:t>В</w:t>
+      </w:r>
+      <w:r>
+        <w:rPr>
+          <w:rFonts w:ascii="Times New Roman" w:hAnsi="Times New Roman" w:cs="Times New Roman"/>
+          <w:sz w:val="24"/>
+          <w:szCs w:val="24"/>
+        </w:rPr>
+        <w:t>айрфрейм</w:t>
       </w:r>
       <w:r>
         <w:rPr>
@@ -7183,7 +8002,6 @@
           <w:sz w:val="24"/>
           <w:szCs w:val="24"/>
         </w:rPr>
-        <w:lastRenderedPageBreak/>
         <w:t xml:space="preserve">Экран </w:t>
       </w:r>
       <w:r>
@@ -7200,7 +8018,15 @@
           <w:sz w:val="24"/>
           <w:szCs w:val="24"/>
         </w:rPr>
-        <w:t>настро</w:t>
+        <w:t>Н</w:t>
+      </w:r>
+      <w:r>
+        <w:rPr>
+          <w:rFonts w:ascii="Times New Roman" w:hAnsi="Times New Roman" w:cs="Times New Roman"/>
+          <w:sz w:val="24"/>
+          <w:szCs w:val="24"/>
+        </w:rPr>
+        <w:t>астро</w:t>
       </w:r>
       <w:r>
         <w:rPr>
@@ -7216,7 +8042,31 @@
           <w:sz w:val="24"/>
           <w:szCs w:val="24"/>
         </w:rPr>
-        <w:t xml:space="preserve"> должен содержать следующие элементы:</w:t>
+        <w:t xml:space="preserve"> </w:t>
+      </w:r>
+      <w:r>
+        <w:rPr>
+          <w:rFonts w:ascii="Times New Roman" w:hAnsi="Times New Roman" w:cs="Times New Roman"/>
+          <w:sz w:val="24"/>
+          <w:szCs w:val="24"/>
+        </w:rPr>
+        <w:t>(Рисунок 5)</w:t>
+      </w:r>
+      <w:r>
+        <w:rPr>
+          <w:rFonts w:ascii="Times New Roman" w:hAnsi="Times New Roman" w:cs="Times New Roman"/>
+          <w:sz w:val="24"/>
+          <w:szCs w:val="24"/>
+        </w:rPr>
+        <w:t xml:space="preserve"> </w:t>
+      </w:r>
+      <w:r>
+        <w:rPr>
+          <w:rFonts w:ascii="Times New Roman" w:hAnsi="Times New Roman" w:cs="Times New Roman"/>
+          <w:sz w:val="24"/>
+          <w:szCs w:val="24"/>
+        </w:rPr>
+        <w:t>должен содержать следующие элементы:</w:t>
       </w:r>
     </w:p>
     <w:p>
@@ -7241,7 +8091,23 @@
           <w:sz w:val="24"/>
           <w:szCs w:val="24"/>
         </w:rPr>
-        <w:t>заголовок «настройки»</w:t>
+        <w:t>заголовок «</w:t>
+      </w:r>
+      <w:r>
+        <w:rPr>
+          <w:rFonts w:ascii="Times New Roman" w:hAnsi="Times New Roman" w:cs="Times New Roman"/>
+          <w:sz w:val="24"/>
+          <w:szCs w:val="24"/>
+        </w:rPr>
+        <w:t>Н</w:t>
+      </w:r>
+      <w:r>
+        <w:rPr>
+          <w:rFonts w:ascii="Times New Roman" w:hAnsi="Times New Roman" w:cs="Times New Roman"/>
+          <w:sz w:val="24"/>
+          <w:szCs w:val="24"/>
+        </w:rPr>
+        <w:t>астройки»</w:t>
       </w:r>
       <w:r>
         <w:rPr>
@@ -7275,7 +8141,47 @@
           <w:sz w:val="24"/>
           <w:szCs w:val="24"/>
         </w:rPr>
-        <w:t xml:space="preserve">переключатель «музыкальное сопровождение» – </w:t>
+        <w:t>переключатель «</w:t>
+      </w:r>
+      <w:r>
+        <w:rPr>
+          <w:rFonts w:ascii="Times New Roman" w:hAnsi="Times New Roman" w:cs="Times New Roman"/>
+          <w:sz w:val="24"/>
+          <w:szCs w:val="24"/>
+        </w:rPr>
+        <w:t>М</w:t>
+      </w:r>
+      <w:r>
+        <w:rPr>
+          <w:rFonts w:ascii="Times New Roman" w:hAnsi="Times New Roman" w:cs="Times New Roman"/>
+          <w:sz w:val="24"/>
+          <w:szCs w:val="24"/>
+        </w:rPr>
+        <w:t>узык</w:t>
+      </w:r>
+      <w:r>
+        <w:rPr>
+          <w:rFonts w:ascii="Times New Roman" w:hAnsi="Times New Roman" w:cs="Times New Roman"/>
+          <w:sz w:val="24"/>
+          <w:szCs w:val="24"/>
+        </w:rPr>
+        <w:t>а</w:t>
+      </w:r>
+      <w:r>
+        <w:rPr>
+          <w:rFonts w:ascii="Times New Roman" w:hAnsi="Times New Roman" w:cs="Times New Roman"/>
+          <w:sz w:val="24"/>
+          <w:szCs w:val="24"/>
+        </w:rPr>
+        <w:t>»</w:t>
+      </w:r>
+      <w:r>
+        <w:rPr>
+          <w:rFonts w:ascii="Times New Roman" w:hAnsi="Times New Roman" w:cs="Times New Roman"/>
+          <w:sz w:val="24"/>
+          <w:szCs w:val="24"/>
+        </w:rPr>
+        <w:t> – </w:t>
       </w:r>
       <w:proofErr w:type="spellStart"/>
       <w:r>
@@ -7344,7 +8250,47 @@
           <w:sz w:val="24"/>
           <w:szCs w:val="24"/>
         </w:rPr>
-        <w:t xml:space="preserve">переключатель «звуки при нажатии» – </w:t>
+        <w:t>переключатель «</w:t>
+      </w:r>
+      <w:r>
+        <w:rPr>
+          <w:rFonts w:ascii="Times New Roman" w:hAnsi="Times New Roman" w:cs="Times New Roman"/>
+          <w:sz w:val="24"/>
+          <w:szCs w:val="24"/>
+        </w:rPr>
+        <w:t>З</w:t>
+      </w:r>
+      <w:r>
+        <w:rPr>
+          <w:rFonts w:ascii="Times New Roman" w:hAnsi="Times New Roman" w:cs="Times New Roman"/>
+          <w:sz w:val="24"/>
+          <w:szCs w:val="24"/>
+        </w:rPr>
+        <w:t>вук</w:t>
+      </w:r>
+      <w:r>
+        <w:rPr>
+          <w:rFonts w:ascii="Times New Roman" w:hAnsi="Times New Roman" w:cs="Times New Roman"/>
+          <w:sz w:val="24"/>
+          <w:szCs w:val="24"/>
+        </w:rPr>
+        <w:t xml:space="preserve"> при нажатии на кнопку</w:t>
+      </w:r>
+      <w:r>
+        <w:rPr>
+          <w:rFonts w:ascii="Times New Roman" w:hAnsi="Times New Roman" w:cs="Times New Roman"/>
+          <w:sz w:val="24"/>
+          <w:szCs w:val="24"/>
+        </w:rPr>
+        <w:t>»</w:t>
+      </w:r>
+      <w:r>
+        <w:rPr>
+          <w:rFonts w:ascii="Times New Roman" w:hAnsi="Times New Roman" w:cs="Times New Roman"/>
+          <w:sz w:val="24"/>
+          <w:szCs w:val="24"/>
+        </w:rPr>
+        <w:t> – </w:t>
       </w:r>
       <w:proofErr w:type="spellStart"/>
       <w:r>
@@ -7413,7 +8359,39 @@
           <w:sz w:val="24"/>
           <w:szCs w:val="24"/>
         </w:rPr>
-        <w:t>кнопка «сохранить» – возвращает в главное меню и сохраняет настройки</w:t>
+        <w:t>кнопка «</w:t>
+      </w:r>
+      <w:r>
+        <w:rPr>
+          <w:rFonts w:ascii="Times New Roman" w:hAnsi="Times New Roman" w:cs="Times New Roman"/>
+          <w:sz w:val="24"/>
+          <w:szCs w:val="24"/>
+        </w:rPr>
+        <w:t>Назад в меню</w:t>
+      </w:r>
+      <w:r>
+        <w:rPr>
+          <w:rFonts w:ascii="Times New Roman" w:hAnsi="Times New Roman" w:cs="Times New Roman"/>
+          <w:sz w:val="24"/>
+          <w:szCs w:val="24"/>
+        </w:rPr>
+        <w:t>»</w:t>
+      </w:r>
+      <w:r>
+        <w:rPr>
+          <w:rFonts w:ascii="Times New Roman" w:hAnsi="Times New Roman" w:cs="Times New Roman"/>
+          <w:sz w:val="24"/>
+          <w:szCs w:val="24"/>
+        </w:rPr>
+        <w:t> – </w:t>
+      </w:r>
+      <w:r>
+        <w:rPr>
+          <w:rFonts w:ascii="Times New Roman" w:hAnsi="Times New Roman" w:cs="Times New Roman"/>
+          <w:sz w:val="24"/>
+          <w:szCs w:val="24"/>
+        </w:rPr>
+        <w:t>возвращает в главное меню и сохраняет настройки</w:t>
       </w:r>
       <w:r>
         <w:rPr>
@@ -7441,10 +8419,11 @@
           <w:sz w:val="24"/>
           <w:szCs w:val="24"/>
         </w:rPr>
+        <w:lastRenderedPageBreak/>
         <w:drawing>
-          <wp:inline distT="0" distB="0" distL="0" distR="0" wp14:anchorId="55009DE3" wp14:editId="41AD71CA">
-            <wp:extent cx="2410509" cy="2526584"/>
-            <wp:effectExtent l="0" t="0" r="8890" b="7620"/>
+          <wp:inline distT="0" distB="0" distL="0" distR="0" wp14:anchorId="55009DE3" wp14:editId="13DFF5FC">
+            <wp:extent cx="2420192" cy="2420192"/>
+            <wp:effectExtent l="0" t="0" r="0" b="0"/>
             <wp:docPr id="597265626" name="Рисунок 6"/>
             <wp:cNvGraphicFramePr>
               <a:graphicFrameLocks xmlns:a="http://schemas.openxmlformats.org/drawingml/2006/main" noChangeAspect="1"/>
@@ -7453,7 +8432,7 @@
               <a:graphicData uri="http://schemas.openxmlformats.org/drawingml/2006/picture">
                 <pic:pic xmlns:pic="http://schemas.openxmlformats.org/drawingml/2006/picture">
                   <pic:nvPicPr>
-                    <pic:cNvPr id="0" name="Picture 6"/>
+                    <pic:cNvPr id="597265626" name="Рисунок 6"/>
                     <pic:cNvPicPr>
                       <a:picLocks noChangeAspect="1" noChangeArrowheads="1"/>
                     </pic:cNvPicPr>
@@ -7466,7 +8445,6 @@
                         </a:ext>
                       </a:extLst>
                     </a:blip>
-                    <a:srcRect/>
                     <a:stretch>
                       <a:fillRect/>
                     </a:stretch>
@@ -7474,7 +8452,7 @@
                   <pic:spPr bwMode="auto">
                     <a:xfrm>
                       <a:off x="0" y="0"/>
-                      <a:ext cx="2420192" cy="2536733"/>
+                      <a:ext cx="2420192" cy="2420192"/>
                     </a:xfrm>
                     <a:prstGeom prst="rect">
                       <a:avLst/>
@@ -7499,7 +8477,6 @@
           <w:rFonts w:ascii="Times New Roman" w:hAnsi="Times New Roman" w:cs="Times New Roman"/>
           <w:sz w:val="24"/>
           <w:szCs w:val="24"/>
-          <w:lang w:val="en-US"/>
         </w:rPr>
       </w:pPr>
       <w:r>
@@ -7524,31 +8501,23 @@
           <w:sz w:val="24"/>
           <w:szCs w:val="24"/>
         </w:rPr>
-        <w:t xml:space="preserve"> </w:t>
-      </w:r>
-      <w:r>
-        <w:rPr>
-          <w:rFonts w:ascii="Times New Roman" w:hAnsi="Times New Roman" w:cs="Times New Roman"/>
-          <w:sz w:val="24"/>
-          <w:szCs w:val="24"/>
-        </w:rPr>
-        <w:t>–</w:t>
-      </w:r>
-      <w:r>
-        <w:rPr>
-          <w:rFonts w:ascii="Times New Roman" w:hAnsi="Times New Roman" w:cs="Times New Roman"/>
-          <w:sz w:val="24"/>
-          <w:szCs w:val="24"/>
-        </w:rPr>
-        <w:t xml:space="preserve"> </w:t>
-      </w:r>
-      <w:r>
-        <w:rPr>
-          <w:rFonts w:ascii="Times New Roman" w:hAnsi="Times New Roman" w:cs="Times New Roman"/>
-          <w:sz w:val="24"/>
-          <w:szCs w:val="24"/>
-        </w:rPr>
-        <w:t>Макет</w:t>
+        <w:t> – </w:t>
+      </w:r>
+      <w:r>
+        <w:rPr>
+          <w:rFonts w:ascii="Times New Roman" w:hAnsi="Times New Roman" w:cs="Times New Roman"/>
+          <w:sz w:val="24"/>
+          <w:szCs w:val="24"/>
+        </w:rPr>
+        <w:t>В</w:t>
+      </w:r>
+      <w:r>
+        <w:rPr>
+          <w:rFonts w:ascii="Times New Roman" w:hAnsi="Times New Roman" w:cs="Times New Roman"/>
+          <w:sz w:val="24"/>
+          <w:szCs w:val="24"/>
+        </w:rPr>
+        <w:t>айрфрейм</w:t>
       </w:r>
       <w:r>
         <w:rPr>
@@ -7592,7 +8561,15 @@
           <w:sz w:val="24"/>
           <w:szCs w:val="24"/>
         </w:rPr>
-        <w:t>выбор сложности</w:t>
+        <w:t>В</w:t>
+      </w:r>
+      <w:r>
+        <w:rPr>
+          <w:rFonts w:ascii="Times New Roman" w:hAnsi="Times New Roman" w:cs="Times New Roman"/>
+          <w:sz w:val="24"/>
+          <w:szCs w:val="24"/>
+        </w:rPr>
+        <w:t>ыбор сложности</w:t>
       </w:r>
       <w:r>
         <w:rPr>
@@ -7608,7 +8585,23 @@
           <w:sz w:val="24"/>
           <w:szCs w:val="24"/>
         </w:rPr>
-        <w:t xml:space="preserve"> должен включать:</w:t>
+        <w:t xml:space="preserve"> (Рисунок 6)</w:t>
+      </w:r>
+      <w:r>
+        <w:rPr>
+          <w:rFonts w:ascii="Times New Roman" w:hAnsi="Times New Roman" w:cs="Times New Roman"/>
+          <w:sz w:val="24"/>
+          <w:szCs w:val="24"/>
+        </w:rPr>
+        <w:t xml:space="preserve"> </w:t>
+      </w:r>
+      <w:r>
+        <w:rPr>
+          <w:rFonts w:ascii="Times New Roman" w:hAnsi="Times New Roman" w:cs="Times New Roman"/>
+          <w:sz w:val="24"/>
+          <w:szCs w:val="24"/>
+        </w:rPr>
+        <w:t>должен включать:</w:t>
       </w:r>
     </w:p>
     <w:p>
@@ -7632,7 +8625,23 @@
           <w:sz w:val="24"/>
           <w:szCs w:val="24"/>
         </w:rPr>
-        <w:t>заголовок «выберите сложность»</w:t>
+        <w:t>заголовок «</w:t>
+      </w:r>
+      <w:r>
+        <w:rPr>
+          <w:rFonts w:ascii="Times New Roman" w:hAnsi="Times New Roman" w:cs="Times New Roman"/>
+          <w:sz w:val="24"/>
+          <w:szCs w:val="24"/>
+        </w:rPr>
+        <w:t>В</w:t>
+      </w:r>
+      <w:r>
+        <w:rPr>
+          <w:rFonts w:ascii="Times New Roman" w:hAnsi="Times New Roman" w:cs="Times New Roman"/>
+          <w:sz w:val="24"/>
+          <w:szCs w:val="24"/>
+        </w:rPr>
+        <w:t>ыберите сложность»</w:t>
       </w:r>
       <w:r>
         <w:rPr>
@@ -7665,7 +8674,103 @@
           <w:sz w:val="24"/>
           <w:szCs w:val="24"/>
         </w:rPr>
-        <w:t>три кнопки выбора уровня сложности: «лёгкая», «средняя», «сложная»</w:t>
+        <w:t>три кнопки выбора уровня сложности: «</w:t>
+      </w:r>
+      <w:r>
+        <w:rPr>
+          <w:rFonts w:ascii="Times New Roman" w:hAnsi="Times New Roman" w:cs="Times New Roman"/>
+          <w:sz w:val="24"/>
+          <w:szCs w:val="24"/>
+        </w:rPr>
+        <w:t>Л</w:t>
+      </w:r>
+      <w:r>
+        <w:rPr>
+          <w:rFonts w:ascii="Times New Roman" w:hAnsi="Times New Roman" w:cs="Times New Roman"/>
+          <w:sz w:val="24"/>
+          <w:szCs w:val="24"/>
+        </w:rPr>
+        <w:t>егк</w:t>
+      </w:r>
+      <w:r>
+        <w:rPr>
+          <w:rFonts w:ascii="Times New Roman" w:hAnsi="Times New Roman" w:cs="Times New Roman"/>
+          <w:sz w:val="24"/>
+          <w:szCs w:val="24"/>
+        </w:rPr>
+        <w:t>о</w:t>
+      </w:r>
+      <w:r>
+        <w:rPr>
+          <w:rFonts w:ascii="Times New Roman" w:hAnsi="Times New Roman" w:cs="Times New Roman"/>
+          <w:sz w:val="24"/>
+          <w:szCs w:val="24"/>
+        </w:rPr>
+        <w:t>», «</w:t>
+      </w:r>
+      <w:r>
+        <w:rPr>
+          <w:rFonts w:ascii="Times New Roman" w:hAnsi="Times New Roman" w:cs="Times New Roman"/>
+          <w:sz w:val="24"/>
+          <w:szCs w:val="24"/>
+        </w:rPr>
+        <w:t>С</w:t>
+      </w:r>
+      <w:r>
+        <w:rPr>
+          <w:rFonts w:ascii="Times New Roman" w:hAnsi="Times New Roman" w:cs="Times New Roman"/>
+          <w:sz w:val="24"/>
+          <w:szCs w:val="24"/>
+        </w:rPr>
+        <w:t>редн</w:t>
+      </w:r>
+      <w:r>
+        <w:rPr>
+          <w:rFonts w:ascii="Times New Roman" w:hAnsi="Times New Roman" w:cs="Times New Roman"/>
+          <w:sz w:val="24"/>
+          <w:szCs w:val="24"/>
+        </w:rPr>
+        <w:t>е</w:t>
+      </w:r>
+      <w:r>
+        <w:rPr>
+          <w:rFonts w:ascii="Times New Roman" w:hAnsi="Times New Roman" w:cs="Times New Roman"/>
+          <w:sz w:val="24"/>
+          <w:szCs w:val="24"/>
+        </w:rPr>
+        <w:t>», «</w:t>
+      </w:r>
+      <w:r>
+        <w:rPr>
+          <w:rFonts w:ascii="Times New Roman" w:hAnsi="Times New Roman" w:cs="Times New Roman"/>
+          <w:sz w:val="24"/>
+          <w:szCs w:val="24"/>
+        </w:rPr>
+        <w:t>С</w:t>
+      </w:r>
+      <w:r>
+        <w:rPr>
+          <w:rFonts w:ascii="Times New Roman" w:hAnsi="Times New Roman" w:cs="Times New Roman"/>
+          <w:sz w:val="24"/>
+          <w:szCs w:val="24"/>
+        </w:rPr>
+        <w:t>ложн</w:t>
+      </w:r>
+      <w:r>
+        <w:rPr>
+          <w:rFonts w:ascii="Times New Roman" w:hAnsi="Times New Roman" w:cs="Times New Roman"/>
+          <w:sz w:val="24"/>
+          <w:szCs w:val="24"/>
+        </w:rPr>
+        <w:t>о</w:t>
+      </w:r>
+      <w:r>
+        <w:rPr>
+          <w:rFonts w:ascii="Times New Roman" w:hAnsi="Times New Roman" w:cs="Times New Roman"/>
+          <w:sz w:val="24"/>
+          <w:szCs w:val="24"/>
+        </w:rPr>
+        <w:t>»</w:t>
       </w:r>
       <w:r>
         <w:rPr>
@@ -7697,7 +8802,55 @@
           <w:sz w:val="24"/>
           <w:szCs w:val="24"/>
         </w:rPr>
-        <w:t>кнопка «назад» – возврат в главное меню.</w:t>
+        <w:t>кнопка «</w:t>
+      </w:r>
+      <w:r>
+        <w:rPr>
+          <w:rFonts w:ascii="Times New Roman" w:hAnsi="Times New Roman" w:cs="Times New Roman"/>
+          <w:sz w:val="24"/>
+          <w:szCs w:val="24"/>
+        </w:rPr>
+        <w:t>Н</w:t>
+      </w:r>
+      <w:r>
+        <w:rPr>
+          <w:rFonts w:ascii="Times New Roman" w:hAnsi="Times New Roman" w:cs="Times New Roman"/>
+          <w:sz w:val="24"/>
+          <w:szCs w:val="24"/>
+        </w:rPr>
+        <w:t>азад</w:t>
+      </w:r>
+      <w:r>
+        <w:rPr>
+          <w:rFonts w:ascii="Times New Roman" w:hAnsi="Times New Roman" w:cs="Times New Roman"/>
+          <w:sz w:val="24"/>
+          <w:szCs w:val="24"/>
+        </w:rPr>
+        <w:t xml:space="preserve"> в меню</w:t>
+      </w:r>
+      <w:r>
+        <w:rPr>
+          <w:rFonts w:ascii="Times New Roman" w:hAnsi="Times New Roman" w:cs="Times New Roman"/>
+          <w:sz w:val="24"/>
+          <w:szCs w:val="24"/>
+        </w:rPr>
+        <w:t>»</w:t>
+      </w:r>
+      <w:r>
+        <w:rPr>
+          <w:rFonts w:ascii="Times New Roman" w:hAnsi="Times New Roman" w:cs="Times New Roman"/>
+          <w:sz w:val="24"/>
+          <w:szCs w:val="24"/>
+        </w:rPr>
+        <w:t> – </w:t>
+      </w:r>
+      <w:r>
+        <w:rPr>
+          <w:rFonts w:ascii="Times New Roman" w:hAnsi="Times New Roman" w:cs="Times New Roman"/>
+          <w:sz w:val="24"/>
+          <w:szCs w:val="24"/>
+        </w:rPr>
+        <w:t>возврат в главное меню.</w:t>
       </w:r>
     </w:p>
     <w:p>
@@ -7718,9 +8871,9 @@
           <w:szCs w:val="24"/>
         </w:rPr>
         <w:drawing>
-          <wp:inline distT="0" distB="0" distL="0" distR="0" wp14:anchorId="34A7EFED" wp14:editId="06DC04B6">
-            <wp:extent cx="2612572" cy="3254041"/>
-            <wp:effectExtent l="0" t="0" r="0" b="3810"/>
+          <wp:inline distT="0" distB="0" distL="0" distR="0" wp14:anchorId="34A7EFED" wp14:editId="41458DF3">
+            <wp:extent cx="2625949" cy="3276006"/>
+            <wp:effectExtent l="0" t="0" r="3175" b="635"/>
             <wp:docPr id="1017169751" name="Рисунок 4"/>
             <wp:cNvGraphicFramePr>
               <a:graphicFrameLocks xmlns:a="http://schemas.openxmlformats.org/drawingml/2006/main" noChangeAspect="1"/>
@@ -7729,7 +8882,7 @@
               <a:graphicData uri="http://schemas.openxmlformats.org/drawingml/2006/picture">
                 <pic:pic xmlns:pic="http://schemas.openxmlformats.org/drawingml/2006/picture">
                   <pic:nvPicPr>
-                    <pic:cNvPr id="0" name="Picture 4"/>
+                    <pic:cNvPr id="1017169751" name="Рисунок 4"/>
                     <pic:cNvPicPr>
                       <a:picLocks noChangeAspect="1" noChangeArrowheads="1"/>
                     </pic:cNvPicPr>
@@ -7742,7 +8895,6 @@
                         </a:ext>
                       </a:extLst>
                     </a:blip>
-                    <a:srcRect/>
                     <a:stretch>
                       <a:fillRect/>
                     </a:stretch>
@@ -7750,7 +8902,7 @@
                   <pic:spPr bwMode="auto">
                     <a:xfrm>
                       <a:off x="0" y="0"/>
-                      <a:ext cx="2630207" cy="3276006"/>
+                      <a:ext cx="2625949" cy="3276006"/>
                     </a:xfrm>
                     <a:prstGeom prst="rect">
                       <a:avLst/>
@@ -7799,31 +8951,23 @@
           <w:sz w:val="24"/>
           <w:szCs w:val="24"/>
         </w:rPr>
-        <w:t xml:space="preserve"> </w:t>
-      </w:r>
-      <w:r>
-        <w:rPr>
-          <w:rFonts w:ascii="Times New Roman" w:hAnsi="Times New Roman" w:cs="Times New Roman"/>
-          <w:sz w:val="24"/>
-          <w:szCs w:val="24"/>
-        </w:rPr>
-        <w:t>–</w:t>
-      </w:r>
-      <w:r>
-        <w:rPr>
-          <w:rFonts w:ascii="Times New Roman" w:hAnsi="Times New Roman" w:cs="Times New Roman"/>
-          <w:sz w:val="24"/>
-          <w:szCs w:val="24"/>
-        </w:rPr>
-        <w:t xml:space="preserve"> </w:t>
-      </w:r>
-      <w:r>
-        <w:rPr>
-          <w:rFonts w:ascii="Times New Roman" w:hAnsi="Times New Roman" w:cs="Times New Roman"/>
-          <w:sz w:val="24"/>
-          <w:szCs w:val="24"/>
-        </w:rPr>
-        <w:t>Макет</w:t>
+        <w:t> – </w:t>
+      </w:r>
+      <w:r>
+        <w:rPr>
+          <w:rFonts w:ascii="Times New Roman" w:hAnsi="Times New Roman" w:cs="Times New Roman"/>
+          <w:sz w:val="24"/>
+          <w:szCs w:val="24"/>
+        </w:rPr>
+        <w:t>В</w:t>
+      </w:r>
+      <w:r>
+        <w:rPr>
+          <w:rFonts w:ascii="Times New Roman" w:hAnsi="Times New Roman" w:cs="Times New Roman"/>
+          <w:sz w:val="24"/>
+          <w:szCs w:val="24"/>
+        </w:rPr>
+        <w:t>айрфрейм</w:t>
       </w:r>
       <w:r>
         <w:rPr>
@@ -7851,7 +8995,6 @@
           <w:sz w:val="24"/>
           <w:szCs w:val="24"/>
         </w:rPr>
-        <w:lastRenderedPageBreak/>
         <w:t xml:space="preserve">Экран </w:t>
       </w:r>
       <w:r>
@@ -7868,7 +9011,15 @@
           <w:sz w:val="24"/>
           <w:szCs w:val="24"/>
         </w:rPr>
-        <w:t>игрово</w:t>
+        <w:t>И</w:t>
+      </w:r>
+      <w:r>
+        <w:rPr>
+          <w:rFonts w:ascii="Times New Roman" w:hAnsi="Times New Roman" w:cs="Times New Roman"/>
+          <w:sz w:val="24"/>
+          <w:szCs w:val="24"/>
+        </w:rPr>
+        <w:t>грово</w:t>
       </w:r>
       <w:r>
         <w:rPr>
@@ -7893,6 +9044,14 @@
           <w:szCs w:val="24"/>
         </w:rPr>
         <w:t>е»</w:t>
+      </w:r>
+      <w:r>
+        <w:rPr>
+          <w:rFonts w:ascii="Times New Roman" w:hAnsi="Times New Roman" w:cs="Times New Roman"/>
+          <w:sz w:val="24"/>
+          <w:szCs w:val="24"/>
+        </w:rPr>
+        <w:t xml:space="preserve"> (Рисунок 7)</w:t>
       </w:r>
       <w:r>
         <w:rPr>
@@ -7973,7 +9132,23 @@
           <w:sz w:val="24"/>
           <w:szCs w:val="24"/>
         </w:rPr>
-        <w:t>заголовок «анаграмма»;</w:t>
+        <w:t>заголовок «</w:t>
+      </w:r>
+      <w:r>
+        <w:rPr>
+          <w:rFonts w:ascii="Times New Roman" w:hAnsi="Times New Roman" w:cs="Times New Roman"/>
+          <w:sz w:val="24"/>
+          <w:szCs w:val="24"/>
+        </w:rPr>
+        <w:t>А</w:t>
+      </w:r>
+      <w:r>
+        <w:rPr>
+          <w:rFonts w:ascii="Times New Roman" w:hAnsi="Times New Roman" w:cs="Times New Roman"/>
+          <w:sz w:val="24"/>
+          <w:szCs w:val="24"/>
+        </w:rPr>
+        <w:t>награмма»;</w:t>
       </w:r>
     </w:p>
     <w:p>
@@ -8057,13 +9232,197 @@
           <w:sz w:val="24"/>
           <w:szCs w:val="24"/>
         </w:rPr>
-        <w:t>кнопку «проверить» – для проверки введённого слова</w:t>
-      </w:r>
-      <w:r>
-        <w:rPr>
-          <w:rFonts w:ascii="Times New Roman" w:hAnsi="Times New Roman" w:cs="Times New Roman"/>
-          <w:sz w:val="24"/>
-          <w:szCs w:val="24"/>
+        <w:t>кнопку «</w:t>
+      </w:r>
+      <w:r>
+        <w:rPr>
+          <w:rFonts w:ascii="Times New Roman" w:hAnsi="Times New Roman" w:cs="Times New Roman"/>
+          <w:sz w:val="24"/>
+          <w:szCs w:val="24"/>
+        </w:rPr>
+        <w:t>П</w:t>
+      </w:r>
+      <w:r>
+        <w:rPr>
+          <w:rFonts w:ascii="Times New Roman" w:hAnsi="Times New Roman" w:cs="Times New Roman"/>
+          <w:sz w:val="24"/>
+          <w:szCs w:val="24"/>
+        </w:rPr>
+        <w:t>роверить»</w:t>
+      </w:r>
+      <w:r>
+        <w:rPr>
+          <w:rFonts w:ascii="Times New Roman" w:hAnsi="Times New Roman" w:cs="Times New Roman"/>
+          <w:sz w:val="24"/>
+          <w:szCs w:val="24"/>
+        </w:rPr>
+        <w:t> – </w:t>
+      </w:r>
+      <w:r>
+        <w:rPr>
+          <w:rFonts w:ascii="Times New Roman" w:hAnsi="Times New Roman" w:cs="Times New Roman"/>
+          <w:sz w:val="24"/>
+          <w:szCs w:val="24"/>
+        </w:rPr>
+        <w:t>для проверки введённого слова</w:t>
+      </w:r>
+      <w:r>
+        <w:rPr>
+          <w:rFonts w:ascii="Times New Roman" w:hAnsi="Times New Roman" w:cs="Times New Roman"/>
+          <w:sz w:val="24"/>
+          <w:szCs w:val="24"/>
+        </w:rPr>
+        <w:t>;</w:t>
+      </w:r>
+    </w:p>
+    <w:p>
+      <w:pPr>
+        <w:numPr>
+          <w:ilvl w:val="0"/>
+          <w:numId w:val="42"/>
+        </w:numPr>
+        <w:tabs>
+          <w:tab w:val="clear" w:pos="720"/>
+          <w:tab w:val="num" w:pos="0"/>
+        </w:tabs>
+        <w:spacing w:after="0" w:line="360" w:lineRule="auto"/>
+        <w:ind w:left="0" w:firstLine="709"/>
+        <w:jc w:val="both"/>
+        <w:rPr>
+          <w:rFonts w:ascii="Times New Roman" w:hAnsi="Times New Roman" w:cs="Times New Roman"/>
+          <w:sz w:val="24"/>
+          <w:szCs w:val="24"/>
+        </w:rPr>
+      </w:pPr>
+      <w:r>
+        <w:rPr>
+          <w:rFonts w:ascii="Times New Roman" w:hAnsi="Times New Roman" w:cs="Times New Roman"/>
+          <w:sz w:val="24"/>
+          <w:szCs w:val="24"/>
+        </w:rPr>
+        <w:lastRenderedPageBreak/>
+        <w:t>кнопку «</w:t>
+      </w:r>
+      <w:r>
+        <w:rPr>
+          <w:rFonts w:ascii="Times New Roman" w:hAnsi="Times New Roman" w:cs="Times New Roman"/>
+          <w:sz w:val="24"/>
+          <w:szCs w:val="24"/>
+        </w:rPr>
+        <w:t>Подсказка</w:t>
+      </w:r>
+      <w:r>
+        <w:rPr>
+          <w:rFonts w:ascii="Times New Roman" w:hAnsi="Times New Roman" w:cs="Times New Roman"/>
+          <w:sz w:val="24"/>
+          <w:szCs w:val="24"/>
+        </w:rPr>
+        <w:t>»</w:t>
+      </w:r>
+      <w:r>
+        <w:rPr>
+          <w:rFonts w:ascii="Times New Roman" w:hAnsi="Times New Roman" w:cs="Times New Roman"/>
+          <w:sz w:val="24"/>
+          <w:szCs w:val="24"/>
+          <w:lang w:val="en-US"/>
+        </w:rPr>
+        <w:t>;</w:t>
+      </w:r>
+    </w:p>
+    <w:p>
+      <w:pPr>
+        <w:numPr>
+          <w:ilvl w:val="0"/>
+          <w:numId w:val="42"/>
+        </w:numPr>
+        <w:tabs>
+          <w:tab w:val="clear" w:pos="720"/>
+          <w:tab w:val="num" w:pos="0"/>
+        </w:tabs>
+        <w:spacing w:after="0" w:line="360" w:lineRule="auto"/>
+        <w:ind w:left="0" w:firstLine="709"/>
+        <w:jc w:val="both"/>
+        <w:rPr>
+          <w:rFonts w:ascii="Times New Roman" w:hAnsi="Times New Roman" w:cs="Times New Roman"/>
+          <w:sz w:val="24"/>
+          <w:szCs w:val="24"/>
+        </w:rPr>
+      </w:pPr>
+      <w:r>
+        <w:rPr>
+          <w:rFonts w:ascii="Times New Roman" w:hAnsi="Times New Roman" w:cs="Times New Roman"/>
+          <w:sz w:val="24"/>
+          <w:szCs w:val="24"/>
+        </w:rPr>
+        <w:t>кнопку «</w:t>
+      </w:r>
+      <w:r>
+        <w:rPr>
+          <w:rFonts w:ascii="Times New Roman" w:hAnsi="Times New Roman" w:cs="Times New Roman"/>
+          <w:sz w:val="24"/>
+          <w:szCs w:val="24"/>
+        </w:rPr>
+        <w:t>Следующе слово»</w:t>
+      </w:r>
+      <w:r>
+        <w:rPr>
+          <w:rFonts w:ascii="Times New Roman" w:hAnsi="Times New Roman" w:cs="Times New Roman"/>
+          <w:sz w:val="24"/>
+          <w:szCs w:val="24"/>
+          <w:lang w:val="en-US"/>
+        </w:rPr>
+        <w:t>;</w:t>
+      </w:r>
+    </w:p>
+    <w:p>
+      <w:pPr>
+        <w:numPr>
+          <w:ilvl w:val="0"/>
+          <w:numId w:val="42"/>
+        </w:numPr>
+        <w:tabs>
+          <w:tab w:val="clear" w:pos="720"/>
+          <w:tab w:val="num" w:pos="0"/>
+        </w:tabs>
+        <w:spacing w:after="0" w:line="360" w:lineRule="auto"/>
+        <w:ind w:left="0" w:firstLine="709"/>
+        <w:jc w:val="both"/>
+        <w:rPr>
+          <w:rFonts w:ascii="Times New Roman" w:hAnsi="Times New Roman" w:cs="Times New Roman"/>
+          <w:sz w:val="24"/>
+          <w:szCs w:val="24"/>
+        </w:rPr>
+      </w:pPr>
+      <w:r>
+        <w:rPr>
+          <w:rFonts w:ascii="Times New Roman" w:hAnsi="Times New Roman" w:cs="Times New Roman"/>
+          <w:sz w:val="24"/>
+          <w:szCs w:val="24"/>
+        </w:rPr>
+        <w:t>кнопку «</w:t>
+      </w:r>
+      <w:r>
+        <w:rPr>
+          <w:rFonts w:ascii="Times New Roman" w:hAnsi="Times New Roman" w:cs="Times New Roman"/>
+          <w:sz w:val="24"/>
+          <w:szCs w:val="24"/>
+        </w:rPr>
+        <w:t>Назад в меню</w:t>
+      </w:r>
+      <w:r>
+        <w:rPr>
+          <w:rFonts w:ascii="Times New Roman" w:hAnsi="Times New Roman" w:cs="Times New Roman"/>
+          <w:sz w:val="24"/>
+          <w:szCs w:val="24"/>
+        </w:rPr>
+        <w:t>»</w:t>
+      </w:r>
+      <w:r>
+        <w:rPr>
+          <w:rFonts w:ascii="Times New Roman" w:hAnsi="Times New Roman" w:cs="Times New Roman"/>
+          <w:sz w:val="24"/>
+          <w:szCs w:val="24"/>
+          <w:lang w:val="en-US"/>
         </w:rPr>
         <w:t>.</w:t>
       </w:r>
@@ -8086,9 +9445,9 @@
           <w:szCs w:val="24"/>
         </w:rPr>
         <w:drawing>
-          <wp:inline distT="0" distB="0" distL="0" distR="0" wp14:anchorId="45262056" wp14:editId="6E7B8839">
-            <wp:extent cx="2971619" cy="3019646"/>
-            <wp:effectExtent l="0" t="0" r="635" b="0"/>
+          <wp:inline distT="0" distB="0" distL="0" distR="0" wp14:anchorId="45262056" wp14:editId="367D735B">
+            <wp:extent cx="2593920" cy="3241245"/>
+            <wp:effectExtent l="0" t="0" r="0" b="0"/>
             <wp:docPr id="374098991" name="Рисунок 5"/>
             <wp:cNvGraphicFramePr>
               <a:graphicFrameLocks xmlns:a="http://schemas.openxmlformats.org/drawingml/2006/main" noChangeAspect="1"/>
@@ -8097,7 +9456,7 @@
               <a:graphicData uri="http://schemas.openxmlformats.org/drawingml/2006/picture">
                 <pic:pic xmlns:pic="http://schemas.openxmlformats.org/drawingml/2006/picture">
                   <pic:nvPicPr>
-                    <pic:cNvPr id="0" name="Picture 5"/>
+                    <pic:cNvPr id="374098991" name="Рисунок 5"/>
                     <pic:cNvPicPr>
                       <a:picLocks noChangeAspect="1" noChangeArrowheads="1"/>
                     </pic:cNvPicPr>
@@ -8110,7 +9469,6 @@
                         </a:ext>
                       </a:extLst>
                     </a:blip>
-                    <a:srcRect/>
                     <a:stretch>
                       <a:fillRect/>
                     </a:stretch>
@@ -8118,7 +9476,7 @@
                   <pic:spPr bwMode="auto">
                     <a:xfrm>
                       <a:off x="0" y="0"/>
-                      <a:ext cx="2977453" cy="3025574"/>
+                      <a:ext cx="2593920" cy="3241245"/>
                     </a:xfrm>
                     <a:prstGeom prst="rect">
                       <a:avLst/>
@@ -8167,31 +9525,23 @@
           <w:sz w:val="24"/>
           <w:szCs w:val="24"/>
         </w:rPr>
-        <w:t xml:space="preserve"> </w:t>
-      </w:r>
-      <w:r>
-        <w:rPr>
-          <w:rFonts w:ascii="Times New Roman" w:hAnsi="Times New Roman" w:cs="Times New Roman"/>
-          <w:sz w:val="24"/>
-          <w:szCs w:val="24"/>
-        </w:rPr>
-        <w:t>–</w:t>
-      </w:r>
-      <w:r>
-        <w:rPr>
-          <w:rFonts w:ascii="Times New Roman" w:hAnsi="Times New Roman" w:cs="Times New Roman"/>
-          <w:sz w:val="24"/>
-          <w:szCs w:val="24"/>
-        </w:rPr>
-        <w:t xml:space="preserve"> </w:t>
-      </w:r>
-      <w:r>
-        <w:rPr>
-          <w:rFonts w:ascii="Times New Roman" w:hAnsi="Times New Roman" w:cs="Times New Roman"/>
-          <w:sz w:val="24"/>
-          <w:szCs w:val="24"/>
-        </w:rPr>
-        <w:t>Макет</w:t>
+        <w:t> – </w:t>
+      </w:r>
+      <w:r>
+        <w:rPr>
+          <w:rFonts w:ascii="Times New Roman" w:hAnsi="Times New Roman" w:cs="Times New Roman"/>
+          <w:sz w:val="24"/>
+          <w:szCs w:val="24"/>
+        </w:rPr>
+        <w:t>В</w:t>
+      </w:r>
+      <w:r>
+        <w:rPr>
+          <w:rFonts w:ascii="Times New Roman" w:hAnsi="Times New Roman" w:cs="Times New Roman"/>
+          <w:sz w:val="24"/>
+          <w:szCs w:val="24"/>
+        </w:rPr>
+        <w:t>айрфрейм</w:t>
       </w:r>
       <w:r>
         <w:rPr>
@@ -8267,25 +9617,23 @@
           <w:szCs w:val="24"/>
         </w:rPr>
       </w:pPr>
-      <w:r>
-        <w:rPr>
-          <w:rFonts w:ascii="Times New Roman" w:hAnsi="Times New Roman" w:cs="Times New Roman"/>
-          <w:sz w:val="24"/>
-          <w:szCs w:val="24"/>
-        </w:rPr>
-        <w:t>Система должна обеспечивать:</w:t>
-      </w:r>
-    </w:p>
-    <w:p>
-      <w:pPr>
+      <w:bookmarkStart w:id="21" w:name="_Toc225903795"/>
+      <w:r>
+        <w:rPr>
+          <w:rFonts w:ascii="Times New Roman" w:hAnsi="Times New Roman" w:cs="Times New Roman"/>
+          <w:sz w:val="24"/>
+          <w:szCs w:val="24"/>
+        </w:rPr>
+        <w:t>Система должна обеспечивать выполнение следующих функций:</w:t>
+      </w:r>
+    </w:p>
+    <w:p>
+      <w:pPr>
+        <w:pStyle w:val="a7"/>
         <w:numPr>
           <w:ilvl w:val="0"/>
-          <w:numId w:val="43"/>
+          <w:numId w:val="51"/>
         </w:numPr>
-        <w:tabs>
-          <w:tab w:val="clear" w:pos="360"/>
-          <w:tab w:val="num" w:pos="0"/>
-        </w:tabs>
         <w:spacing w:after="0" w:line="360" w:lineRule="auto"/>
         <w:ind w:left="0" w:firstLine="709"/>
         <w:jc w:val="both"/>
@@ -8301,19 +9649,16 @@
           <w:sz w:val="24"/>
           <w:szCs w:val="24"/>
         </w:rPr>
-        <w:t>генерацию игрового уровня путём случайного выбора слова из словаря;</w:t>
-      </w:r>
-    </w:p>
-    <w:p>
-      <w:pPr>
+        <w:t xml:space="preserve">генерацию игрового уровня путём случайного выбора слова из словаря допустимых слов; </w:t>
+      </w:r>
+    </w:p>
+    <w:p>
+      <w:pPr>
+        <w:pStyle w:val="a7"/>
         <w:numPr>
           <w:ilvl w:val="0"/>
-          <w:numId w:val="43"/>
+          <w:numId w:val="51"/>
         </w:numPr>
-        <w:tabs>
-          <w:tab w:val="clear" w:pos="360"/>
-          <w:tab w:val="num" w:pos="0"/>
-        </w:tabs>
         <w:spacing w:after="0" w:line="360" w:lineRule="auto"/>
         <w:ind w:left="0" w:firstLine="709"/>
         <w:jc w:val="both"/>
@@ -8329,19 +9674,16 @@
           <w:sz w:val="24"/>
           <w:szCs w:val="24"/>
         </w:rPr>
-        <w:t>перемешивание выбранного слова и формирование набора букв в виде одной строки текста;</w:t>
-      </w:r>
-    </w:p>
-    <w:p>
-      <w:pPr>
+        <w:t xml:space="preserve">формирование анаграммы посредством случайного перемешивания букв выбранного слова; </w:t>
+      </w:r>
+    </w:p>
+    <w:p>
+      <w:pPr>
+        <w:pStyle w:val="a7"/>
         <w:numPr>
           <w:ilvl w:val="0"/>
-          <w:numId w:val="43"/>
+          <w:numId w:val="51"/>
         </w:numPr>
-        <w:tabs>
-          <w:tab w:val="clear" w:pos="360"/>
-          <w:tab w:val="num" w:pos="0"/>
-        </w:tabs>
         <w:spacing w:after="0" w:line="360" w:lineRule="auto"/>
         <w:ind w:left="0" w:firstLine="709"/>
         <w:jc w:val="both"/>
@@ -8357,19 +9699,91 @@
           <w:sz w:val="24"/>
           <w:szCs w:val="24"/>
         </w:rPr>
-        <w:t>проверку введённого слова с учётом частоты каждой буквы в наборе;</w:t>
-      </w:r>
-    </w:p>
-    <w:p>
-      <w:pPr>
+        <w:t xml:space="preserve">представление анаграммы в виде строки символов, доступной для отображения пользователю; </w:t>
+      </w:r>
+    </w:p>
+    <w:p>
+      <w:pPr>
+        <w:pStyle w:val="a7"/>
         <w:numPr>
           <w:ilvl w:val="0"/>
-          <w:numId w:val="43"/>
+          <w:numId w:val="51"/>
         </w:numPr>
-        <w:tabs>
-          <w:tab w:val="clear" w:pos="360"/>
-          <w:tab w:val="num" w:pos="0"/>
-        </w:tabs>
+        <w:spacing w:after="0" w:line="360" w:lineRule="auto"/>
+        <w:ind w:left="0" w:firstLine="709"/>
+        <w:jc w:val="both"/>
+        <w:rPr>
+          <w:rFonts w:ascii="Times New Roman" w:hAnsi="Times New Roman" w:cs="Times New Roman"/>
+          <w:sz w:val="24"/>
+          <w:szCs w:val="24"/>
+        </w:rPr>
+      </w:pPr>
+      <w:r>
+        <w:rPr>
+          <w:rFonts w:ascii="Times New Roman" w:hAnsi="Times New Roman" w:cs="Times New Roman"/>
+          <w:sz w:val="24"/>
+          <w:szCs w:val="24"/>
+        </w:rPr>
+        <w:t xml:space="preserve">проверку корректности введённого пользователем слова с учётом соответствия исходному слову и частоты использования каждой буквы; </w:t>
+      </w:r>
+    </w:p>
+    <w:p>
+      <w:pPr>
+        <w:pStyle w:val="a7"/>
+        <w:numPr>
+          <w:ilvl w:val="0"/>
+          <w:numId w:val="51"/>
+        </w:numPr>
+        <w:spacing w:after="0" w:line="360" w:lineRule="auto"/>
+        <w:ind w:left="0" w:firstLine="709"/>
+        <w:jc w:val="both"/>
+        <w:rPr>
+          <w:rFonts w:ascii="Times New Roman" w:hAnsi="Times New Roman" w:cs="Times New Roman"/>
+          <w:sz w:val="24"/>
+          <w:szCs w:val="24"/>
+        </w:rPr>
+      </w:pPr>
+      <w:r>
+        <w:rPr>
+          <w:rFonts w:ascii="Times New Roman" w:hAnsi="Times New Roman" w:cs="Times New Roman"/>
+          <w:sz w:val="24"/>
+          <w:szCs w:val="24"/>
+        </w:rPr>
+        <w:t xml:space="preserve">расчёт количества набранных очков в зависимости от длины правильно угаданного слова; </w:t>
+      </w:r>
+    </w:p>
+    <w:p>
+      <w:pPr>
+        <w:pStyle w:val="a7"/>
+        <w:numPr>
+          <w:ilvl w:val="0"/>
+          <w:numId w:val="51"/>
+        </w:numPr>
+        <w:spacing w:after="0" w:line="360" w:lineRule="auto"/>
+        <w:ind w:left="0" w:firstLine="709"/>
+        <w:jc w:val="both"/>
+        <w:rPr>
+          <w:rFonts w:ascii="Times New Roman" w:hAnsi="Times New Roman" w:cs="Times New Roman"/>
+          <w:sz w:val="24"/>
+          <w:szCs w:val="24"/>
+        </w:rPr>
+      </w:pPr>
+      <w:r>
+        <w:rPr>
+          <w:rFonts w:ascii="Times New Roman" w:hAnsi="Times New Roman" w:cs="Times New Roman"/>
+          <w:sz w:val="24"/>
+          <w:szCs w:val="24"/>
+        </w:rPr>
+        <w:t xml:space="preserve">уменьшение количества очков при использовании подсказок; </w:t>
+      </w:r>
+    </w:p>
+    <w:p>
+      <w:pPr>
+        <w:pStyle w:val="a7"/>
+        <w:numPr>
+          <w:ilvl w:val="0"/>
+          <w:numId w:val="51"/>
+        </w:numPr>
         <w:spacing w:line="360" w:lineRule="auto"/>
         <w:ind w:left="0" w:firstLine="709"/>
         <w:jc w:val="both"/>
@@ -8385,7 +9799,28 @@
           <w:sz w:val="24"/>
           <w:szCs w:val="24"/>
         </w:rPr>
-        <w:t>расчёт очков в зависимости от длины найденного слова.</w:t>
+        <w:t>контроль количества доступных подсказок и их последовательную выдачу.</w:t>
+      </w:r>
+    </w:p>
+    <w:p>
+      <w:pPr>
+        <w:rPr>
+          <w:rFonts w:ascii="Times New Roman" w:hAnsi="Times New Roman" w:cs="Times New Roman"/>
+          <w:b/>
+          <w:bCs/>
+          <w:sz w:val="24"/>
+          <w:szCs w:val="24"/>
+        </w:rPr>
+      </w:pPr>
+      <w:r>
+        <w:rPr>
+          <w:rFonts w:ascii="Times New Roman" w:hAnsi="Times New Roman" w:cs="Times New Roman"/>
+          <w:b/>
+          <w:bCs/>
+          <w:sz w:val="24"/>
+          <w:szCs w:val="24"/>
+        </w:rPr>
+        <w:br w:type="page"/>
       </w:r>
     </w:p>
     <w:p>
@@ -8400,9 +9835,9 @@
           <w:bCs/>
           <w:sz w:val="24"/>
           <w:szCs w:val="24"/>
-        </w:rPr>
-      </w:pPr>
-      <w:bookmarkStart w:id="21" w:name="_Toc225903795"/>
+          <w:lang w:val="en-US"/>
+        </w:rPr>
+      </w:pPr>
       <w:r>
         <w:rPr>
           <w:rFonts w:ascii="Times New Roman" w:hAnsi="Times New Roman" w:cs="Times New Roman"/>
@@ -8411,6 +9846,7 @@
           <w:sz w:val="24"/>
           <w:szCs w:val="24"/>
         </w:rPr>
+        <w:lastRenderedPageBreak/>
         <w:t>5.5.2 Требования к информационному обеспечению</w:t>
       </w:r>
       <w:bookmarkEnd w:id="21"/>
@@ -8449,6 +9885,7 @@
           <w:rFonts w:ascii="Times New Roman" w:hAnsi="Times New Roman" w:cs="Times New Roman"/>
           <w:sz w:val="24"/>
           <w:szCs w:val="24"/>
+          <w:lang w:val="en-US"/>
         </w:rPr>
       </w:pPr>
       <w:r>
@@ -8502,7 +9939,6 @@
           <w:sz w:val="24"/>
           <w:szCs w:val="24"/>
         </w:rPr>
-        <w:lastRenderedPageBreak/>
         <w:t>Все текстовые элементы интерфейса, сообщения и уведомления выполняются на русском языке.</w:t>
       </w:r>
     </w:p>
@@ -8624,31 +10060,31 @@
           <w:sz w:val="24"/>
           <w:szCs w:val="24"/>
         </w:rPr>
-        <w:t xml:space="preserve">Таблица 1 </w:t>
-      </w:r>
-      <w:r>
-        <w:rPr>
-          <w:rFonts w:ascii="Times New Roman" w:hAnsi="Times New Roman" w:cs="Times New Roman"/>
-          <w:sz w:val="24"/>
-          <w:szCs w:val="24"/>
-        </w:rPr>
-        <w:t>–</w:t>
-      </w:r>
-      <w:r>
-        <w:rPr>
-          <w:rFonts w:ascii="Times New Roman" w:hAnsi="Times New Roman" w:cs="Times New Roman"/>
-          <w:sz w:val="24"/>
-          <w:szCs w:val="24"/>
-        </w:rPr>
-        <w:t xml:space="preserve"> Минимальные требования к П</w:t>
-      </w:r>
-      <w:r>
-        <w:rPr>
-          <w:rFonts w:ascii="Times New Roman" w:hAnsi="Times New Roman" w:cs="Times New Roman"/>
-          <w:sz w:val="24"/>
-          <w:szCs w:val="24"/>
-        </w:rPr>
-        <w:t>К</w:t>
+        <w:t>Таблица 1</w:t>
+      </w:r>
+      <w:r>
+        <w:rPr>
+          <w:rFonts w:ascii="Times New Roman" w:hAnsi="Times New Roman" w:cs="Times New Roman"/>
+          <w:sz w:val="24"/>
+          <w:szCs w:val="24"/>
+        </w:rPr>
+        <w:t> – </w:t>
+      </w:r>
+      <w:r>
+        <w:rPr>
+          <w:rFonts w:ascii="Times New Roman" w:hAnsi="Times New Roman" w:cs="Times New Roman"/>
+          <w:sz w:val="24"/>
+          <w:szCs w:val="24"/>
+        </w:rPr>
+        <w:t xml:space="preserve">Минимальные требования к </w:t>
+      </w:r>
+      <w:r>
+        <w:rPr>
+          <w:rFonts w:ascii="Times New Roman" w:hAnsi="Times New Roman" w:cs="Times New Roman"/>
+          <w:sz w:val="24"/>
+          <w:szCs w:val="24"/>
+        </w:rPr>
+        <w:t>техническому обеспечению</w:t>
       </w:r>
     </w:p>
     <w:tbl>
@@ -8658,8 +10094,8 @@
         <w:tblLook w:val="04A0" w:firstRow="1" w:lastRow="0" w:firstColumn="1" w:lastColumn="0" w:noHBand="0" w:noVBand="1"/>
       </w:tblPr>
       <w:tblGrid>
-        <w:gridCol w:w="4372"/>
-        <w:gridCol w:w="5202"/>
+        <w:gridCol w:w="4374"/>
+        <w:gridCol w:w="5200"/>
       </w:tblGrid>
       <w:tr>
         <w:trPr>
@@ -8676,15 +10112,11 @@
               <w:jc w:val="center"/>
               <w:rPr>
                 <w:rFonts w:ascii="Times New Roman" w:hAnsi="Times New Roman" w:cs="Times New Roman"/>
-                <w:sz w:val="24"/>
-                <w:szCs w:val="24"/>
               </w:rPr>
             </w:pPr>
             <w:r>
               <w:rPr>
                 <w:rFonts w:ascii="Times New Roman" w:hAnsi="Times New Roman" w:cs="Times New Roman"/>
-                <w:sz w:val="24"/>
-                <w:szCs w:val="24"/>
               </w:rPr>
               <w:t>Компонент</w:t>
             </w:r>
@@ -8701,15 +10133,11 @@
               <w:jc w:val="center"/>
               <w:rPr>
                 <w:rFonts w:ascii="Times New Roman" w:hAnsi="Times New Roman" w:cs="Times New Roman"/>
-                <w:sz w:val="24"/>
-                <w:szCs w:val="24"/>
               </w:rPr>
             </w:pPr>
             <w:r>
               <w:rPr>
                 <w:rFonts w:ascii="Times New Roman" w:hAnsi="Times New Roman" w:cs="Times New Roman"/>
-                <w:sz w:val="24"/>
-                <w:szCs w:val="24"/>
               </w:rPr>
               <w:t>Требования</w:t>
             </w:r>
@@ -8731,15 +10159,11 @@
               <w:jc w:val="both"/>
               <w:rPr>
                 <w:rFonts w:ascii="Times New Roman" w:hAnsi="Times New Roman" w:cs="Times New Roman"/>
-                <w:sz w:val="24"/>
-                <w:szCs w:val="24"/>
               </w:rPr>
             </w:pPr>
             <w:r>
               <w:rPr>
                 <w:rFonts w:ascii="Times New Roman" w:hAnsi="Times New Roman" w:cs="Times New Roman"/>
-                <w:sz w:val="24"/>
-                <w:szCs w:val="24"/>
               </w:rPr>
               <w:t>Процессор</w:t>
             </w:r>
@@ -8756,15 +10180,11 @@
               <w:jc w:val="both"/>
               <w:rPr>
                 <w:rFonts w:ascii="Times New Roman" w:hAnsi="Times New Roman" w:cs="Times New Roman"/>
-                <w:sz w:val="24"/>
-                <w:szCs w:val="24"/>
               </w:rPr>
             </w:pPr>
             <w:r>
               <w:rPr>
                 <w:rFonts w:ascii="Times New Roman" w:hAnsi="Times New Roman" w:cs="Times New Roman"/>
-                <w:sz w:val="24"/>
-                <w:szCs w:val="24"/>
               </w:rPr>
               <w:t>Тактовая частота от 1,0 ГГц</w:t>
             </w:r>
@@ -8786,15 +10206,11 @@
               <w:jc w:val="both"/>
               <w:rPr>
                 <w:rFonts w:ascii="Times New Roman" w:hAnsi="Times New Roman" w:cs="Times New Roman"/>
-                <w:sz w:val="24"/>
-                <w:szCs w:val="24"/>
               </w:rPr>
             </w:pPr>
             <w:r>
               <w:rPr>
                 <w:rFonts w:ascii="Times New Roman" w:hAnsi="Times New Roman" w:cs="Times New Roman"/>
-                <w:sz w:val="24"/>
-                <w:szCs w:val="24"/>
               </w:rPr>
               <w:t>Операционная система</w:t>
             </w:r>
@@ -8811,17 +10227,13 @@
               <w:jc w:val="both"/>
               <w:rPr>
                 <w:rFonts w:ascii="Times New Roman" w:hAnsi="Times New Roman" w:cs="Times New Roman"/>
-                <w:sz w:val="24"/>
-                <w:szCs w:val="24"/>
               </w:rPr>
             </w:pPr>
             <w:r>
               <w:rPr>
                 <w:rFonts w:ascii="Times New Roman" w:hAnsi="Times New Roman" w:cs="Times New Roman"/>
-                <w:sz w:val="24"/>
-                <w:szCs w:val="24"/>
-              </w:rPr>
-              <w:t>Windows 7, 8, 10, 11</w:t>
+              </w:rPr>
+              <w:t>Windows 10, 11</w:t>
             </w:r>
           </w:p>
         </w:tc>
@@ -8841,15 +10253,11 @@
               <w:jc w:val="both"/>
               <w:rPr>
                 <w:rFonts w:ascii="Times New Roman" w:hAnsi="Times New Roman" w:cs="Times New Roman"/>
-                <w:sz w:val="24"/>
-                <w:szCs w:val="24"/>
               </w:rPr>
             </w:pPr>
             <w:r>
               <w:rPr>
                 <w:rFonts w:ascii="Times New Roman" w:hAnsi="Times New Roman" w:cs="Times New Roman"/>
-                <w:sz w:val="24"/>
-                <w:szCs w:val="24"/>
               </w:rPr>
               <w:t>Оперативная память</w:t>
             </w:r>
@@ -8866,15 +10274,11 @@
               <w:jc w:val="both"/>
               <w:rPr>
                 <w:rFonts w:ascii="Times New Roman" w:hAnsi="Times New Roman" w:cs="Times New Roman"/>
-                <w:sz w:val="24"/>
-                <w:szCs w:val="24"/>
               </w:rPr>
             </w:pPr>
             <w:r>
               <w:rPr>
                 <w:rFonts w:ascii="Times New Roman" w:hAnsi="Times New Roman" w:cs="Times New Roman"/>
-                <w:sz w:val="24"/>
-                <w:szCs w:val="24"/>
               </w:rPr>
               <w:t>2 ГБ</w:t>
             </w:r>
@@ -8896,15 +10300,11 @@
               <w:jc w:val="both"/>
               <w:rPr>
                 <w:rFonts w:ascii="Times New Roman" w:hAnsi="Times New Roman" w:cs="Times New Roman"/>
-                <w:sz w:val="24"/>
-                <w:szCs w:val="24"/>
               </w:rPr>
             </w:pPr>
             <w:r>
               <w:rPr>
                 <w:rFonts w:ascii="Times New Roman" w:hAnsi="Times New Roman" w:cs="Times New Roman"/>
-                <w:sz w:val="24"/>
-                <w:szCs w:val="24"/>
               </w:rPr>
               <w:t>Разрешение экрана</w:t>
             </w:r>
@@ -8921,17 +10321,31 @@
               <w:jc w:val="both"/>
               <w:rPr>
                 <w:rFonts w:ascii="Times New Roman" w:hAnsi="Times New Roman" w:cs="Times New Roman"/>
-                <w:sz w:val="24"/>
-                <w:szCs w:val="24"/>
               </w:rPr>
             </w:pPr>
             <w:r>
               <w:rPr>
                 <w:rFonts w:ascii="Times New Roman" w:hAnsi="Times New Roman" w:cs="Times New Roman"/>
-                <w:sz w:val="24"/>
-                <w:szCs w:val="24"/>
-              </w:rPr>
-              <w:t>1280 × 800 пикселей</w:t>
+              </w:rPr>
+              <w:t>400</w:t>
+            </w:r>
+            <w:r>
+              <w:rPr>
+                <w:rFonts w:ascii="Times New Roman" w:hAnsi="Times New Roman" w:cs="Times New Roman"/>
+              </w:rPr>
+              <w:t xml:space="preserve"> × </w:t>
+            </w:r>
+            <w:r>
+              <w:rPr>
+                <w:rFonts w:ascii="Times New Roman" w:hAnsi="Times New Roman" w:cs="Times New Roman"/>
+              </w:rPr>
+              <w:t>5</w:t>
+            </w:r>
+            <w:r>
+              <w:rPr>
+                <w:rFonts w:ascii="Times New Roman" w:hAnsi="Times New Roman" w:cs="Times New Roman"/>
+              </w:rPr>
+              <w:t>00 пикселей</w:t>
             </w:r>
           </w:p>
         </w:tc>
@@ -8951,15 +10365,11 @@
               <w:jc w:val="both"/>
               <w:rPr>
                 <w:rFonts w:ascii="Times New Roman" w:hAnsi="Times New Roman" w:cs="Times New Roman"/>
-                <w:sz w:val="24"/>
-                <w:szCs w:val="24"/>
               </w:rPr>
             </w:pPr>
             <w:r>
               <w:rPr>
                 <w:rFonts w:ascii="Times New Roman" w:hAnsi="Times New Roman" w:cs="Times New Roman"/>
-                <w:sz w:val="24"/>
-                <w:szCs w:val="24"/>
               </w:rPr>
               <w:t>Интерпретатор</w:t>
             </w:r>
@@ -8976,17 +10386,19 @@
               <w:jc w:val="both"/>
               <w:rPr>
                 <w:rFonts w:ascii="Times New Roman" w:hAnsi="Times New Roman" w:cs="Times New Roman"/>
-                <w:sz w:val="24"/>
-                <w:szCs w:val="24"/>
               </w:rPr>
             </w:pPr>
             <w:r>
               <w:rPr>
                 <w:rFonts w:ascii="Times New Roman" w:hAnsi="Times New Roman" w:cs="Times New Roman"/>
-                <w:sz w:val="24"/>
-                <w:szCs w:val="24"/>
-              </w:rPr>
-              <w:t>Python версии 3.12</w:t>
+              </w:rPr>
+              <w:t>Python версии 3.1</w:t>
+            </w:r>
+            <w:r>
+              <w:rPr>
+                <w:rFonts w:ascii="Times New Roman" w:hAnsi="Times New Roman" w:cs="Times New Roman"/>
+              </w:rPr>
+              <w:t>4</w:t>
             </w:r>
           </w:p>
         </w:tc>
@@ -9021,14 +10433,32 @@
     </w:p>
     <w:p>
       <w:pPr>
+        <w:spacing w:after="0" w:line="360" w:lineRule="auto"/>
+        <w:ind w:firstLine="709"/>
+        <w:jc w:val="both"/>
+        <w:rPr>
+          <w:rFonts w:ascii="Times New Roman" w:hAnsi="Times New Roman" w:cs="Times New Roman"/>
+          <w:sz w:val="24"/>
+          <w:szCs w:val="24"/>
+        </w:rPr>
+      </w:pPr>
+      <w:bookmarkStart w:id="25" w:name="_Toc225903799"/>
+      <w:r>
+        <w:rPr>
+          <w:rFonts w:ascii="Times New Roman" w:hAnsi="Times New Roman" w:cs="Times New Roman"/>
+          <w:sz w:val="24"/>
+          <w:szCs w:val="24"/>
+        </w:rPr>
+        <w:t>Приложение должно соответствовать следующим требованиям:</w:t>
+      </w:r>
+    </w:p>
+    <w:p>
+      <w:pPr>
+        <w:pStyle w:val="a7"/>
         <w:numPr>
           <w:ilvl w:val="0"/>
-          <w:numId w:val="44"/>
+          <w:numId w:val="52"/>
         </w:numPr>
-        <w:tabs>
-          <w:tab w:val="clear" w:pos="720"/>
-          <w:tab w:val="num" w:pos="0"/>
-        </w:tabs>
         <w:spacing w:after="0" w:line="360" w:lineRule="auto"/>
         <w:ind w:left="0" w:firstLine="709"/>
         <w:jc w:val="both"/>
@@ -9044,27 +10474,16 @@
           <w:sz w:val="24"/>
           <w:szCs w:val="24"/>
         </w:rPr>
-        <w:t>Все элементы интерфейса должны быть работоспособны</w:t>
-      </w:r>
-      <w:r>
-        <w:rPr>
-          <w:rFonts w:ascii="Times New Roman" w:hAnsi="Times New Roman" w:cs="Times New Roman"/>
-          <w:sz w:val="24"/>
-          <w:szCs w:val="24"/>
-        </w:rPr>
-        <w:t>;</w:t>
-      </w:r>
-    </w:p>
-    <w:p>
-      <w:pPr>
+        <w:t>Каждый элемент интерфейса должен быть рабочим, срабатывать при нажатии, чтобы не возникало проблем с использованием;</w:t>
+      </w:r>
+    </w:p>
+    <w:p>
+      <w:pPr>
+        <w:pStyle w:val="a7"/>
         <w:numPr>
           <w:ilvl w:val="0"/>
-          <w:numId w:val="44"/>
+          <w:numId w:val="52"/>
         </w:numPr>
-        <w:tabs>
-          <w:tab w:val="clear" w:pos="720"/>
-          <w:tab w:val="num" w:pos="0"/>
-        </w:tabs>
         <w:spacing w:after="0" w:line="360" w:lineRule="auto"/>
         <w:ind w:left="0" w:firstLine="709"/>
         <w:jc w:val="both"/>
@@ -9080,27 +10499,16 @@
           <w:sz w:val="24"/>
           <w:szCs w:val="24"/>
         </w:rPr>
-        <w:t>Система должна корректно обрабатывать некорректный ввод без аварийного завершения</w:t>
-      </w:r>
-      <w:r>
-        <w:rPr>
-          <w:rFonts w:ascii="Times New Roman" w:hAnsi="Times New Roman" w:cs="Times New Roman"/>
-          <w:sz w:val="24"/>
-          <w:szCs w:val="24"/>
-        </w:rPr>
-        <w:t>;</w:t>
-      </w:r>
-    </w:p>
-    <w:p>
-      <w:pPr>
+        <w:t>Интерфейс должен четко отображать все компоненты   игры на экране;</w:t>
+      </w:r>
+    </w:p>
+    <w:p>
+      <w:pPr>
+        <w:pStyle w:val="a7"/>
         <w:numPr>
           <w:ilvl w:val="0"/>
-          <w:numId w:val="44"/>
+          <w:numId w:val="52"/>
         </w:numPr>
-        <w:tabs>
-          <w:tab w:val="clear" w:pos="720"/>
-          <w:tab w:val="num" w:pos="0"/>
-        </w:tabs>
         <w:spacing w:after="0" w:line="360" w:lineRule="auto"/>
         <w:ind w:left="0" w:firstLine="709"/>
         <w:jc w:val="both"/>
@@ -9116,27 +10524,41 @@
           <w:sz w:val="24"/>
           <w:szCs w:val="24"/>
         </w:rPr>
-        <w:t>Обеспечить стабильную работу при непрерывной игре не менее 1 часа</w:t>
-      </w:r>
-      <w:r>
-        <w:rPr>
-          <w:rFonts w:ascii="Times New Roman" w:hAnsi="Times New Roman" w:cs="Times New Roman"/>
-          <w:sz w:val="24"/>
-          <w:szCs w:val="24"/>
-        </w:rPr>
-        <w:t>;</w:t>
-      </w:r>
-    </w:p>
-    <w:p>
-      <w:pPr>
+        <w:t>Регулярное тестирование игры на выявление ошибок их исправления для гарантирования стабильного использования;</w:t>
+      </w:r>
+    </w:p>
+    <w:p>
+      <w:pPr>
+        <w:pStyle w:val="a7"/>
         <w:numPr>
           <w:ilvl w:val="0"/>
-          <w:numId w:val="44"/>
+          <w:numId w:val="52"/>
         </w:numPr>
-        <w:tabs>
-          <w:tab w:val="clear" w:pos="720"/>
-          <w:tab w:val="num" w:pos="0"/>
-        </w:tabs>
+        <w:spacing w:after="0" w:line="360" w:lineRule="auto"/>
+        <w:ind w:left="0" w:firstLine="709"/>
+        <w:jc w:val="both"/>
+        <w:rPr>
+          <w:rFonts w:ascii="Times New Roman" w:hAnsi="Times New Roman" w:cs="Times New Roman"/>
+          <w:sz w:val="24"/>
+          <w:szCs w:val="24"/>
+        </w:rPr>
+      </w:pPr>
+      <w:r>
+        <w:rPr>
+          <w:rFonts w:ascii="Times New Roman" w:hAnsi="Times New Roman" w:cs="Times New Roman"/>
+          <w:sz w:val="24"/>
+          <w:szCs w:val="24"/>
+        </w:rPr>
+        <w:t>Организация бесперебойного питания технических средств;</w:t>
+      </w:r>
+    </w:p>
+    <w:p>
+      <w:pPr>
+        <w:pStyle w:val="a7"/>
+        <w:numPr>
+          <w:ilvl w:val="0"/>
+          <w:numId w:val="52"/>
+        </w:numPr>
         <w:spacing w:line="360" w:lineRule="auto"/>
         <w:ind w:left="0" w:firstLine="709"/>
         <w:jc w:val="both"/>
@@ -9152,7 +10574,7 @@
           <w:sz w:val="24"/>
           <w:szCs w:val="24"/>
         </w:rPr>
-        <w:t>Обязательное тестирование и исправление ошибок на всех этапах.</w:t>
+        <w:t>Регулярным выполнением рекомендаций Министерства труда и социального развития РФ, изложенных в Постановлении от 23 июля 1998 г. «Об утверждении межотраслевых типовых норм времени на работы по сервисному обслуживанию ПЭВМ и оргтехники и сопровождению программных средств».</w:t>
       </w:r>
     </w:p>
     <w:p>
@@ -9169,7 +10591,6 @@
           <w:szCs w:val="24"/>
         </w:rPr>
       </w:pPr>
-      <w:bookmarkStart w:id="25" w:name="_Toc225903799"/>
       <w:r>
         <w:rPr>
           <w:rFonts w:ascii="Times New Roman" w:hAnsi="Times New Roman" w:cs="Times New Roman"/>
@@ -9241,6 +10662,7 @@
           <w:sz w:val="24"/>
           <w:szCs w:val="24"/>
         </w:rPr>
+        <w:lastRenderedPageBreak/>
         <w:t>5.8 Требования к патентной чистоте</w:t>
       </w:r>
       <w:bookmarkEnd w:id="26"/>
@@ -9450,7 +10872,7 @@
           <w:tab w:val="clear" w:pos="720"/>
           <w:tab w:val="num" w:pos="0"/>
         </w:tabs>
-        <w:spacing w:after="0" w:line="360" w:lineRule="auto"/>
+        <w:spacing w:line="360" w:lineRule="auto"/>
         <w:ind w:left="0" w:firstLine="709"/>
         <w:jc w:val="both"/>
         <w:rPr>
@@ -9470,9 +10892,6 @@
     </w:p>
     <w:p>
       <w:pPr>
-        <w:spacing w:after="0" w:line="360" w:lineRule="auto"/>
-        <w:ind w:firstLine="851"/>
-        <w:jc w:val="both"/>
         <w:rPr>
           <w:rFonts w:ascii="Times New Roman" w:hAnsi="Times New Roman" w:cs="Times New Roman"/>
           <w:b/>
@@ -9481,6 +10900,7 @@
           <w:szCs w:val="24"/>
         </w:rPr>
       </w:pPr>
+      <w:bookmarkStart w:id="28" w:name="_Toc225903802"/>
       <w:r>
         <w:rPr>
           <w:rFonts w:ascii="Times New Roman" w:hAnsi="Times New Roman" w:cs="Times New Roman"/>
@@ -9506,7 +10926,6 @@
           <w:szCs w:val="24"/>
         </w:rPr>
       </w:pPr>
-      <w:bookmarkStart w:id="28" w:name="_Toc225903802"/>
       <w:r>
         <w:rPr>
           <w:rFonts w:ascii="Times New Roman" w:hAnsi="Times New Roman" w:cs="Times New Roman"/>
@@ -9522,7 +10941,7 @@
     </w:p>
     <w:p>
       <w:pPr>
-        <w:spacing w:line="360" w:lineRule="auto"/>
+        <w:spacing w:after="0" w:line="360" w:lineRule="auto"/>
         <w:ind w:firstLine="709"/>
         <w:jc w:val="both"/>
         <w:rPr>
@@ -9792,23 +11211,23 @@
           <w:sz w:val="24"/>
           <w:szCs w:val="24"/>
         </w:rPr>
-        <w:t xml:space="preserve">Таблица 2 </w:t>
-      </w:r>
-      <w:r>
-        <w:rPr>
-          <w:rFonts w:ascii="Times New Roman" w:hAnsi="Times New Roman" w:cs="Times New Roman"/>
-          <w:sz w:val="24"/>
-          <w:szCs w:val="24"/>
-        </w:rPr>
-        <w:t>–</w:t>
-      </w:r>
-      <w:r>
-        <w:rPr>
-          <w:rFonts w:ascii="Times New Roman" w:hAnsi="Times New Roman" w:cs="Times New Roman"/>
-          <w:sz w:val="24"/>
-          <w:szCs w:val="24"/>
-        </w:rPr>
-        <w:t xml:space="preserve"> Этапы разработки</w:t>
+        <w:t>Таблица 2</w:t>
+      </w:r>
+      <w:r>
+        <w:rPr>
+          <w:rFonts w:ascii="Times New Roman" w:hAnsi="Times New Roman" w:cs="Times New Roman"/>
+          <w:sz w:val="24"/>
+          <w:szCs w:val="24"/>
+        </w:rPr>
+        <w:t> – </w:t>
+      </w:r>
+      <w:r>
+        <w:rPr>
+          <w:rFonts w:ascii="Times New Roman" w:hAnsi="Times New Roman" w:cs="Times New Roman"/>
+          <w:sz w:val="24"/>
+          <w:szCs w:val="24"/>
+        </w:rPr>
+        <w:t>Этапы разработки</w:t>
       </w:r>
     </w:p>
     <w:tbl>
@@ -9833,34 +11252,26 @@
           </w:tcPr>
           <w:p>
             <w:pPr>
-              <w:jc w:val="both"/>
+              <w:jc w:val="center"/>
               <w:rPr>
                 <w:rFonts w:ascii="Times New Roman" w:hAnsi="Times New Roman" w:cs="Times New Roman"/>
-                <w:sz w:val="24"/>
-                <w:szCs w:val="24"/>
               </w:rPr>
             </w:pPr>
             <w:r>
               <w:rPr>
                 <w:rFonts w:ascii="Times New Roman" w:hAnsi="Times New Roman" w:cs="Times New Roman"/>
-                <w:sz w:val="24"/>
-                <w:szCs w:val="24"/>
               </w:rPr>
               <w:t>№</w:t>
             </w:r>
             <w:r>
               <w:rPr>
                 <w:rFonts w:ascii="Times New Roman" w:hAnsi="Times New Roman" w:cs="Times New Roman"/>
-                <w:sz w:val="24"/>
-                <w:szCs w:val="24"/>
               </w:rPr>
               <w:t xml:space="preserve"> </w:t>
             </w:r>
             <w:r>
               <w:rPr>
                 <w:rFonts w:ascii="Times New Roman" w:hAnsi="Times New Roman" w:cs="Times New Roman"/>
-                <w:sz w:val="24"/>
-                <w:szCs w:val="24"/>
               </w:rPr>
               <w:t>этапа</w:t>
             </w:r>
@@ -9868,24 +11279,20 @@
         </w:tc>
         <w:tc>
           <w:tcPr>
-            <w:tcW w:w="2352" w:type="dxa"/>
+            <w:tcW w:w="2304" w:type="dxa"/>
             <w:vAlign w:val="center"/>
             <w:hideMark/>
           </w:tcPr>
           <w:p>
             <w:pPr>
-              <w:jc w:val="both"/>
+              <w:jc w:val="center"/>
               <w:rPr>
                 <w:rFonts w:ascii="Times New Roman" w:hAnsi="Times New Roman" w:cs="Times New Roman"/>
-                <w:sz w:val="24"/>
-                <w:szCs w:val="24"/>
               </w:rPr>
             </w:pPr>
             <w:r>
               <w:rPr>
                 <w:rFonts w:ascii="Times New Roman" w:hAnsi="Times New Roman" w:cs="Times New Roman"/>
-                <w:sz w:val="24"/>
-                <w:szCs w:val="24"/>
               </w:rPr>
               <w:t>Наименование этапа</w:t>
             </w:r>
@@ -9899,18 +11306,14 @@
           </w:tcPr>
           <w:p>
             <w:pPr>
-              <w:jc w:val="both"/>
+              <w:jc w:val="center"/>
               <w:rPr>
                 <w:rFonts w:ascii="Times New Roman" w:hAnsi="Times New Roman" w:cs="Times New Roman"/>
-                <w:sz w:val="24"/>
-                <w:szCs w:val="24"/>
               </w:rPr>
             </w:pPr>
             <w:r>
               <w:rPr>
                 <w:rFonts w:ascii="Times New Roman" w:hAnsi="Times New Roman" w:cs="Times New Roman"/>
-                <w:sz w:val="24"/>
-                <w:szCs w:val="24"/>
               </w:rPr>
               <w:t>Длительность</w:t>
             </w:r>
@@ -9918,24 +11321,20 @@
         </w:tc>
         <w:tc>
           <w:tcPr>
-            <w:tcW w:w="3328" w:type="dxa"/>
+            <w:tcW w:w="3047" w:type="dxa"/>
             <w:vAlign w:val="center"/>
             <w:hideMark/>
           </w:tcPr>
           <w:p>
             <w:pPr>
-              <w:jc w:val="both"/>
+              <w:jc w:val="center"/>
               <w:rPr>
                 <w:rFonts w:ascii="Times New Roman" w:hAnsi="Times New Roman" w:cs="Times New Roman"/>
-                <w:sz w:val="24"/>
-                <w:szCs w:val="24"/>
               </w:rPr>
             </w:pPr>
             <w:r>
               <w:rPr>
                 <w:rFonts w:ascii="Times New Roman" w:hAnsi="Times New Roman" w:cs="Times New Roman"/>
-                <w:sz w:val="24"/>
-                <w:szCs w:val="24"/>
               </w:rPr>
               <w:t>Состав работ</w:t>
             </w:r>
@@ -9943,24 +11342,20 @@
         </w:tc>
         <w:tc>
           <w:tcPr>
-            <w:tcW w:w="1550" w:type="dxa"/>
+            <w:tcW w:w="1879" w:type="dxa"/>
             <w:vAlign w:val="center"/>
             <w:hideMark/>
           </w:tcPr>
           <w:p>
             <w:pPr>
-              <w:jc w:val="both"/>
+              <w:jc w:val="center"/>
               <w:rPr>
                 <w:rFonts w:ascii="Times New Roman" w:hAnsi="Times New Roman" w:cs="Times New Roman"/>
-                <w:sz w:val="24"/>
-                <w:szCs w:val="24"/>
               </w:rPr>
             </w:pPr>
             <w:r>
               <w:rPr>
                 <w:rFonts w:ascii="Times New Roman" w:hAnsi="Times New Roman" w:cs="Times New Roman"/>
-                <w:sz w:val="24"/>
-                <w:szCs w:val="24"/>
               </w:rPr>
               <w:t>Результат</w:t>
             </w:r>
@@ -9976,18 +11371,14 @@
           </w:tcPr>
           <w:p>
             <w:pPr>
-              <w:jc w:val="both"/>
+              <w:jc w:val="center"/>
               <w:rPr>
                 <w:rFonts w:ascii="Times New Roman" w:hAnsi="Times New Roman" w:cs="Times New Roman"/>
-                <w:sz w:val="24"/>
-                <w:szCs w:val="24"/>
               </w:rPr>
             </w:pPr>
             <w:r>
               <w:rPr>
                 <w:rFonts w:ascii="Times New Roman" w:hAnsi="Times New Roman" w:cs="Times New Roman"/>
-                <w:sz w:val="24"/>
-                <w:szCs w:val="24"/>
               </w:rPr>
               <w:t>1</w:t>
             </w:r>
@@ -9995,7 +11386,7 @@
         </w:tc>
         <w:tc>
           <w:tcPr>
-            <w:tcW w:w="2352" w:type="dxa"/>
+            <w:tcW w:w="2304" w:type="dxa"/>
             <w:vAlign w:val="center"/>
             <w:hideMark/>
           </w:tcPr>
@@ -10004,15 +11395,11 @@
               <w:jc w:val="both"/>
               <w:rPr>
                 <w:rFonts w:ascii="Times New Roman" w:hAnsi="Times New Roman" w:cs="Times New Roman"/>
-                <w:sz w:val="24"/>
-                <w:szCs w:val="24"/>
               </w:rPr>
             </w:pPr>
             <w:r>
               <w:rPr>
                 <w:rFonts w:ascii="Times New Roman" w:hAnsi="Times New Roman" w:cs="Times New Roman"/>
-                <w:sz w:val="24"/>
-                <w:szCs w:val="24"/>
               </w:rPr>
               <w:t>Настройка рабочего окружения</w:t>
             </w:r>
@@ -10029,15 +11416,11 @@
               <w:jc w:val="both"/>
               <w:rPr>
                 <w:rFonts w:ascii="Times New Roman" w:hAnsi="Times New Roman" w:cs="Times New Roman"/>
-                <w:sz w:val="24"/>
-                <w:szCs w:val="24"/>
               </w:rPr>
             </w:pPr>
             <w:r>
               <w:rPr>
                 <w:rFonts w:ascii="Times New Roman" w:hAnsi="Times New Roman" w:cs="Times New Roman"/>
-                <w:sz w:val="24"/>
-                <w:szCs w:val="24"/>
               </w:rPr>
               <w:t>1 неделя</w:t>
             </w:r>
@@ -10045,7 +11428,7 @@
         </w:tc>
         <w:tc>
           <w:tcPr>
-            <w:tcW w:w="3328" w:type="dxa"/>
+            <w:tcW w:w="3047" w:type="dxa"/>
             <w:vAlign w:val="center"/>
             <w:hideMark/>
           </w:tcPr>
@@ -10054,15 +11437,11 @@
               <w:jc w:val="both"/>
               <w:rPr>
                 <w:rFonts w:ascii="Times New Roman" w:hAnsi="Times New Roman" w:cs="Times New Roman"/>
-                <w:sz w:val="24"/>
-                <w:szCs w:val="24"/>
               </w:rPr>
             </w:pPr>
             <w:r>
               <w:rPr>
                 <w:rFonts w:ascii="Times New Roman" w:hAnsi="Times New Roman" w:cs="Times New Roman"/>
-                <w:sz w:val="24"/>
-                <w:szCs w:val="24"/>
               </w:rPr>
               <w:t>В ходе работ оборудование должно быть подготовлено к написанию кода программы</w:t>
             </w:r>
@@ -10070,7 +11449,7 @@
         </w:tc>
         <w:tc>
           <w:tcPr>
-            <w:tcW w:w="1550" w:type="dxa"/>
+            <w:tcW w:w="1879" w:type="dxa"/>
             <w:vAlign w:val="center"/>
             <w:hideMark/>
           </w:tcPr>
@@ -10079,15 +11458,11 @@
               <w:jc w:val="both"/>
               <w:rPr>
                 <w:rFonts w:ascii="Times New Roman" w:hAnsi="Times New Roman" w:cs="Times New Roman"/>
-                <w:sz w:val="24"/>
-                <w:szCs w:val="24"/>
               </w:rPr>
             </w:pPr>
             <w:r>
               <w:rPr>
                 <w:rFonts w:ascii="Times New Roman" w:hAnsi="Times New Roman" w:cs="Times New Roman"/>
-                <w:sz w:val="24"/>
-                <w:szCs w:val="24"/>
               </w:rPr>
               <w:t>Подготовленное рабочее место</w:t>
             </w:r>
@@ -10103,18 +11478,14 @@
           </w:tcPr>
           <w:p>
             <w:pPr>
-              <w:jc w:val="both"/>
+              <w:jc w:val="center"/>
               <w:rPr>
                 <w:rFonts w:ascii="Times New Roman" w:hAnsi="Times New Roman" w:cs="Times New Roman"/>
-                <w:sz w:val="24"/>
-                <w:szCs w:val="24"/>
               </w:rPr>
             </w:pPr>
             <w:r>
               <w:rPr>
                 <w:rFonts w:ascii="Times New Roman" w:hAnsi="Times New Roman" w:cs="Times New Roman"/>
-                <w:sz w:val="24"/>
-                <w:szCs w:val="24"/>
               </w:rPr>
               <w:t>2</w:t>
             </w:r>
@@ -10122,7 +11493,7 @@
         </w:tc>
         <w:tc>
           <w:tcPr>
-            <w:tcW w:w="2352" w:type="dxa"/>
+            <w:tcW w:w="2304" w:type="dxa"/>
             <w:vAlign w:val="center"/>
             <w:hideMark/>
           </w:tcPr>
@@ -10131,15 +11502,11 @@
               <w:jc w:val="both"/>
               <w:rPr>
                 <w:rFonts w:ascii="Times New Roman" w:hAnsi="Times New Roman" w:cs="Times New Roman"/>
-                <w:sz w:val="24"/>
-                <w:szCs w:val="24"/>
               </w:rPr>
             </w:pPr>
             <w:r>
               <w:rPr>
                 <w:rFonts w:ascii="Times New Roman" w:hAnsi="Times New Roman" w:cs="Times New Roman"/>
-                <w:sz w:val="24"/>
-                <w:szCs w:val="24"/>
               </w:rPr>
               <w:t>ТЗ</w:t>
             </w:r>
@@ -10156,15 +11523,11 @@
               <w:jc w:val="both"/>
               <w:rPr>
                 <w:rFonts w:ascii="Times New Roman" w:hAnsi="Times New Roman" w:cs="Times New Roman"/>
-                <w:sz w:val="24"/>
-                <w:szCs w:val="24"/>
               </w:rPr>
             </w:pPr>
             <w:r>
               <w:rPr>
                 <w:rFonts w:ascii="Times New Roman" w:hAnsi="Times New Roman" w:cs="Times New Roman"/>
-                <w:sz w:val="24"/>
-                <w:szCs w:val="24"/>
               </w:rPr>
               <w:t>3 недели</w:t>
             </w:r>
@@ -10172,7 +11535,7 @@
         </w:tc>
         <w:tc>
           <w:tcPr>
-            <w:tcW w:w="3328" w:type="dxa"/>
+            <w:tcW w:w="3047" w:type="dxa"/>
             <w:vAlign w:val="center"/>
             <w:hideMark/>
           </w:tcPr>
@@ -10181,15 +11544,11 @@
               <w:jc w:val="both"/>
               <w:rPr>
                 <w:rFonts w:ascii="Times New Roman" w:hAnsi="Times New Roman" w:cs="Times New Roman"/>
-                <w:sz w:val="24"/>
-                <w:szCs w:val="24"/>
               </w:rPr>
             </w:pPr>
             <w:r>
               <w:rPr>
                 <w:rFonts w:ascii="Times New Roman" w:hAnsi="Times New Roman" w:cs="Times New Roman"/>
-                <w:sz w:val="24"/>
-                <w:szCs w:val="24"/>
               </w:rPr>
               <w:t>При выполнении данного этапа должно быть разработано и утверждено ТЗ</w:t>
             </w:r>
@@ -10197,7 +11556,7 @@
         </w:tc>
         <w:tc>
           <w:tcPr>
-            <w:tcW w:w="1550" w:type="dxa"/>
+            <w:tcW w:w="1879" w:type="dxa"/>
             <w:vAlign w:val="center"/>
             <w:hideMark/>
           </w:tcPr>
@@ -10206,15 +11565,11 @@
               <w:jc w:val="both"/>
               <w:rPr>
                 <w:rFonts w:ascii="Times New Roman" w:hAnsi="Times New Roman" w:cs="Times New Roman"/>
-                <w:sz w:val="24"/>
-                <w:szCs w:val="24"/>
               </w:rPr>
             </w:pPr>
             <w:r>
               <w:rPr>
                 <w:rFonts w:ascii="Times New Roman" w:hAnsi="Times New Roman" w:cs="Times New Roman"/>
-                <w:sz w:val="24"/>
-                <w:szCs w:val="24"/>
               </w:rPr>
               <w:t>Техническое задание</w:t>
             </w:r>
@@ -10230,18 +11585,14 @@
           </w:tcPr>
           <w:p>
             <w:pPr>
-              <w:jc w:val="both"/>
+              <w:jc w:val="center"/>
               <w:rPr>
                 <w:rFonts w:ascii="Times New Roman" w:hAnsi="Times New Roman" w:cs="Times New Roman"/>
-                <w:sz w:val="24"/>
-                <w:szCs w:val="24"/>
               </w:rPr>
             </w:pPr>
             <w:r>
               <w:rPr>
                 <w:rFonts w:ascii="Times New Roman" w:hAnsi="Times New Roman" w:cs="Times New Roman"/>
-                <w:sz w:val="24"/>
-                <w:szCs w:val="24"/>
               </w:rPr>
               <w:t>3</w:t>
             </w:r>
@@ -10249,7 +11600,7 @@
         </w:tc>
         <w:tc>
           <w:tcPr>
-            <w:tcW w:w="2352" w:type="dxa"/>
+            <w:tcW w:w="2304" w:type="dxa"/>
             <w:vAlign w:val="center"/>
             <w:hideMark/>
           </w:tcPr>
@@ -10258,15 +11609,11 @@
               <w:jc w:val="both"/>
               <w:rPr>
                 <w:rFonts w:ascii="Times New Roman" w:hAnsi="Times New Roman" w:cs="Times New Roman"/>
-                <w:sz w:val="24"/>
-                <w:szCs w:val="24"/>
               </w:rPr>
             </w:pPr>
             <w:r>
               <w:rPr>
                 <w:rFonts w:ascii="Times New Roman" w:hAnsi="Times New Roman" w:cs="Times New Roman"/>
-                <w:sz w:val="24"/>
-                <w:szCs w:val="24"/>
               </w:rPr>
               <w:t>Проектирование</w:t>
             </w:r>
@@ -10283,15 +11630,11 @@
               <w:jc w:val="both"/>
               <w:rPr>
                 <w:rFonts w:ascii="Times New Roman" w:hAnsi="Times New Roman" w:cs="Times New Roman"/>
-                <w:sz w:val="24"/>
-                <w:szCs w:val="24"/>
               </w:rPr>
             </w:pPr>
             <w:r>
               <w:rPr>
                 <w:rFonts w:ascii="Times New Roman" w:hAnsi="Times New Roman" w:cs="Times New Roman"/>
-                <w:sz w:val="24"/>
-                <w:szCs w:val="24"/>
               </w:rPr>
               <w:t>2 недели</w:t>
             </w:r>
@@ -10299,7 +11642,7 @@
         </w:tc>
         <w:tc>
           <w:tcPr>
-            <w:tcW w:w="3328" w:type="dxa"/>
+            <w:tcW w:w="3047" w:type="dxa"/>
             <w:vAlign w:val="center"/>
             <w:hideMark/>
           </w:tcPr>
@@ -10308,15 +11651,11 @@
               <w:jc w:val="both"/>
               <w:rPr>
                 <w:rFonts w:ascii="Times New Roman" w:hAnsi="Times New Roman" w:cs="Times New Roman"/>
-                <w:sz w:val="24"/>
-                <w:szCs w:val="24"/>
               </w:rPr>
             </w:pPr>
             <w:r>
               <w:rPr>
                 <w:rFonts w:ascii="Times New Roman" w:hAnsi="Times New Roman" w:cs="Times New Roman"/>
-                <w:sz w:val="24"/>
-                <w:szCs w:val="24"/>
               </w:rPr>
               <w:t>В ходе работ должна быть разработана и утверждена структура программного обеспечения</w:t>
             </w:r>
@@ -10324,7 +11663,7 @@
         </w:tc>
         <w:tc>
           <w:tcPr>
-            <w:tcW w:w="1550" w:type="dxa"/>
+            <w:tcW w:w="1879" w:type="dxa"/>
             <w:vAlign w:val="center"/>
             <w:hideMark/>
           </w:tcPr>
@@ -10333,15 +11672,11 @@
               <w:jc w:val="both"/>
               <w:rPr>
                 <w:rFonts w:ascii="Times New Roman" w:hAnsi="Times New Roman" w:cs="Times New Roman"/>
-                <w:sz w:val="24"/>
-                <w:szCs w:val="24"/>
               </w:rPr>
             </w:pPr>
             <w:r>
               <w:rPr>
                 <w:rFonts w:ascii="Times New Roman" w:hAnsi="Times New Roman" w:cs="Times New Roman"/>
-                <w:sz w:val="24"/>
-                <w:szCs w:val="24"/>
               </w:rPr>
               <w:t>Акт выполненных работ</w:t>
             </w:r>
@@ -10357,18 +11692,14 @@
           </w:tcPr>
           <w:p>
             <w:pPr>
-              <w:jc w:val="both"/>
+              <w:jc w:val="center"/>
               <w:rPr>
                 <w:rFonts w:ascii="Times New Roman" w:hAnsi="Times New Roman" w:cs="Times New Roman"/>
-                <w:sz w:val="24"/>
-                <w:szCs w:val="24"/>
               </w:rPr>
             </w:pPr>
             <w:r>
               <w:rPr>
                 <w:rFonts w:ascii="Times New Roman" w:hAnsi="Times New Roman" w:cs="Times New Roman"/>
-                <w:sz w:val="24"/>
-                <w:szCs w:val="24"/>
               </w:rPr>
               <w:t>4</w:t>
             </w:r>
@@ -10376,7 +11707,7 @@
         </w:tc>
         <w:tc>
           <w:tcPr>
-            <w:tcW w:w="2352" w:type="dxa"/>
+            <w:tcW w:w="2304" w:type="dxa"/>
             <w:vAlign w:val="center"/>
             <w:hideMark/>
           </w:tcPr>
@@ -10385,15 +11716,11 @@
               <w:jc w:val="both"/>
               <w:rPr>
                 <w:rFonts w:ascii="Times New Roman" w:hAnsi="Times New Roman" w:cs="Times New Roman"/>
-                <w:sz w:val="24"/>
-                <w:szCs w:val="24"/>
               </w:rPr>
             </w:pPr>
             <w:r>
               <w:rPr>
                 <w:rFonts w:ascii="Times New Roman" w:hAnsi="Times New Roman" w:cs="Times New Roman"/>
-                <w:sz w:val="24"/>
-                <w:szCs w:val="24"/>
               </w:rPr>
               <w:t>Написание кода программного обеспечения</w:t>
             </w:r>
@@ -10410,15 +11737,11 @@
               <w:jc w:val="both"/>
               <w:rPr>
                 <w:rFonts w:ascii="Times New Roman" w:hAnsi="Times New Roman" w:cs="Times New Roman"/>
-                <w:sz w:val="24"/>
-                <w:szCs w:val="24"/>
               </w:rPr>
             </w:pPr>
             <w:r>
               <w:rPr>
                 <w:rFonts w:ascii="Times New Roman" w:hAnsi="Times New Roman" w:cs="Times New Roman"/>
-                <w:sz w:val="24"/>
-                <w:szCs w:val="24"/>
               </w:rPr>
               <w:t>1 месяц</w:t>
             </w:r>
@@ -10426,7 +11749,7 @@
         </w:tc>
         <w:tc>
           <w:tcPr>
-            <w:tcW w:w="3328" w:type="dxa"/>
+            <w:tcW w:w="3047" w:type="dxa"/>
             <w:vAlign w:val="center"/>
             <w:hideMark/>
           </w:tcPr>
@@ -10435,15 +11758,11 @@
               <w:jc w:val="both"/>
               <w:rPr>
                 <w:rFonts w:ascii="Times New Roman" w:hAnsi="Times New Roman" w:cs="Times New Roman"/>
-                <w:sz w:val="24"/>
-                <w:szCs w:val="24"/>
               </w:rPr>
             </w:pPr>
             <w:r>
               <w:rPr>
                 <w:rFonts w:ascii="Times New Roman" w:hAnsi="Times New Roman" w:cs="Times New Roman"/>
-                <w:sz w:val="24"/>
-                <w:szCs w:val="24"/>
               </w:rPr>
               <w:t>В ходе работ должен быть написан код программы, который отвечает требованиям, поставленным в техническом задании</w:t>
             </w:r>
@@ -10451,7 +11770,7 @@
         </w:tc>
         <w:tc>
           <w:tcPr>
-            <w:tcW w:w="1550" w:type="dxa"/>
+            <w:tcW w:w="1879" w:type="dxa"/>
             <w:vAlign w:val="center"/>
             <w:hideMark/>
           </w:tcPr>
@@ -10460,15 +11779,11 @@
               <w:jc w:val="both"/>
               <w:rPr>
                 <w:rFonts w:ascii="Times New Roman" w:hAnsi="Times New Roman" w:cs="Times New Roman"/>
-                <w:sz w:val="24"/>
-                <w:szCs w:val="24"/>
               </w:rPr>
             </w:pPr>
             <w:r>
               <w:rPr>
                 <w:rFonts w:ascii="Times New Roman" w:hAnsi="Times New Roman" w:cs="Times New Roman"/>
-                <w:sz w:val="24"/>
-                <w:szCs w:val="24"/>
               </w:rPr>
               <w:t>Акт выполненных работ; программное обеспечение</w:t>
             </w:r>
@@ -10484,18 +11799,14 @@
           </w:tcPr>
           <w:p>
             <w:pPr>
-              <w:jc w:val="both"/>
+              <w:jc w:val="center"/>
               <w:rPr>
                 <w:rFonts w:ascii="Times New Roman" w:hAnsi="Times New Roman" w:cs="Times New Roman"/>
-                <w:sz w:val="24"/>
-                <w:szCs w:val="24"/>
               </w:rPr>
             </w:pPr>
             <w:r>
               <w:rPr>
                 <w:rFonts w:ascii="Times New Roman" w:hAnsi="Times New Roman" w:cs="Times New Roman"/>
-                <w:sz w:val="24"/>
-                <w:szCs w:val="24"/>
               </w:rPr>
               <w:t>5</w:t>
             </w:r>
@@ -10503,7 +11814,7 @@
         </w:tc>
         <w:tc>
           <w:tcPr>
-            <w:tcW w:w="2352" w:type="dxa"/>
+            <w:tcW w:w="2304" w:type="dxa"/>
             <w:vAlign w:val="center"/>
             <w:hideMark/>
           </w:tcPr>
@@ -10512,15 +11823,11 @@
               <w:jc w:val="both"/>
               <w:rPr>
                 <w:rFonts w:ascii="Times New Roman" w:hAnsi="Times New Roman" w:cs="Times New Roman"/>
-                <w:sz w:val="24"/>
-                <w:szCs w:val="24"/>
               </w:rPr>
             </w:pPr>
             <w:r>
               <w:rPr>
                 <w:rFonts w:ascii="Times New Roman" w:hAnsi="Times New Roman" w:cs="Times New Roman"/>
-                <w:sz w:val="24"/>
-                <w:szCs w:val="24"/>
               </w:rPr>
               <w:t>Тестирование программы</w:t>
             </w:r>
@@ -10537,15 +11844,11 @@
               <w:jc w:val="both"/>
               <w:rPr>
                 <w:rFonts w:ascii="Times New Roman" w:hAnsi="Times New Roman" w:cs="Times New Roman"/>
-                <w:sz w:val="24"/>
-                <w:szCs w:val="24"/>
               </w:rPr>
             </w:pPr>
             <w:r>
               <w:rPr>
                 <w:rFonts w:ascii="Times New Roman" w:hAnsi="Times New Roman" w:cs="Times New Roman"/>
-                <w:sz w:val="24"/>
-                <w:szCs w:val="24"/>
               </w:rPr>
               <w:t>3 недели</w:t>
             </w:r>
@@ -10553,7 +11856,7 @@
         </w:tc>
         <w:tc>
           <w:tcPr>
-            <w:tcW w:w="3328" w:type="dxa"/>
+            <w:tcW w:w="3047" w:type="dxa"/>
             <w:vAlign w:val="center"/>
             <w:hideMark/>
           </w:tcPr>
@@ -10562,15 +11865,11 @@
               <w:jc w:val="both"/>
               <w:rPr>
                 <w:rFonts w:ascii="Times New Roman" w:hAnsi="Times New Roman" w:cs="Times New Roman"/>
-                <w:sz w:val="24"/>
-                <w:szCs w:val="24"/>
               </w:rPr>
             </w:pPr>
             <w:r>
               <w:rPr>
                 <w:rFonts w:ascii="Times New Roman" w:hAnsi="Times New Roman" w:cs="Times New Roman"/>
-                <w:sz w:val="24"/>
-                <w:szCs w:val="24"/>
               </w:rPr>
               <w:t>Программное обеспечение должно быть протестировано на основе методики тестирования</w:t>
             </w:r>
@@ -10578,7 +11877,7 @@
         </w:tc>
         <w:tc>
           <w:tcPr>
-            <w:tcW w:w="1550" w:type="dxa"/>
+            <w:tcW w:w="1879" w:type="dxa"/>
             <w:vAlign w:val="center"/>
             <w:hideMark/>
           </w:tcPr>
@@ -10587,15 +11886,11 @@
               <w:jc w:val="both"/>
               <w:rPr>
                 <w:rFonts w:ascii="Times New Roman" w:hAnsi="Times New Roman" w:cs="Times New Roman"/>
-                <w:sz w:val="24"/>
-                <w:szCs w:val="24"/>
               </w:rPr>
             </w:pPr>
             <w:r>
               <w:rPr>
                 <w:rFonts w:ascii="Times New Roman" w:hAnsi="Times New Roman" w:cs="Times New Roman"/>
-                <w:sz w:val="24"/>
-                <w:szCs w:val="24"/>
               </w:rPr>
               <w:t>Акт выполненных работ; список недоработок и ошибок в работе программного обеспечения</w:t>
             </w:r>
@@ -10611,18 +11906,14 @@
           </w:tcPr>
           <w:p>
             <w:pPr>
-              <w:jc w:val="both"/>
+              <w:jc w:val="center"/>
               <w:rPr>
                 <w:rFonts w:ascii="Times New Roman" w:hAnsi="Times New Roman" w:cs="Times New Roman"/>
-                <w:sz w:val="24"/>
-                <w:szCs w:val="24"/>
               </w:rPr>
             </w:pPr>
             <w:r>
               <w:rPr>
                 <w:rFonts w:ascii="Times New Roman" w:hAnsi="Times New Roman" w:cs="Times New Roman"/>
-                <w:sz w:val="24"/>
-                <w:szCs w:val="24"/>
               </w:rPr>
               <w:t>6</w:t>
             </w:r>
@@ -10630,7 +11921,7 @@
         </w:tc>
         <w:tc>
           <w:tcPr>
-            <w:tcW w:w="2352" w:type="dxa"/>
+            <w:tcW w:w="2304" w:type="dxa"/>
             <w:vAlign w:val="center"/>
             <w:hideMark/>
           </w:tcPr>
@@ -10639,15 +11930,11 @@
               <w:jc w:val="both"/>
               <w:rPr>
                 <w:rFonts w:ascii="Times New Roman" w:hAnsi="Times New Roman" w:cs="Times New Roman"/>
-                <w:sz w:val="24"/>
-                <w:szCs w:val="24"/>
               </w:rPr>
             </w:pPr>
             <w:r>
               <w:rPr>
                 <w:rFonts w:ascii="Times New Roman" w:hAnsi="Times New Roman" w:cs="Times New Roman"/>
-                <w:sz w:val="24"/>
-                <w:szCs w:val="24"/>
               </w:rPr>
               <w:t>Доработка программы</w:t>
             </w:r>
@@ -10664,15 +11951,11 @@
               <w:jc w:val="both"/>
               <w:rPr>
                 <w:rFonts w:ascii="Times New Roman" w:hAnsi="Times New Roman" w:cs="Times New Roman"/>
-                <w:sz w:val="24"/>
-                <w:szCs w:val="24"/>
               </w:rPr>
             </w:pPr>
             <w:r>
               <w:rPr>
                 <w:rFonts w:ascii="Times New Roman" w:hAnsi="Times New Roman" w:cs="Times New Roman"/>
-                <w:sz w:val="24"/>
-                <w:szCs w:val="24"/>
               </w:rPr>
               <w:t>3 недели</w:t>
             </w:r>
@@ -10680,7 +11963,7 @@
         </w:tc>
         <w:tc>
           <w:tcPr>
-            <w:tcW w:w="3328" w:type="dxa"/>
+            <w:tcW w:w="3047" w:type="dxa"/>
             <w:vAlign w:val="center"/>
             <w:hideMark/>
           </w:tcPr>
@@ -10689,15 +11972,11 @@
               <w:jc w:val="both"/>
               <w:rPr>
                 <w:rFonts w:ascii="Times New Roman" w:hAnsi="Times New Roman" w:cs="Times New Roman"/>
-                <w:sz w:val="24"/>
-                <w:szCs w:val="24"/>
               </w:rPr>
             </w:pPr>
             <w:r>
               <w:rPr>
                 <w:rFonts w:ascii="Times New Roman" w:hAnsi="Times New Roman" w:cs="Times New Roman"/>
-                <w:sz w:val="24"/>
-                <w:szCs w:val="24"/>
               </w:rPr>
               <w:t>Цель данного этапа заключается в исправлении недочетов, обнаруженных на прошлом этапе</w:t>
             </w:r>
@@ -10705,7 +11984,7 @@
         </w:tc>
         <w:tc>
           <w:tcPr>
-            <w:tcW w:w="1550" w:type="dxa"/>
+            <w:tcW w:w="1879" w:type="dxa"/>
             <w:vAlign w:val="center"/>
             <w:hideMark/>
           </w:tcPr>
@@ -10714,15 +11993,11 @@
               <w:jc w:val="both"/>
               <w:rPr>
                 <w:rFonts w:ascii="Times New Roman" w:hAnsi="Times New Roman" w:cs="Times New Roman"/>
-                <w:sz w:val="24"/>
-                <w:szCs w:val="24"/>
               </w:rPr>
             </w:pPr>
             <w:r>
               <w:rPr>
                 <w:rFonts w:ascii="Times New Roman" w:hAnsi="Times New Roman" w:cs="Times New Roman"/>
-                <w:sz w:val="24"/>
-                <w:szCs w:val="24"/>
               </w:rPr>
               <w:t>Акт выполненных работ</w:t>
             </w:r>
@@ -10741,18 +12016,14 @@
           </w:tcPr>
           <w:p>
             <w:pPr>
-              <w:jc w:val="both"/>
+              <w:jc w:val="center"/>
               <w:rPr>
                 <w:rFonts w:ascii="Times New Roman" w:hAnsi="Times New Roman" w:cs="Times New Roman"/>
-                <w:sz w:val="24"/>
-                <w:szCs w:val="24"/>
               </w:rPr>
             </w:pPr>
             <w:r>
               <w:rPr>
                 <w:rFonts w:ascii="Times New Roman" w:hAnsi="Times New Roman" w:cs="Times New Roman"/>
-                <w:sz w:val="24"/>
-                <w:szCs w:val="24"/>
               </w:rPr>
               <w:t>7</w:t>
             </w:r>
@@ -10760,7 +12031,7 @@
         </w:tc>
         <w:tc>
           <w:tcPr>
-            <w:tcW w:w="2352" w:type="dxa"/>
+            <w:tcW w:w="2304" w:type="dxa"/>
             <w:vAlign w:val="center"/>
             <w:hideMark/>
           </w:tcPr>
@@ -10769,15 +12040,11 @@
               <w:jc w:val="both"/>
               <w:rPr>
                 <w:rFonts w:ascii="Times New Roman" w:hAnsi="Times New Roman" w:cs="Times New Roman"/>
-                <w:sz w:val="24"/>
-                <w:szCs w:val="24"/>
               </w:rPr>
             </w:pPr>
             <w:r>
               <w:rPr>
                 <w:rFonts w:ascii="Times New Roman" w:hAnsi="Times New Roman" w:cs="Times New Roman"/>
-                <w:sz w:val="24"/>
-                <w:szCs w:val="24"/>
               </w:rPr>
               <w:t>Подготовка эксплуатационной документации</w:t>
             </w:r>
@@ -10794,15 +12061,11 @@
               <w:jc w:val="both"/>
               <w:rPr>
                 <w:rFonts w:ascii="Times New Roman" w:hAnsi="Times New Roman" w:cs="Times New Roman"/>
-                <w:sz w:val="24"/>
-                <w:szCs w:val="24"/>
               </w:rPr>
             </w:pPr>
             <w:r>
               <w:rPr>
                 <w:rFonts w:ascii="Times New Roman" w:hAnsi="Times New Roman" w:cs="Times New Roman"/>
-                <w:sz w:val="24"/>
-                <w:szCs w:val="24"/>
               </w:rPr>
               <w:t>2 недели</w:t>
             </w:r>
@@ -10810,7 +12073,7 @@
         </w:tc>
         <w:tc>
           <w:tcPr>
-            <w:tcW w:w="3328" w:type="dxa"/>
+            <w:tcW w:w="3047" w:type="dxa"/>
             <w:vAlign w:val="center"/>
             <w:hideMark/>
           </w:tcPr>
@@ -10819,15 +12082,11 @@
               <w:jc w:val="both"/>
               <w:rPr>
                 <w:rFonts w:ascii="Times New Roman" w:hAnsi="Times New Roman" w:cs="Times New Roman"/>
-                <w:sz w:val="24"/>
-                <w:szCs w:val="24"/>
               </w:rPr>
             </w:pPr>
             <w:r>
               <w:rPr>
                 <w:rFonts w:ascii="Times New Roman" w:hAnsi="Times New Roman" w:cs="Times New Roman"/>
-                <w:sz w:val="24"/>
-                <w:szCs w:val="24"/>
               </w:rPr>
               <w:t>Должно быть написано руководство пользователя</w:t>
             </w:r>
@@ -10835,7 +12094,7 @@
         </w:tc>
         <w:tc>
           <w:tcPr>
-            <w:tcW w:w="1550" w:type="dxa"/>
+            <w:tcW w:w="1879" w:type="dxa"/>
             <w:vAlign w:val="center"/>
             <w:hideMark/>
           </w:tcPr>
@@ -10844,17 +12103,223 @@
               <w:jc w:val="both"/>
               <w:rPr>
                 <w:rFonts w:ascii="Times New Roman" w:hAnsi="Times New Roman" w:cs="Times New Roman"/>
-                <w:sz w:val="24"/>
-                <w:szCs w:val="24"/>
               </w:rPr>
             </w:pPr>
             <w:r>
               <w:rPr>
                 <w:rFonts w:ascii="Times New Roman" w:hAnsi="Times New Roman" w:cs="Times New Roman"/>
-                <w:sz w:val="24"/>
-                <w:szCs w:val="24"/>
               </w:rPr>
               <w:t>Руководство пользователя, Программа и методика испытаний, отчёт по УП</w:t>
+            </w:r>
+          </w:p>
+        </w:tc>
+      </w:tr>
+      <w:tr>
+        <w:trPr>
+          <w:trHeight w:val="1314"/>
+        </w:trPr>
+        <w:tc>
+          <w:tcPr>
+            <w:tcW w:w="766" w:type="dxa"/>
+            <w:vAlign w:val="center"/>
+          </w:tcPr>
+          <w:p>
+            <w:pPr>
+              <w:jc w:val="center"/>
+              <w:rPr>
+                <w:rFonts w:ascii="Times New Roman" w:hAnsi="Times New Roman" w:cs="Times New Roman"/>
+              </w:rPr>
+            </w:pPr>
+            <w:r>
+              <w:rPr>
+                <w:rFonts w:ascii="Times New Roman" w:hAnsi="Times New Roman" w:cs="Times New Roman"/>
+              </w:rPr>
+              <w:t>8</w:t>
+            </w:r>
+          </w:p>
+        </w:tc>
+        <w:tc>
+          <w:tcPr>
+            <w:tcW w:w="2304" w:type="dxa"/>
+            <w:vAlign w:val="center"/>
+          </w:tcPr>
+          <w:p>
+            <w:pPr>
+              <w:jc w:val="both"/>
+              <w:rPr>
+                <w:rFonts w:ascii="Times New Roman" w:hAnsi="Times New Roman" w:cs="Times New Roman"/>
+              </w:rPr>
+            </w:pPr>
+            <w:r>
+              <w:rPr>
+                <w:rFonts w:ascii="Times New Roman" w:hAnsi="Times New Roman" w:cs="Times New Roman"/>
+              </w:rPr>
+              <w:t>Подготовка отчетной документации</w:t>
+            </w:r>
+          </w:p>
+        </w:tc>
+        <w:tc>
+          <w:tcPr>
+            <w:tcW w:w="1644" w:type="dxa"/>
+            <w:vAlign w:val="center"/>
+          </w:tcPr>
+          <w:p>
+            <w:pPr>
+              <w:jc w:val="both"/>
+              <w:rPr>
+                <w:rFonts w:ascii="Times New Roman" w:hAnsi="Times New Roman" w:cs="Times New Roman"/>
+              </w:rPr>
+            </w:pPr>
+            <w:r>
+              <w:rPr>
+                <w:rFonts w:ascii="Times New Roman" w:hAnsi="Times New Roman" w:cs="Times New Roman"/>
+              </w:rPr>
+              <w:t>2 недели</w:t>
+            </w:r>
+          </w:p>
+        </w:tc>
+        <w:tc>
+          <w:tcPr>
+            <w:tcW w:w="3047" w:type="dxa"/>
+            <w:vAlign w:val="center"/>
+          </w:tcPr>
+          <w:p>
+            <w:pPr>
+              <w:jc w:val="both"/>
+              <w:rPr>
+                <w:rFonts w:ascii="Times New Roman" w:hAnsi="Times New Roman" w:cs="Times New Roman"/>
+              </w:rPr>
+            </w:pPr>
+            <w:r>
+              <w:rPr>
+                <w:rFonts w:ascii="Times New Roman" w:hAnsi="Times New Roman" w:cs="Times New Roman"/>
+              </w:rPr>
+              <w:t>Подготовка отчетной документации, подготовка к сдаче проекта</w:t>
+            </w:r>
+          </w:p>
+        </w:tc>
+        <w:tc>
+          <w:tcPr>
+            <w:tcW w:w="1879" w:type="dxa"/>
+            <w:vAlign w:val="center"/>
+          </w:tcPr>
+          <w:p>
+            <w:pPr>
+              <w:jc w:val="both"/>
+              <w:rPr>
+                <w:rFonts w:ascii="Times New Roman" w:hAnsi="Times New Roman" w:cs="Times New Roman"/>
+              </w:rPr>
+            </w:pPr>
+            <w:r>
+              <w:rPr>
+                <w:rFonts w:ascii="Times New Roman" w:hAnsi="Times New Roman" w:cs="Times New Roman"/>
+              </w:rPr>
+              <w:t>Готовый отчёт с приложениями</w:t>
+            </w:r>
+          </w:p>
+        </w:tc>
+      </w:tr>
+      <w:tr>
+        <w:trPr>
+          <w:trHeight w:val="1314"/>
+        </w:trPr>
+        <w:tc>
+          <w:tcPr>
+            <w:tcW w:w="766" w:type="dxa"/>
+            <w:vAlign w:val="center"/>
+          </w:tcPr>
+          <w:p>
+            <w:pPr>
+              <w:jc w:val="center"/>
+              <w:rPr>
+                <w:rFonts w:ascii="Times New Roman" w:hAnsi="Times New Roman" w:cs="Times New Roman"/>
+              </w:rPr>
+            </w:pPr>
+            <w:r>
+              <w:rPr>
+                <w:rFonts w:ascii="Times New Roman" w:hAnsi="Times New Roman" w:cs="Times New Roman"/>
+              </w:rPr>
+              <w:t>9</w:t>
+            </w:r>
+          </w:p>
+        </w:tc>
+        <w:tc>
+          <w:tcPr>
+            <w:tcW w:w="2304" w:type="dxa"/>
+            <w:vAlign w:val="center"/>
+          </w:tcPr>
+          <w:p>
+            <w:pPr>
+              <w:jc w:val="both"/>
+              <w:rPr>
+                <w:rFonts w:ascii="Times New Roman" w:hAnsi="Times New Roman" w:cs="Times New Roman"/>
+              </w:rPr>
+            </w:pPr>
+            <w:r>
+              <w:rPr>
+                <w:rFonts w:ascii="Times New Roman" w:hAnsi="Times New Roman" w:cs="Times New Roman"/>
+              </w:rPr>
+              <w:t>Приемно-сдаточным процедуры</w:t>
+            </w:r>
+          </w:p>
+        </w:tc>
+        <w:tc>
+          <w:tcPr>
+            <w:tcW w:w="1644" w:type="dxa"/>
+            <w:vAlign w:val="center"/>
+          </w:tcPr>
+          <w:p>
+            <w:pPr>
+              <w:jc w:val="both"/>
+              <w:rPr>
+                <w:rFonts w:ascii="Times New Roman" w:hAnsi="Times New Roman" w:cs="Times New Roman"/>
+              </w:rPr>
+            </w:pPr>
+            <w:r>
+              <w:rPr>
+                <w:rFonts w:ascii="Times New Roman" w:hAnsi="Times New Roman" w:cs="Times New Roman"/>
+              </w:rPr>
+              <w:t>1 день</w:t>
+            </w:r>
+          </w:p>
+        </w:tc>
+        <w:tc>
+          <w:tcPr>
+            <w:tcW w:w="3047" w:type="dxa"/>
+            <w:vAlign w:val="center"/>
+          </w:tcPr>
+          <w:p>
+            <w:pPr>
+              <w:jc w:val="both"/>
+              <w:rPr>
+                <w:rFonts w:ascii="Times New Roman" w:hAnsi="Times New Roman" w:cs="Times New Roman"/>
+              </w:rPr>
+            </w:pPr>
+            <w:r>
+              <w:rPr>
+                <w:rFonts w:ascii="Times New Roman" w:hAnsi="Times New Roman" w:cs="Times New Roman"/>
+              </w:rPr>
+              <w:t>Сдача готового проекта приемной комиссии</w:t>
+            </w:r>
+          </w:p>
+        </w:tc>
+        <w:tc>
+          <w:tcPr>
+            <w:tcW w:w="1879" w:type="dxa"/>
+            <w:vAlign w:val="center"/>
+          </w:tcPr>
+          <w:p>
+            <w:pPr>
+              <w:jc w:val="both"/>
+              <w:rPr>
+                <w:rFonts w:ascii="Times New Roman" w:hAnsi="Times New Roman" w:cs="Times New Roman"/>
+              </w:rPr>
+            </w:pPr>
+            <w:r>
+              <w:rPr>
+                <w:rFonts w:ascii="Times New Roman" w:hAnsi="Times New Roman" w:cs="Times New Roman"/>
+              </w:rPr>
+              <w:t>Подписанный акт приемки</w:t>
             </w:r>
           </w:p>
         </w:tc>
@@ -10862,7 +12327,6 @@
     </w:tbl>
     <w:p>
       <w:pPr>
-        <w:spacing w:after="0"/>
         <w:rPr>
           <w:rFonts w:ascii="Times New Roman" w:hAnsi="Times New Roman" w:cs="Times New Roman"/>
           <w:b/>
@@ -10871,6 +12335,7 @@
           <w:szCs w:val="24"/>
         </w:rPr>
       </w:pPr>
+      <w:bookmarkStart w:id="30" w:name="_Toc225903804"/>
       <w:r>
         <w:rPr>
           <w:rFonts w:ascii="Times New Roman" w:hAnsi="Times New Roman" w:cs="Times New Roman"/>
@@ -10896,7 +12361,6 @@
           <w:szCs w:val="24"/>
         </w:rPr>
       </w:pPr>
-      <w:bookmarkStart w:id="30" w:name="_Toc225903804"/>
       <w:r>
         <w:rPr>
           <w:rFonts w:ascii="Times New Roman" w:hAnsi="Times New Roman" w:cs="Times New Roman"/>
@@ -10927,19 +12391,15 @@
           <w:sz w:val="24"/>
           <w:szCs w:val="24"/>
         </w:rPr>
-        <w:t>Разработанный пакет документации должен включать:</w:t>
+        <w:t>Разработанный пакет документации должен включать следующие документы:</w:t>
       </w:r>
     </w:p>
     <w:p>
       <w:pPr>
         <w:numPr>
           <w:ilvl w:val="0"/>
-          <w:numId w:val="47"/>
+          <w:numId w:val="55"/>
         </w:numPr>
-        <w:tabs>
-          <w:tab w:val="clear" w:pos="720"/>
-          <w:tab w:val="left" w:pos="0"/>
-        </w:tabs>
         <w:spacing w:after="0" w:line="360" w:lineRule="auto"/>
         <w:ind w:left="0" w:firstLine="709"/>
         <w:jc w:val="both"/>
@@ -10955,19 +12415,15 @@
           <w:sz w:val="24"/>
           <w:szCs w:val="24"/>
         </w:rPr>
-        <w:t>настоящее техническое задание;</w:t>
+        <w:t xml:space="preserve">техническое задание; </w:t>
       </w:r>
     </w:p>
     <w:p>
       <w:pPr>
         <w:numPr>
           <w:ilvl w:val="0"/>
-          <w:numId w:val="47"/>
+          <w:numId w:val="55"/>
         </w:numPr>
-        <w:tabs>
-          <w:tab w:val="clear" w:pos="720"/>
-          <w:tab w:val="left" w:pos="0"/>
-        </w:tabs>
         <w:spacing w:after="0" w:line="360" w:lineRule="auto"/>
         <w:ind w:left="0" w:firstLine="709"/>
         <w:jc w:val="both"/>
@@ -10983,19 +12439,15 @@
           <w:sz w:val="24"/>
           <w:szCs w:val="24"/>
         </w:rPr>
-        <w:t>руководство пользователя;</w:t>
+        <w:t xml:space="preserve">руководство пользователя; </w:t>
       </w:r>
     </w:p>
     <w:p>
       <w:pPr>
         <w:numPr>
           <w:ilvl w:val="0"/>
-          <w:numId w:val="47"/>
+          <w:numId w:val="55"/>
         </w:numPr>
-        <w:tabs>
-          <w:tab w:val="clear" w:pos="720"/>
-          <w:tab w:val="left" w:pos="0"/>
-        </w:tabs>
         <w:spacing w:after="0" w:line="360" w:lineRule="auto"/>
         <w:ind w:left="0" w:firstLine="709"/>
         <w:jc w:val="both"/>
@@ -11011,19 +12463,15 @@
           <w:sz w:val="24"/>
           <w:szCs w:val="24"/>
         </w:rPr>
-        <w:t>отчёт по учебной практике;</w:t>
+        <w:t xml:space="preserve">отчёт по учебной практике (ПЗ); </w:t>
       </w:r>
     </w:p>
     <w:p>
       <w:pPr>
         <w:numPr>
           <w:ilvl w:val="0"/>
-          <w:numId w:val="47"/>
+          <w:numId w:val="55"/>
         </w:numPr>
-        <w:tabs>
-          <w:tab w:val="clear" w:pos="720"/>
-          <w:tab w:val="left" w:pos="0"/>
-        </w:tabs>
         <w:spacing w:after="0" w:line="360" w:lineRule="auto"/>
         <w:ind w:left="0" w:firstLine="709"/>
         <w:jc w:val="both"/>
@@ -11039,7 +12487,405 @@
           <w:sz w:val="24"/>
           <w:szCs w:val="24"/>
         </w:rPr>
-        <w:t>программу и методику испытаний.</w:t>
+        <w:t xml:space="preserve">программу и методику испытаний. </w:t>
+      </w:r>
+    </w:p>
+    <w:p>
+      <w:pPr>
+        <w:spacing w:after="0" w:line="360" w:lineRule="auto"/>
+        <w:ind w:firstLine="709"/>
+        <w:jc w:val="both"/>
+        <w:rPr>
+          <w:rFonts w:ascii="Times New Roman" w:hAnsi="Times New Roman" w:cs="Times New Roman"/>
+          <w:sz w:val="24"/>
+          <w:szCs w:val="24"/>
+        </w:rPr>
+      </w:pPr>
+      <w:r>
+        <w:rPr>
+          <w:rFonts w:ascii="Times New Roman" w:hAnsi="Times New Roman" w:cs="Times New Roman"/>
+          <w:sz w:val="24"/>
+          <w:szCs w:val="24"/>
+        </w:rPr>
+        <w:t>Все вышеперечисленные документы должны быть оформлены с учётом требований следующих нормативных документов:</w:t>
+      </w:r>
+    </w:p>
+    <w:p>
+      <w:pPr>
+        <w:numPr>
+          <w:ilvl w:val="0"/>
+          <w:numId w:val="56"/>
+        </w:numPr>
+        <w:spacing w:after="0" w:line="360" w:lineRule="auto"/>
+        <w:ind w:left="0" w:firstLine="709"/>
+        <w:jc w:val="both"/>
+        <w:rPr>
+          <w:rFonts w:ascii="Times New Roman" w:hAnsi="Times New Roman" w:cs="Times New Roman"/>
+          <w:sz w:val="24"/>
+          <w:szCs w:val="24"/>
+        </w:rPr>
+      </w:pPr>
+      <w:r>
+        <w:rPr>
+          <w:rFonts w:ascii="Times New Roman" w:hAnsi="Times New Roman" w:cs="Times New Roman"/>
+          <w:sz w:val="24"/>
+          <w:szCs w:val="24"/>
+        </w:rPr>
+        <w:t>ЕСПД (Единая система программной документации)</w:t>
+      </w:r>
+      <w:r>
+        <w:rPr>
+          <w:rFonts w:ascii="Times New Roman" w:hAnsi="Times New Roman" w:cs="Times New Roman"/>
+          <w:sz w:val="24"/>
+          <w:szCs w:val="24"/>
+        </w:rPr>
+        <w:t> – </w:t>
+      </w:r>
+      <w:r>
+        <w:rPr>
+          <w:rFonts w:ascii="Times New Roman" w:hAnsi="Times New Roman" w:cs="Times New Roman"/>
+          <w:sz w:val="24"/>
+          <w:szCs w:val="24"/>
+        </w:rPr>
+        <w:t xml:space="preserve">определяет состав, структуру и правила оформления программной документации; </w:t>
+      </w:r>
+    </w:p>
+    <w:p>
+      <w:pPr>
+        <w:numPr>
+          <w:ilvl w:val="0"/>
+          <w:numId w:val="56"/>
+        </w:numPr>
+        <w:spacing w:after="0" w:line="360" w:lineRule="auto"/>
+        <w:ind w:left="0" w:firstLine="709"/>
+        <w:jc w:val="both"/>
+        <w:rPr>
+          <w:rFonts w:ascii="Times New Roman" w:hAnsi="Times New Roman" w:cs="Times New Roman"/>
+          <w:sz w:val="24"/>
+          <w:szCs w:val="24"/>
+        </w:rPr>
+      </w:pPr>
+      <w:r>
+        <w:rPr>
+          <w:rFonts w:ascii="Times New Roman" w:hAnsi="Times New Roman" w:cs="Times New Roman"/>
+          <w:sz w:val="24"/>
+          <w:szCs w:val="24"/>
+        </w:rPr>
+        <w:t>ГОСТ 2.105–2019</w:t>
+      </w:r>
+      <w:r>
+        <w:rPr>
+          <w:rFonts w:ascii="Times New Roman" w:hAnsi="Times New Roman" w:cs="Times New Roman"/>
+          <w:sz w:val="24"/>
+          <w:szCs w:val="24"/>
+        </w:rPr>
+        <w:t> – </w:t>
+      </w:r>
+      <w:r>
+        <w:rPr>
+          <w:rFonts w:ascii="Times New Roman" w:hAnsi="Times New Roman" w:cs="Times New Roman"/>
+          <w:sz w:val="24"/>
+          <w:szCs w:val="24"/>
+        </w:rPr>
+        <w:t xml:space="preserve">устанавливает общие требования к оформлению текстовых документов; </w:t>
+      </w:r>
+    </w:p>
+    <w:p>
+      <w:pPr>
+        <w:numPr>
+          <w:ilvl w:val="0"/>
+          <w:numId w:val="56"/>
+        </w:numPr>
+        <w:spacing w:after="0" w:line="360" w:lineRule="auto"/>
+        <w:ind w:left="0" w:firstLine="709"/>
+        <w:jc w:val="both"/>
+        <w:rPr>
+          <w:rFonts w:ascii="Times New Roman" w:hAnsi="Times New Roman" w:cs="Times New Roman"/>
+          <w:sz w:val="24"/>
+          <w:szCs w:val="24"/>
+        </w:rPr>
+      </w:pPr>
+      <w:r>
+        <w:rPr>
+          <w:rFonts w:ascii="Times New Roman" w:hAnsi="Times New Roman" w:cs="Times New Roman"/>
+          <w:sz w:val="24"/>
+          <w:szCs w:val="24"/>
+        </w:rPr>
+        <w:t>ГОСТ 7.32–2017</w:t>
+      </w:r>
+      <w:r>
+        <w:rPr>
+          <w:rFonts w:ascii="Times New Roman" w:hAnsi="Times New Roman" w:cs="Times New Roman"/>
+          <w:sz w:val="24"/>
+          <w:szCs w:val="24"/>
+        </w:rPr>
+        <w:t> – </w:t>
+      </w:r>
+      <w:r>
+        <w:rPr>
+          <w:rFonts w:ascii="Times New Roman" w:hAnsi="Times New Roman" w:cs="Times New Roman"/>
+          <w:sz w:val="24"/>
+          <w:szCs w:val="24"/>
+        </w:rPr>
+        <w:t xml:space="preserve">регламентирует структуру и правила оформления отчётов; </w:t>
+      </w:r>
+    </w:p>
+    <w:p>
+      <w:pPr>
+        <w:numPr>
+          <w:ilvl w:val="0"/>
+          <w:numId w:val="56"/>
+        </w:numPr>
+        <w:spacing w:after="0" w:line="360" w:lineRule="auto"/>
+        <w:ind w:left="0" w:firstLine="709"/>
+        <w:jc w:val="both"/>
+        <w:rPr>
+          <w:rFonts w:ascii="Times New Roman" w:hAnsi="Times New Roman" w:cs="Times New Roman"/>
+          <w:sz w:val="24"/>
+          <w:szCs w:val="24"/>
+        </w:rPr>
+      </w:pPr>
+      <w:r>
+        <w:rPr>
+          <w:rFonts w:ascii="Times New Roman" w:hAnsi="Times New Roman" w:cs="Times New Roman"/>
+          <w:sz w:val="24"/>
+          <w:szCs w:val="24"/>
+        </w:rPr>
+        <w:t>ГОСТ 34.201–2020</w:t>
+      </w:r>
+      <w:r>
+        <w:rPr>
+          <w:rFonts w:ascii="Times New Roman" w:hAnsi="Times New Roman" w:cs="Times New Roman"/>
+          <w:sz w:val="24"/>
+          <w:szCs w:val="24"/>
+        </w:rPr>
+        <w:t> – </w:t>
+      </w:r>
+      <w:r>
+        <w:rPr>
+          <w:rFonts w:ascii="Times New Roman" w:hAnsi="Times New Roman" w:cs="Times New Roman"/>
+          <w:sz w:val="24"/>
+          <w:szCs w:val="24"/>
+        </w:rPr>
+        <w:t xml:space="preserve">определяет виды и комплектность документов при разработке автоматизированных систем; </w:t>
+      </w:r>
+    </w:p>
+    <w:p>
+      <w:pPr>
+        <w:numPr>
+          <w:ilvl w:val="0"/>
+          <w:numId w:val="56"/>
+        </w:numPr>
+        <w:spacing w:after="0" w:line="360" w:lineRule="auto"/>
+        <w:ind w:left="0" w:firstLine="709"/>
+        <w:jc w:val="both"/>
+        <w:rPr>
+          <w:rFonts w:ascii="Times New Roman" w:hAnsi="Times New Roman" w:cs="Times New Roman"/>
+          <w:sz w:val="24"/>
+          <w:szCs w:val="24"/>
+        </w:rPr>
+      </w:pPr>
+      <w:r>
+        <w:rPr>
+          <w:rFonts w:ascii="Times New Roman" w:hAnsi="Times New Roman" w:cs="Times New Roman"/>
+          <w:sz w:val="24"/>
+          <w:szCs w:val="24"/>
+        </w:rPr>
+        <w:t>ГОСТ 34.602–2020</w:t>
+      </w:r>
+      <w:r>
+        <w:rPr>
+          <w:rFonts w:ascii="Times New Roman" w:hAnsi="Times New Roman" w:cs="Times New Roman"/>
+          <w:sz w:val="24"/>
+          <w:szCs w:val="24"/>
+        </w:rPr>
+        <w:t> – </w:t>
+      </w:r>
+      <w:r>
+        <w:rPr>
+          <w:rFonts w:ascii="Times New Roman" w:hAnsi="Times New Roman" w:cs="Times New Roman"/>
+          <w:sz w:val="24"/>
+          <w:szCs w:val="24"/>
+        </w:rPr>
+        <w:t xml:space="preserve">устанавливает требования к техническому заданию; </w:t>
+      </w:r>
+    </w:p>
+    <w:p>
+      <w:pPr>
+        <w:numPr>
+          <w:ilvl w:val="0"/>
+          <w:numId w:val="56"/>
+        </w:numPr>
+        <w:spacing w:after="0" w:line="360" w:lineRule="auto"/>
+        <w:ind w:left="0" w:firstLine="709"/>
+        <w:jc w:val="both"/>
+        <w:rPr>
+          <w:rFonts w:ascii="Times New Roman" w:hAnsi="Times New Roman" w:cs="Times New Roman"/>
+          <w:sz w:val="24"/>
+          <w:szCs w:val="24"/>
+        </w:rPr>
+      </w:pPr>
+      <w:r>
+        <w:rPr>
+          <w:rFonts w:ascii="Times New Roman" w:hAnsi="Times New Roman" w:cs="Times New Roman"/>
+          <w:sz w:val="24"/>
+          <w:szCs w:val="24"/>
+        </w:rPr>
+        <w:t>ГОСТ 59795–2021</w:t>
+      </w:r>
+      <w:r>
+        <w:rPr>
+          <w:rFonts w:ascii="Times New Roman" w:hAnsi="Times New Roman" w:cs="Times New Roman"/>
+          <w:sz w:val="24"/>
+          <w:szCs w:val="24"/>
+        </w:rPr>
+        <w:t> – </w:t>
+      </w:r>
+      <w:r>
+        <w:rPr>
+          <w:rFonts w:ascii="Times New Roman" w:hAnsi="Times New Roman" w:cs="Times New Roman"/>
+          <w:sz w:val="24"/>
+          <w:szCs w:val="24"/>
+        </w:rPr>
+        <w:t xml:space="preserve">определяет требования к содержанию документации; </w:t>
+      </w:r>
+    </w:p>
+    <w:p>
+      <w:pPr>
+        <w:numPr>
+          <w:ilvl w:val="0"/>
+          <w:numId w:val="56"/>
+        </w:numPr>
+        <w:spacing w:after="0" w:line="360" w:lineRule="auto"/>
+        <w:ind w:left="0" w:firstLine="709"/>
+        <w:jc w:val="both"/>
+        <w:rPr>
+          <w:rFonts w:ascii="Times New Roman" w:hAnsi="Times New Roman" w:cs="Times New Roman"/>
+          <w:sz w:val="24"/>
+          <w:szCs w:val="24"/>
+        </w:rPr>
+      </w:pPr>
+      <w:r>
+        <w:rPr>
+          <w:rFonts w:ascii="Times New Roman" w:hAnsi="Times New Roman" w:cs="Times New Roman"/>
+          <w:sz w:val="24"/>
+          <w:szCs w:val="24"/>
+        </w:rPr>
+        <w:t>ГОСТ 59793–2021</w:t>
+      </w:r>
+      <w:r>
+        <w:rPr>
+          <w:rFonts w:ascii="Times New Roman" w:hAnsi="Times New Roman" w:cs="Times New Roman"/>
+          <w:sz w:val="24"/>
+          <w:szCs w:val="24"/>
+        </w:rPr>
+        <w:t> – </w:t>
+      </w:r>
+      <w:r>
+        <w:rPr>
+          <w:rFonts w:ascii="Times New Roman" w:hAnsi="Times New Roman" w:cs="Times New Roman"/>
+          <w:sz w:val="24"/>
+          <w:szCs w:val="24"/>
+        </w:rPr>
+        <w:t xml:space="preserve">описывает стадии разработки автоматизированных систем; </w:t>
+      </w:r>
+    </w:p>
+    <w:p>
+      <w:pPr>
+        <w:numPr>
+          <w:ilvl w:val="0"/>
+          <w:numId w:val="56"/>
+        </w:numPr>
+        <w:spacing w:after="0" w:line="360" w:lineRule="auto"/>
+        <w:ind w:left="0" w:firstLine="709"/>
+        <w:jc w:val="both"/>
+        <w:rPr>
+          <w:rFonts w:ascii="Times New Roman" w:hAnsi="Times New Roman" w:cs="Times New Roman"/>
+          <w:sz w:val="24"/>
+          <w:szCs w:val="24"/>
+        </w:rPr>
+      </w:pPr>
+      <w:r>
+        <w:rPr>
+          <w:rFonts w:ascii="Times New Roman" w:hAnsi="Times New Roman" w:cs="Times New Roman"/>
+          <w:sz w:val="24"/>
+          <w:szCs w:val="24"/>
+        </w:rPr>
+        <w:t>ГОСТ 59792–2021</w:t>
+      </w:r>
+      <w:r>
+        <w:rPr>
+          <w:rFonts w:ascii="Times New Roman" w:hAnsi="Times New Roman" w:cs="Times New Roman"/>
+          <w:sz w:val="24"/>
+          <w:szCs w:val="24"/>
+        </w:rPr>
+        <w:t> – </w:t>
+      </w:r>
+      <w:r>
+        <w:rPr>
+          <w:rFonts w:ascii="Times New Roman" w:hAnsi="Times New Roman" w:cs="Times New Roman"/>
+          <w:sz w:val="24"/>
+          <w:szCs w:val="24"/>
+        </w:rPr>
+        <w:t xml:space="preserve">регламентирует порядок проведения испытаний; </w:t>
+      </w:r>
+    </w:p>
+    <w:p>
+      <w:pPr>
+        <w:numPr>
+          <w:ilvl w:val="0"/>
+          <w:numId w:val="56"/>
+        </w:numPr>
+        <w:spacing w:after="0" w:line="360" w:lineRule="auto"/>
+        <w:ind w:left="0" w:firstLine="709"/>
+        <w:jc w:val="both"/>
+        <w:rPr>
+          <w:rFonts w:ascii="Times New Roman" w:hAnsi="Times New Roman" w:cs="Times New Roman"/>
+          <w:sz w:val="24"/>
+          <w:szCs w:val="24"/>
+        </w:rPr>
+      </w:pPr>
+      <w:r>
+        <w:rPr>
+          <w:rFonts w:ascii="Times New Roman" w:hAnsi="Times New Roman" w:cs="Times New Roman"/>
+          <w:sz w:val="24"/>
+          <w:szCs w:val="24"/>
+        </w:rPr>
+        <w:t xml:space="preserve">СТП </w:t>
+      </w:r>
+      <w:proofErr w:type="spellStart"/>
+      <w:r>
+        <w:rPr>
+          <w:rFonts w:ascii="Times New Roman" w:hAnsi="Times New Roman" w:cs="Times New Roman"/>
+          <w:sz w:val="24"/>
+          <w:szCs w:val="24"/>
+        </w:rPr>
+        <w:t>ВятГУ</w:t>
+      </w:r>
+      <w:proofErr w:type="spellEnd"/>
+      <w:r>
+        <w:rPr>
+          <w:rFonts w:ascii="Times New Roman" w:hAnsi="Times New Roman" w:cs="Times New Roman"/>
+          <w:sz w:val="24"/>
+          <w:szCs w:val="24"/>
+        </w:rPr>
+        <w:t xml:space="preserve"> 101–2004</w:t>
+      </w:r>
+      <w:r>
+        <w:rPr>
+          <w:rFonts w:ascii="Times New Roman" w:hAnsi="Times New Roman" w:cs="Times New Roman"/>
+          <w:sz w:val="24"/>
+          <w:szCs w:val="24"/>
+        </w:rPr>
+        <w:t> – </w:t>
+      </w:r>
+      <w:r>
+        <w:rPr>
+          <w:rFonts w:ascii="Times New Roman" w:hAnsi="Times New Roman" w:cs="Times New Roman"/>
+          <w:sz w:val="24"/>
+          <w:szCs w:val="24"/>
+        </w:rPr>
+        <w:t xml:space="preserve">устанавливает требования к оформлению учебных текстовых документов. </w:t>
       </w:r>
     </w:p>
     <w:p>
@@ -11110,74 +12956,14 @@
           <w:sz w:val="24"/>
           <w:szCs w:val="24"/>
         </w:rPr>
-        <w:t>Приёмка работы проводится комиссией в специально отведённой аудитории.</w:t>
-      </w:r>
-    </w:p>
-    <w:p>
-      <w:pPr>
-        <w:spacing w:after="0" w:line="360" w:lineRule="auto"/>
-        <w:ind w:firstLine="709"/>
-        <w:jc w:val="both"/>
-        <w:rPr>
-          <w:rFonts w:ascii="Times New Roman" w:hAnsi="Times New Roman" w:cs="Times New Roman"/>
-          <w:sz w:val="24"/>
-          <w:szCs w:val="24"/>
-        </w:rPr>
-      </w:pPr>
-      <w:r>
-        <w:rPr>
-          <w:rFonts w:ascii="Times New Roman" w:hAnsi="Times New Roman" w:cs="Times New Roman"/>
-          <w:sz w:val="24"/>
-          <w:szCs w:val="24"/>
-        </w:rPr>
-        <w:t>Разработчик предоставляет полный комплект подписанной документации, представляет проект в течение 5 минут, демонстрирует работу программы и отвечает на вопросы комиссии.</w:t>
-      </w:r>
-    </w:p>
-    <w:p>
-      <w:pPr>
-        <w:spacing w:after="0" w:line="360" w:lineRule="auto"/>
-        <w:ind w:firstLine="709"/>
-        <w:jc w:val="both"/>
-        <w:rPr>
-          <w:rFonts w:ascii="Times New Roman" w:hAnsi="Times New Roman" w:cs="Times New Roman"/>
-          <w:sz w:val="24"/>
-          <w:szCs w:val="24"/>
-        </w:rPr>
-      </w:pPr>
-      <w:r>
-        <w:rPr>
-          <w:rFonts w:ascii="Times New Roman" w:hAnsi="Times New Roman" w:cs="Times New Roman"/>
-          <w:sz w:val="24"/>
-          <w:szCs w:val="24"/>
-        </w:rPr>
-        <w:t>Комиссия оценивает соответствие выполненной работы требованиям настоящего технического задания и принимает решение с занесением результатов в ведомость.</w:t>
-      </w:r>
-    </w:p>
-    <w:p>
-      <w:pPr>
-        <w:spacing w:after="0" w:line="360" w:lineRule="auto"/>
-        <w:ind w:firstLine="709"/>
-        <w:jc w:val="both"/>
-        <w:rPr>
-          <w:rFonts w:ascii="Times New Roman" w:hAnsi="Times New Roman" w:cs="Times New Roman"/>
-          <w:sz w:val="24"/>
-          <w:szCs w:val="24"/>
-        </w:rPr>
-      </w:pPr>
-      <w:r>
-        <w:rPr>
-          <w:rFonts w:ascii="Times New Roman" w:hAnsi="Times New Roman" w:cs="Times New Roman"/>
-          <w:sz w:val="24"/>
-          <w:szCs w:val="24"/>
-        </w:rPr>
-        <w:t>Состав комиссии:</w:t>
+        <w:t>Процесс приёмки-сдачи разработанного программного продукта осуществляется в соответствии с установленными процедурами и включает следующие этапы:</w:t>
       </w:r>
     </w:p>
     <w:p>
       <w:pPr>
         <w:numPr>
           <w:ilvl w:val="0"/>
-          <w:numId w:val="48"/>
+          <w:numId w:val="59"/>
         </w:numPr>
         <w:spacing w:after="0" w:line="360" w:lineRule="auto"/>
         <w:ind w:left="0" w:firstLine="709"/>
@@ -11194,14 +12980,14 @@
           <w:sz w:val="24"/>
           <w:szCs w:val="24"/>
         </w:rPr>
-        <w:t>Чистяков Г.А. – руководитель образовательной программы по специальности «Информационные системы и программирование»;</w:t>
+        <w:t xml:space="preserve">разработчик, являющийся автором проекта, прибывает в специально отведённую аудиторию и представляет свою работу комиссии; </w:t>
       </w:r>
     </w:p>
     <w:p>
       <w:pPr>
         <w:numPr>
           <w:ilvl w:val="0"/>
-          <w:numId w:val="48"/>
+          <w:numId w:val="59"/>
         </w:numPr>
         <w:spacing w:after="0" w:line="360" w:lineRule="auto"/>
         <w:ind w:left="0" w:firstLine="709"/>
@@ -11218,30 +13004,14 @@
           <w:sz w:val="24"/>
           <w:szCs w:val="24"/>
         </w:rPr>
-        <w:t xml:space="preserve">Гюльмамедова Л.Э. – преподаватель по дисциплине </w:t>
-      </w:r>
-      <w:r>
-        <w:rPr>
-          <w:rFonts w:ascii="Times New Roman" w:hAnsi="Times New Roman" w:cs="Times New Roman"/>
-          <w:sz w:val="24"/>
-          <w:szCs w:val="24"/>
-        </w:rPr>
-        <w:t xml:space="preserve">МДК 05.05 </w:t>
-      </w:r>
-      <w:r>
-        <w:rPr>
-          <w:rFonts w:ascii="Times New Roman" w:hAnsi="Times New Roman" w:cs="Times New Roman"/>
-          <w:sz w:val="24"/>
-          <w:szCs w:val="24"/>
-        </w:rPr>
-        <w:t>«Анализ и разработка технического задания»;</w:t>
+        <w:t xml:space="preserve">перед началом доклада разработчик предоставляет полный комплект документации, заверенный необходимыми подписями, для ознакомления членам комиссии; </w:t>
       </w:r>
     </w:p>
     <w:p>
       <w:pPr>
         <w:numPr>
           <w:ilvl w:val="0"/>
-          <w:numId w:val="48"/>
+          <w:numId w:val="59"/>
         </w:numPr>
         <w:spacing w:after="0" w:line="360" w:lineRule="auto"/>
         <w:ind w:left="0" w:firstLine="709"/>
@@ -11258,119 +13028,147 @@
           <w:sz w:val="24"/>
           <w:szCs w:val="24"/>
         </w:rPr>
-        <w:t>Самоделкин</w:t>
-      </w:r>
-      <w:r>
-        <w:rPr>
-          <w:rFonts w:ascii="Times New Roman" w:hAnsi="Times New Roman" w:cs="Times New Roman"/>
-          <w:sz w:val="24"/>
-          <w:szCs w:val="24"/>
-        </w:rPr>
-        <w:t> </w:t>
-      </w:r>
-      <w:r>
-        <w:rPr>
-          <w:rFonts w:ascii="Times New Roman" w:hAnsi="Times New Roman" w:cs="Times New Roman"/>
-          <w:sz w:val="24"/>
-          <w:szCs w:val="24"/>
-        </w:rPr>
-        <w:t>П.А</w:t>
-      </w:r>
-      <w:r>
-        <w:rPr>
-          <w:rFonts w:ascii="Times New Roman" w:hAnsi="Times New Roman" w:cs="Times New Roman"/>
-          <w:sz w:val="24"/>
-          <w:szCs w:val="24"/>
-        </w:rPr>
-        <w:t>.</w:t>
-      </w:r>
-      <w:r>
-        <w:rPr>
-          <w:rFonts w:ascii="Times New Roman" w:hAnsi="Times New Roman" w:cs="Times New Roman"/>
-          <w:sz w:val="24"/>
-          <w:szCs w:val="24"/>
-        </w:rPr>
-        <w:t xml:space="preserve"> – </w:t>
-      </w:r>
-      <w:r>
-        <w:rPr>
-          <w:rFonts w:ascii="Times New Roman" w:hAnsi="Times New Roman" w:cs="Times New Roman"/>
-          <w:sz w:val="24"/>
-          <w:szCs w:val="24"/>
-        </w:rPr>
-        <w:t xml:space="preserve">преподаватель </w:t>
-      </w:r>
-      <w:r>
-        <w:rPr>
-          <w:rFonts w:ascii="Times New Roman" w:hAnsi="Times New Roman" w:cs="Times New Roman"/>
-          <w:sz w:val="24"/>
-          <w:szCs w:val="24"/>
-        </w:rPr>
-        <w:t xml:space="preserve">по дисциплине «Внедрение информационных </w:t>
-      </w:r>
-      <w:r>
-        <w:rPr>
-          <w:rFonts w:ascii="Times New Roman" w:hAnsi="Times New Roman" w:cs="Times New Roman"/>
-          <w:sz w:val="24"/>
-          <w:szCs w:val="24"/>
-        </w:rPr>
-        <w:t>систем»</w:t>
-      </w:r>
-      <w:r>
-        <w:rPr>
-          <w:rFonts w:ascii="Times New Roman" w:hAnsi="Times New Roman" w:cs="Times New Roman"/>
-          <w:sz w:val="24"/>
-          <w:szCs w:val="24"/>
-        </w:rPr>
-        <w:t xml:space="preserve"> </w:t>
-      </w:r>
-      <w:r>
-        <w:rPr>
-          <w:rFonts w:ascii="Times New Roman" w:hAnsi="Times New Roman" w:cs="Times New Roman"/>
-          <w:sz w:val="24"/>
-          <w:szCs w:val="24"/>
-        </w:rPr>
-        <w:t>и</w:t>
-      </w:r>
-      <w:r>
-        <w:rPr>
-          <w:rFonts w:ascii="Times New Roman" w:hAnsi="Times New Roman" w:cs="Times New Roman"/>
-          <w:sz w:val="24"/>
-          <w:szCs w:val="24"/>
-        </w:rPr>
-        <w:t xml:space="preserve"> учебн</w:t>
-      </w:r>
-      <w:r>
-        <w:rPr>
-          <w:rFonts w:ascii="Times New Roman" w:hAnsi="Times New Roman" w:cs="Times New Roman"/>
-          <w:sz w:val="24"/>
-          <w:szCs w:val="24"/>
-        </w:rPr>
-        <w:t>ой</w:t>
-      </w:r>
-      <w:r>
-        <w:rPr>
-          <w:rFonts w:ascii="Times New Roman" w:hAnsi="Times New Roman" w:cs="Times New Roman"/>
-          <w:sz w:val="24"/>
-          <w:szCs w:val="24"/>
-        </w:rPr>
-        <w:t xml:space="preserve"> практик</w:t>
-      </w:r>
-      <w:r>
-        <w:rPr>
-          <w:rFonts w:ascii="Times New Roman" w:hAnsi="Times New Roman" w:cs="Times New Roman"/>
-          <w:sz w:val="24"/>
-          <w:szCs w:val="24"/>
-        </w:rPr>
-        <w:t>е</w:t>
-      </w:r>
-      <w:r>
-        <w:rPr>
-          <w:rFonts w:ascii="Times New Roman" w:hAnsi="Times New Roman" w:cs="Times New Roman"/>
-          <w:sz w:val="24"/>
-          <w:szCs w:val="24"/>
-        </w:rPr>
-        <w:t>.</w:t>
+        <w:t xml:space="preserve">разработчик представляет проект в течение 5 минут, демонстрируя работу программы; </w:t>
+      </w:r>
+    </w:p>
+    <w:p>
+      <w:pPr>
+        <w:numPr>
+          <w:ilvl w:val="0"/>
+          <w:numId w:val="59"/>
+        </w:numPr>
+        <w:spacing w:after="0" w:line="360" w:lineRule="auto"/>
+        <w:ind w:left="0" w:firstLine="709"/>
+        <w:jc w:val="both"/>
+        <w:rPr>
+          <w:rFonts w:ascii="Times New Roman" w:hAnsi="Times New Roman" w:cs="Times New Roman"/>
+          <w:sz w:val="24"/>
+          <w:szCs w:val="24"/>
+        </w:rPr>
+      </w:pPr>
+      <w:r>
+        <w:rPr>
+          <w:rFonts w:ascii="Times New Roman" w:hAnsi="Times New Roman" w:cs="Times New Roman"/>
+          <w:sz w:val="24"/>
+          <w:szCs w:val="24"/>
+        </w:rPr>
+        <w:t xml:space="preserve">в процессе защиты разработчик должен продемонстрировать понимание реализованных решений и быть готовым ответить на вопросы членов комиссии; </w:t>
+      </w:r>
+    </w:p>
+    <w:p>
+      <w:pPr>
+        <w:numPr>
+          <w:ilvl w:val="0"/>
+          <w:numId w:val="59"/>
+        </w:numPr>
+        <w:spacing w:after="0" w:line="360" w:lineRule="auto"/>
+        <w:ind w:left="0" w:firstLine="709"/>
+        <w:jc w:val="both"/>
+        <w:rPr>
+          <w:rFonts w:ascii="Times New Roman" w:hAnsi="Times New Roman" w:cs="Times New Roman"/>
+          <w:sz w:val="24"/>
+          <w:szCs w:val="24"/>
+        </w:rPr>
+      </w:pPr>
+      <w:r>
+        <w:rPr>
+          <w:rFonts w:ascii="Times New Roman" w:hAnsi="Times New Roman" w:cs="Times New Roman"/>
+          <w:sz w:val="24"/>
+          <w:szCs w:val="24"/>
+        </w:rPr>
+        <w:t xml:space="preserve">по результатам приёмки комиссия оценивает соответствие выполненной работы требованиям технического задания и принимает решение о приёмке или отклонении работы с занесением результатов в ведомость. </w:t>
+      </w:r>
+    </w:p>
+    <w:p>
+      <w:pPr>
+        <w:spacing w:after="0" w:line="360" w:lineRule="auto"/>
+        <w:ind w:firstLine="709"/>
+        <w:jc w:val="both"/>
+        <w:rPr>
+          <w:rFonts w:ascii="Times New Roman" w:hAnsi="Times New Roman" w:cs="Times New Roman"/>
+          <w:sz w:val="24"/>
+          <w:szCs w:val="24"/>
+        </w:rPr>
+      </w:pPr>
+      <w:r>
+        <w:rPr>
+          <w:rFonts w:ascii="Times New Roman" w:hAnsi="Times New Roman" w:cs="Times New Roman"/>
+          <w:sz w:val="24"/>
+          <w:szCs w:val="24"/>
+        </w:rPr>
+        <w:t>Состав комиссии:</w:t>
+      </w:r>
+    </w:p>
+    <w:p>
+      <w:pPr>
+        <w:numPr>
+          <w:ilvl w:val="0"/>
+          <w:numId w:val="59"/>
+        </w:numPr>
+        <w:spacing w:after="0" w:line="360" w:lineRule="auto"/>
+        <w:ind w:left="0" w:firstLine="709"/>
+        <w:jc w:val="both"/>
+        <w:rPr>
+          <w:rFonts w:ascii="Times New Roman" w:hAnsi="Times New Roman" w:cs="Times New Roman"/>
+          <w:sz w:val="24"/>
+          <w:szCs w:val="24"/>
+        </w:rPr>
+      </w:pPr>
+      <w:r>
+        <w:rPr>
+          <w:rFonts w:ascii="Times New Roman" w:hAnsi="Times New Roman" w:cs="Times New Roman"/>
+          <w:sz w:val="24"/>
+          <w:szCs w:val="24"/>
+        </w:rPr>
+        <w:t xml:space="preserve">Чистяков Г.А. – руководитель образовательной программы по специальности «Информационные системы и программирование»; </w:t>
+      </w:r>
+    </w:p>
+    <w:p>
+      <w:pPr>
+        <w:numPr>
+          <w:ilvl w:val="0"/>
+          <w:numId w:val="59"/>
+        </w:numPr>
+        <w:spacing w:after="0" w:line="360" w:lineRule="auto"/>
+        <w:ind w:left="0" w:firstLine="709"/>
+        <w:jc w:val="both"/>
+        <w:rPr>
+          <w:rFonts w:ascii="Times New Roman" w:hAnsi="Times New Roman" w:cs="Times New Roman"/>
+          <w:sz w:val="24"/>
+          <w:szCs w:val="24"/>
+        </w:rPr>
+      </w:pPr>
+      <w:r>
+        <w:rPr>
+          <w:rFonts w:ascii="Times New Roman" w:hAnsi="Times New Roman" w:cs="Times New Roman"/>
+          <w:sz w:val="24"/>
+          <w:szCs w:val="24"/>
+        </w:rPr>
+        <w:t xml:space="preserve">Гюльмамедова Л.Э. – преподаватель по дисциплине МДК 05.05 «Анализ и разработка технического задания»; </w:t>
+      </w:r>
+    </w:p>
+    <w:p>
+      <w:pPr>
+        <w:numPr>
+          <w:ilvl w:val="0"/>
+          <w:numId w:val="59"/>
+        </w:numPr>
+        <w:spacing w:after="0" w:line="360" w:lineRule="auto"/>
+        <w:ind w:left="0" w:firstLine="709"/>
+        <w:jc w:val="both"/>
+        <w:rPr>
+          <w:rFonts w:ascii="Times New Roman" w:hAnsi="Times New Roman" w:cs="Times New Roman"/>
+          <w:sz w:val="24"/>
+          <w:szCs w:val="24"/>
+        </w:rPr>
+      </w:pPr>
+      <w:r>
+        <w:rPr>
+          <w:rFonts w:ascii="Times New Roman" w:hAnsi="Times New Roman" w:cs="Times New Roman"/>
+          <w:sz w:val="24"/>
+          <w:szCs w:val="24"/>
+        </w:rPr>
+        <w:t>Самоделкин П.А. – преподаватель по дисциплине «Внедрение информационных систем» и учебной практике.</w:t>
       </w:r>
     </w:p>
     <w:sectPr>
@@ -12031,25 +13829,7 @@
           <w:sz w:val="24"/>
           <w:szCs w:val="24"/>
         </w:rPr>
-        <w:t> «</w:t>
-      </w:r>
-      <w:proofErr w:type="spellStart"/>
-      <w:r>
-        <w:rPr>
-          <w:rFonts w:ascii="Times New Roman" w:hAnsi="Times New Roman" w:cs="Times New Roman"/>
-          <w:sz w:val="24"/>
-          <w:szCs w:val="24"/>
-        </w:rPr>
-        <w:t>Anagram</w:t>
-      </w:r>
-      <w:proofErr w:type="spellEnd"/>
-      <w:r>
-        <w:rPr>
-          <w:rFonts w:ascii="Times New Roman" w:hAnsi="Times New Roman" w:cs="Times New Roman"/>
-          <w:sz w:val="24"/>
-          <w:szCs w:val="24"/>
-        </w:rPr>
-        <w:t xml:space="preserve"> - Word Games»: страница приложения // Google Play. – URL: </w:t>
+        <w:t> «Word Games»: страница приложения // Google Play. – URL: </w:t>
       </w:r>
       <w:hyperlink r:id="rId4" w:tgtFrame="_blank" w:history="1">
         <w:r>
@@ -12081,32 +13861,71 @@
 <w:hdr xmlns:wpc="http://schemas.microsoft.com/office/word/2010/wordprocessingCanvas" xmlns:cx="http://schemas.microsoft.com/office/drawing/2014/chartex" xmlns:cx1="http://schemas.microsoft.com/office/drawing/2015/9/8/chartex" xmlns:cx2="http://schemas.microsoft.com/office/drawing/2015/10/21/chartex" xmlns:cx3="http://schemas.microsoft.com/office/drawing/2016/5/9/chartex" xmlns:cx4="http://schemas.microsoft.com/office/drawing/2016/5/10/chartex" xmlns:cx5="http://schemas.microsoft.com/office/drawing/2016/5/11/chartex" xmlns:cx6="http://schemas.microsoft.com/office/drawing/2016/5/12/chartex" xmlns:cx7="http://schemas.microsoft.com/office/drawing/2016/5/13/chartex" xmlns:cx8="http://schemas.microsoft.com/office/drawing/2016/5/14/chartex" xmlns:mc="http://schemas.openxmlformats.org/markup-compatibility/2006" xmlns:aink="http://schemas.microsoft.com/office/drawing/2016/ink" xmlns:am3d="http://schemas.microsoft.com/office/drawing/2017/model3d" xmlns:o="urn:schemas-microsoft-com:office:office" xmlns:oel="http://schemas.microsoft.com/office/2019/extlst" xmlns:r="http://schemas.openxmlformats.org/officeDocument/2006/relationships" xmlns:m="http://schemas.openxmlformats.org/officeDocument/2006/math" xmlns:v="urn:schemas-microsoft-com:vml" xmlns:wp14="http://schemas.microsoft.com/office/word/2010/wordprocessingDrawing" xmlns:wp="http://schemas.openxmlformats.org/drawingml/2006/wordprocessingDrawing" xmlns:w10="urn:schemas-microsoft-com:office:word" xmlns:w="http://schemas.openxmlformats.org/wordprocessingml/2006/main" xmlns:w14="http://schemas.microsoft.com/office/word/2010/wordml" xmlns:w15="http://schemas.microsoft.com/office/word/2012/wordml" xmlns:w16cex="http://schemas.microsoft.com/office/word/2018/wordml/cex" xmlns:w16cid="http://schemas.microsoft.com/office/word/2016/wordml/cid" xmlns:w16="http://schemas.microsoft.com/office/word/2018/wordml" xmlns:w16du="http://schemas.microsoft.com/office/word/2023/wordml/word16du" xmlns:w16sdtdh="http://schemas.microsoft.com/office/word/2020/wordml/sdtdatahash" xmlns:w16sdtfl="http://schemas.microsoft.com/office/word/2024/wordml/sdtformatlock" xmlns:w16se="http://schemas.microsoft.com/office/word/2015/wordml/symex" xmlns:wpg="http://schemas.microsoft.com/office/word/2010/wordprocessingGroup" xmlns:wpi="http://schemas.microsoft.com/office/word/2010/wordprocessingInk" xmlns:wne="http://schemas.microsoft.com/office/word/2006/wordml" xmlns:wps="http://schemas.microsoft.com/office/word/2010/wordprocessingShape" mc:Ignorable="w14 w15 w16se w16cid w16 w16cex w16sdtdh w16sdtfl w16du wp14">
   <w:sdt>
     <w:sdtPr>
+      <w:rPr>
+        <w:sz w:val="24"/>
+        <w:szCs w:val="24"/>
+      </w:rPr>
       <w:id w:val="1749773096"/>
       <w:docPartObj>
         <w:docPartGallery w:val="Page Numbers (Top of Page)"/>
         <w:docPartUnique/>
       </w:docPartObj>
     </w:sdtPr>
-    <w:sdtEndPr/>
+    <w:sdtEndPr>
+      <w:rPr>
+        <w:rFonts w:ascii="Times New Roman" w:hAnsi="Times New Roman" w:cs="Times New Roman"/>
+      </w:rPr>
+    </w:sdtEndPr>
     <w:sdtContent>
       <w:p>
         <w:pPr>
           <w:pStyle w:val="af4"/>
           <w:jc w:val="center"/>
+          <w:rPr>
+            <w:rFonts w:ascii="Times New Roman" w:hAnsi="Times New Roman" w:cs="Times New Roman"/>
+            <w:sz w:val="24"/>
+            <w:szCs w:val="24"/>
+            <w:lang w:val="en-US"/>
+          </w:rPr>
         </w:pPr>
         <w:r>
+          <w:rPr>
+            <w:rFonts w:ascii="Times New Roman" w:hAnsi="Times New Roman" w:cs="Times New Roman"/>
+            <w:sz w:val="24"/>
+            <w:szCs w:val="24"/>
+          </w:rPr>
           <w:fldChar w:fldCharType="begin"/>
         </w:r>
         <w:r>
+          <w:rPr>
+            <w:rFonts w:ascii="Times New Roman" w:hAnsi="Times New Roman" w:cs="Times New Roman"/>
+            <w:sz w:val="24"/>
+            <w:szCs w:val="24"/>
+          </w:rPr>
           <w:instrText>PAGE   \* MERGEFORMAT</w:instrText>
         </w:r>
         <w:r>
+          <w:rPr>
+            <w:rFonts w:ascii="Times New Roman" w:hAnsi="Times New Roman" w:cs="Times New Roman"/>
+            <w:sz w:val="24"/>
+            <w:szCs w:val="24"/>
+          </w:rPr>
           <w:fldChar w:fldCharType="separate"/>
         </w:r>
         <w:r>
+          <w:rPr>
+            <w:rFonts w:ascii="Times New Roman" w:hAnsi="Times New Roman" w:cs="Times New Roman"/>
+            <w:sz w:val="24"/>
+            <w:szCs w:val="24"/>
+          </w:rPr>
           <w:t>2</w:t>
         </w:r>
         <w:r>
+          <w:rPr>
+            <w:rFonts w:ascii="Times New Roman" w:hAnsi="Times New Roman" w:cs="Times New Roman"/>
+            <w:sz w:val="24"/>
+            <w:szCs w:val="24"/>
+          </w:rPr>
           <w:fldChar w:fldCharType="end"/>
         </w:r>
       </w:p>
@@ -12207,6 +14026,268 @@
     </w:lvl>
   </w:abstractNum>
   <w:abstractNum w:abstractNumId="1" w15:restartNumberingAfterBreak="0">
+    <w:nsid w:val="05F652B6"/>
+    <w:multiLevelType w:val="hybridMultilevel"/>
+    <w:tmpl w:val="9926BD7E"/>
+    <w:lvl w:ilvl="0" w:tplc="04190001">
+      <w:start w:val="1"/>
+      <w:numFmt w:val="bullet"/>
+      <w:lvlText w:val=""/>
+      <w:lvlJc w:val="left"/>
+      <w:pPr>
+        <w:ind w:left="1429" w:hanging="360"/>
+      </w:pPr>
+      <w:rPr>
+        <w:rFonts w:ascii="Symbol" w:hAnsi="Symbol" w:hint="default"/>
+      </w:rPr>
+    </w:lvl>
+    <w:lvl w:ilvl="1" w:tplc="04190003" w:tentative="1">
+      <w:start w:val="1"/>
+      <w:numFmt w:val="bullet"/>
+      <w:lvlText w:val="o"/>
+      <w:lvlJc w:val="left"/>
+      <w:pPr>
+        <w:ind w:left="2149" w:hanging="360"/>
+      </w:pPr>
+      <w:rPr>
+        <w:rFonts w:ascii="Courier New" w:hAnsi="Courier New" w:cs="Courier New" w:hint="default"/>
+      </w:rPr>
+    </w:lvl>
+    <w:lvl w:ilvl="2" w:tplc="04190005" w:tentative="1">
+      <w:start w:val="1"/>
+      <w:numFmt w:val="bullet"/>
+      <w:lvlText w:val=""/>
+      <w:lvlJc w:val="left"/>
+      <w:pPr>
+        <w:ind w:left="2869" w:hanging="360"/>
+      </w:pPr>
+      <w:rPr>
+        <w:rFonts w:ascii="Wingdings" w:hAnsi="Wingdings" w:hint="default"/>
+      </w:rPr>
+    </w:lvl>
+    <w:lvl w:ilvl="3" w:tplc="04190001" w:tentative="1">
+      <w:start w:val="1"/>
+      <w:numFmt w:val="bullet"/>
+      <w:lvlText w:val=""/>
+      <w:lvlJc w:val="left"/>
+      <w:pPr>
+        <w:ind w:left="3589" w:hanging="360"/>
+      </w:pPr>
+      <w:rPr>
+        <w:rFonts w:ascii="Symbol" w:hAnsi="Symbol" w:hint="default"/>
+      </w:rPr>
+    </w:lvl>
+    <w:lvl w:ilvl="4" w:tplc="04190003" w:tentative="1">
+      <w:start w:val="1"/>
+      <w:numFmt w:val="bullet"/>
+      <w:lvlText w:val="o"/>
+      <w:lvlJc w:val="left"/>
+      <w:pPr>
+        <w:ind w:left="4309" w:hanging="360"/>
+      </w:pPr>
+      <w:rPr>
+        <w:rFonts w:ascii="Courier New" w:hAnsi="Courier New" w:cs="Courier New" w:hint="default"/>
+      </w:rPr>
+    </w:lvl>
+    <w:lvl w:ilvl="5" w:tplc="04190005" w:tentative="1">
+      <w:start w:val="1"/>
+      <w:numFmt w:val="bullet"/>
+      <w:lvlText w:val=""/>
+      <w:lvlJc w:val="left"/>
+      <w:pPr>
+        <w:ind w:left="5029" w:hanging="360"/>
+      </w:pPr>
+      <w:rPr>
+        <w:rFonts w:ascii="Wingdings" w:hAnsi="Wingdings" w:hint="default"/>
+      </w:rPr>
+    </w:lvl>
+    <w:lvl w:ilvl="6" w:tplc="04190001" w:tentative="1">
+      <w:start w:val="1"/>
+      <w:numFmt w:val="bullet"/>
+      <w:lvlText w:val=""/>
+      <w:lvlJc w:val="left"/>
+      <w:pPr>
+        <w:ind w:left="5749" w:hanging="360"/>
+      </w:pPr>
+      <w:rPr>
+        <w:rFonts w:ascii="Symbol" w:hAnsi="Symbol" w:hint="default"/>
+      </w:rPr>
+    </w:lvl>
+    <w:lvl w:ilvl="7" w:tplc="04190003" w:tentative="1">
+      <w:start w:val="1"/>
+      <w:numFmt w:val="bullet"/>
+      <w:lvlText w:val="o"/>
+      <w:lvlJc w:val="left"/>
+      <w:pPr>
+        <w:ind w:left="6469" w:hanging="360"/>
+      </w:pPr>
+      <w:rPr>
+        <w:rFonts w:ascii="Courier New" w:hAnsi="Courier New" w:cs="Courier New" w:hint="default"/>
+      </w:rPr>
+    </w:lvl>
+    <w:lvl w:ilvl="8" w:tplc="04190005" w:tentative="1">
+      <w:start w:val="1"/>
+      <w:numFmt w:val="bullet"/>
+      <w:lvlText w:val=""/>
+      <w:lvlJc w:val="left"/>
+      <w:pPr>
+        <w:ind w:left="7189" w:hanging="360"/>
+      </w:pPr>
+      <w:rPr>
+        <w:rFonts w:ascii="Wingdings" w:hAnsi="Wingdings" w:hint="default"/>
+      </w:rPr>
+    </w:lvl>
+  </w:abstractNum>
+  <w:abstractNum w:abstractNumId="2" w15:restartNumberingAfterBreak="0">
+    <w:nsid w:val="0DD13223"/>
+    <w:multiLevelType w:val="multilevel"/>
+    <w:tmpl w:val="46EA04C8"/>
+    <w:lvl w:ilvl="0">
+      <w:start w:val="1"/>
+      <w:numFmt w:val="bullet"/>
+      <w:lvlText w:val=""/>
+      <w:lvlJc w:val="left"/>
+      <w:pPr>
+        <w:tabs>
+          <w:tab w:val="num" w:pos="720"/>
+        </w:tabs>
+        <w:ind w:left="720" w:hanging="360"/>
+      </w:pPr>
+      <w:rPr>
+        <w:rFonts w:ascii="Symbol" w:hAnsi="Symbol" w:hint="default"/>
+        <w:sz w:val="20"/>
+      </w:rPr>
+    </w:lvl>
+    <w:lvl w:ilvl="1" w:tentative="1">
+      <w:start w:val="1"/>
+      <w:numFmt w:val="bullet"/>
+      <w:lvlText w:val="o"/>
+      <w:lvlJc w:val="left"/>
+      <w:pPr>
+        <w:tabs>
+          <w:tab w:val="num" w:pos="1440"/>
+        </w:tabs>
+        <w:ind w:left="1440" w:hanging="360"/>
+      </w:pPr>
+      <w:rPr>
+        <w:rFonts w:ascii="Courier New" w:hAnsi="Courier New" w:hint="default"/>
+        <w:sz w:val="20"/>
+      </w:rPr>
+    </w:lvl>
+    <w:lvl w:ilvl="2" w:tentative="1">
+      <w:start w:val="1"/>
+      <w:numFmt w:val="bullet"/>
+      <w:lvlText w:val=""/>
+      <w:lvlJc w:val="left"/>
+      <w:pPr>
+        <w:tabs>
+          <w:tab w:val="num" w:pos="2160"/>
+        </w:tabs>
+        <w:ind w:left="2160" w:hanging="360"/>
+      </w:pPr>
+      <w:rPr>
+        <w:rFonts w:ascii="Wingdings" w:hAnsi="Wingdings" w:hint="default"/>
+        <w:sz w:val="20"/>
+      </w:rPr>
+    </w:lvl>
+    <w:lvl w:ilvl="3" w:tentative="1">
+      <w:start w:val="1"/>
+      <w:numFmt w:val="bullet"/>
+      <w:lvlText w:val=""/>
+      <w:lvlJc w:val="left"/>
+      <w:pPr>
+        <w:tabs>
+          <w:tab w:val="num" w:pos="2880"/>
+        </w:tabs>
+        <w:ind w:left="2880" w:hanging="360"/>
+      </w:pPr>
+      <w:rPr>
+        <w:rFonts w:ascii="Wingdings" w:hAnsi="Wingdings" w:hint="default"/>
+        <w:sz w:val="20"/>
+      </w:rPr>
+    </w:lvl>
+    <w:lvl w:ilvl="4" w:tentative="1">
+      <w:start w:val="1"/>
+      <w:numFmt w:val="bullet"/>
+      <w:lvlText w:val=""/>
+      <w:lvlJc w:val="left"/>
+      <w:pPr>
+        <w:tabs>
+          <w:tab w:val="num" w:pos="3600"/>
+        </w:tabs>
+        <w:ind w:left="3600" w:hanging="360"/>
+      </w:pPr>
+      <w:rPr>
+        <w:rFonts w:ascii="Wingdings" w:hAnsi="Wingdings" w:hint="default"/>
+        <w:sz w:val="20"/>
+      </w:rPr>
+    </w:lvl>
+    <w:lvl w:ilvl="5" w:tentative="1">
+      <w:start w:val="1"/>
+      <w:numFmt w:val="bullet"/>
+      <w:lvlText w:val=""/>
+      <w:lvlJc w:val="left"/>
+      <w:pPr>
+        <w:tabs>
+          <w:tab w:val="num" w:pos="4320"/>
+        </w:tabs>
+        <w:ind w:left="4320" w:hanging="360"/>
+      </w:pPr>
+      <w:rPr>
+        <w:rFonts w:ascii="Wingdings" w:hAnsi="Wingdings" w:hint="default"/>
+        <w:sz w:val="20"/>
+      </w:rPr>
+    </w:lvl>
+    <w:lvl w:ilvl="6" w:tentative="1">
+      <w:start w:val="1"/>
+      <w:numFmt w:val="bullet"/>
+      <w:lvlText w:val=""/>
+      <w:lvlJc w:val="left"/>
+      <w:pPr>
+        <w:tabs>
+          <w:tab w:val="num" w:pos="5040"/>
+        </w:tabs>
+        <w:ind w:left="5040" w:hanging="360"/>
+      </w:pPr>
+      <w:rPr>
+        <w:rFonts w:ascii="Wingdings" w:hAnsi="Wingdings" w:hint="default"/>
+        <w:sz w:val="20"/>
+      </w:rPr>
+    </w:lvl>
+    <w:lvl w:ilvl="7" w:tentative="1">
+      <w:start w:val="1"/>
+      <w:numFmt w:val="bullet"/>
+      <w:lvlText w:val=""/>
+      <w:lvlJc w:val="left"/>
+      <w:pPr>
+        <w:tabs>
+          <w:tab w:val="num" w:pos="5760"/>
+        </w:tabs>
+        <w:ind w:left="5760" w:hanging="360"/>
+      </w:pPr>
+      <w:rPr>
+        <w:rFonts w:ascii="Wingdings" w:hAnsi="Wingdings" w:hint="default"/>
+        <w:sz w:val="20"/>
+      </w:rPr>
+    </w:lvl>
+    <w:lvl w:ilvl="8" w:tentative="1">
+      <w:start w:val="1"/>
+      <w:numFmt w:val="bullet"/>
+      <w:lvlText w:val=""/>
+      <w:lvlJc w:val="left"/>
+      <w:pPr>
+        <w:tabs>
+          <w:tab w:val="num" w:pos="6480"/>
+        </w:tabs>
+        <w:ind w:left="6480" w:hanging="360"/>
+      </w:pPr>
+      <w:rPr>
+        <w:rFonts w:ascii="Wingdings" w:hAnsi="Wingdings" w:hint="default"/>
+        <w:sz w:val="20"/>
+      </w:rPr>
+    </w:lvl>
+  </w:abstractNum>
+  <w:abstractNum w:abstractNumId="3" w15:restartNumberingAfterBreak="0">
     <w:nsid w:val="0E417DB2"/>
     <w:multiLevelType w:val="multilevel"/>
     <w:tmpl w:val="F1F6254E"/>
@@ -12319,7 +14400,7 @@
       </w:pPr>
     </w:lvl>
   </w:abstractNum>
-  <w:abstractNum w:abstractNumId="2" w15:restartNumberingAfterBreak="0">
+  <w:abstractNum w:abstractNumId="4" w15:restartNumberingAfterBreak="0">
     <w:nsid w:val="0EDA667C"/>
     <w:multiLevelType w:val="multilevel"/>
     <w:tmpl w:val="FAD8DDDC"/>
@@ -12468,7 +14549,7 @@
       </w:rPr>
     </w:lvl>
   </w:abstractNum>
-  <w:abstractNum w:abstractNumId="3" w15:restartNumberingAfterBreak="0">
+  <w:abstractNum w:abstractNumId="5" w15:restartNumberingAfterBreak="0">
     <w:nsid w:val="11F16D1E"/>
     <w:multiLevelType w:val="multilevel"/>
     <w:tmpl w:val="D41481CE"/>
@@ -12617,7 +14698,7 @@
       </w:rPr>
     </w:lvl>
   </w:abstractNum>
-  <w:abstractNum w:abstractNumId="4" w15:restartNumberingAfterBreak="0">
+  <w:abstractNum w:abstractNumId="6" w15:restartNumberingAfterBreak="0">
     <w:nsid w:val="12A2770D"/>
     <w:multiLevelType w:val="multilevel"/>
     <w:tmpl w:val="FA6A6846"/>
@@ -12766,7 +14847,7 @@
       </w:rPr>
     </w:lvl>
   </w:abstractNum>
-  <w:abstractNum w:abstractNumId="5" w15:restartNumberingAfterBreak="0">
+  <w:abstractNum w:abstractNumId="7" w15:restartNumberingAfterBreak="0">
     <w:nsid w:val="12CA726C"/>
     <w:multiLevelType w:val="multilevel"/>
     <w:tmpl w:val="DA64E262"/>
@@ -12915,7 +14996,156 @@
       </w:rPr>
     </w:lvl>
   </w:abstractNum>
-  <w:abstractNum w:abstractNumId="6" w15:restartNumberingAfterBreak="0">
+  <w:abstractNum w:abstractNumId="8" w15:restartNumberingAfterBreak="0">
+    <w:nsid w:val="13653A45"/>
+    <w:multiLevelType w:val="multilevel"/>
+    <w:tmpl w:val="A454D0E6"/>
+    <w:lvl w:ilvl="0">
+      <w:start w:val="1"/>
+      <w:numFmt w:val="bullet"/>
+      <w:lvlText w:val="–"/>
+      <w:lvlJc w:val="left"/>
+      <w:pPr>
+        <w:tabs>
+          <w:tab w:val="num" w:pos="720"/>
+        </w:tabs>
+        <w:ind w:left="720" w:hanging="360"/>
+      </w:pPr>
+      <w:rPr>
+        <w:rFonts w:ascii="Times New Roman" w:hAnsi="Times New Roman" w:cs="Times New Roman" w:hint="default"/>
+        <w:sz w:val="20"/>
+      </w:rPr>
+    </w:lvl>
+    <w:lvl w:ilvl="1" w:tentative="1">
+      <w:start w:val="1"/>
+      <w:numFmt w:val="bullet"/>
+      <w:lvlText w:val="o"/>
+      <w:lvlJc w:val="left"/>
+      <w:pPr>
+        <w:tabs>
+          <w:tab w:val="num" w:pos="1440"/>
+        </w:tabs>
+        <w:ind w:left="1440" w:hanging="360"/>
+      </w:pPr>
+      <w:rPr>
+        <w:rFonts w:ascii="Courier New" w:hAnsi="Courier New" w:hint="default"/>
+        <w:sz w:val="20"/>
+      </w:rPr>
+    </w:lvl>
+    <w:lvl w:ilvl="2" w:tentative="1">
+      <w:start w:val="1"/>
+      <w:numFmt w:val="bullet"/>
+      <w:lvlText w:val=""/>
+      <w:lvlJc w:val="left"/>
+      <w:pPr>
+        <w:tabs>
+          <w:tab w:val="num" w:pos="2160"/>
+        </w:tabs>
+        <w:ind w:left="2160" w:hanging="360"/>
+      </w:pPr>
+      <w:rPr>
+        <w:rFonts w:ascii="Wingdings" w:hAnsi="Wingdings" w:hint="default"/>
+        <w:sz w:val="20"/>
+      </w:rPr>
+    </w:lvl>
+    <w:lvl w:ilvl="3" w:tentative="1">
+      <w:start w:val="1"/>
+      <w:numFmt w:val="bullet"/>
+      <w:lvlText w:val=""/>
+      <w:lvlJc w:val="left"/>
+      <w:pPr>
+        <w:tabs>
+          <w:tab w:val="num" w:pos="2880"/>
+        </w:tabs>
+        <w:ind w:left="2880" w:hanging="360"/>
+      </w:pPr>
+      <w:rPr>
+        <w:rFonts w:ascii="Wingdings" w:hAnsi="Wingdings" w:hint="default"/>
+        <w:sz w:val="20"/>
+      </w:rPr>
+    </w:lvl>
+    <w:lvl w:ilvl="4" w:tentative="1">
+      <w:start w:val="1"/>
+      <w:numFmt w:val="bullet"/>
+      <w:lvlText w:val=""/>
+      <w:lvlJc w:val="left"/>
+      <w:pPr>
+        <w:tabs>
+          <w:tab w:val="num" w:pos="3600"/>
+        </w:tabs>
+        <w:ind w:left="3600" w:hanging="360"/>
+      </w:pPr>
+      <w:rPr>
+        <w:rFonts w:ascii="Wingdings" w:hAnsi="Wingdings" w:hint="default"/>
+        <w:sz w:val="20"/>
+      </w:rPr>
+    </w:lvl>
+    <w:lvl w:ilvl="5" w:tentative="1">
+      <w:start w:val="1"/>
+      <w:numFmt w:val="bullet"/>
+      <w:lvlText w:val=""/>
+      <w:lvlJc w:val="left"/>
+      <w:pPr>
+        <w:tabs>
+          <w:tab w:val="num" w:pos="4320"/>
+        </w:tabs>
+        <w:ind w:left="4320" w:hanging="360"/>
+      </w:pPr>
+      <w:rPr>
+        <w:rFonts w:ascii="Wingdings" w:hAnsi="Wingdings" w:hint="default"/>
+        <w:sz w:val="20"/>
+      </w:rPr>
+    </w:lvl>
+    <w:lvl w:ilvl="6" w:tentative="1">
+      <w:start w:val="1"/>
+      <w:numFmt w:val="bullet"/>
+      <w:lvlText w:val=""/>
+      <w:lvlJc w:val="left"/>
+      <w:pPr>
+        <w:tabs>
+          <w:tab w:val="num" w:pos="5040"/>
+        </w:tabs>
+        <w:ind w:left="5040" w:hanging="360"/>
+      </w:pPr>
+      <w:rPr>
+        <w:rFonts w:ascii="Wingdings" w:hAnsi="Wingdings" w:hint="default"/>
+        <w:sz w:val="20"/>
+      </w:rPr>
+    </w:lvl>
+    <w:lvl w:ilvl="7" w:tentative="1">
+      <w:start w:val="1"/>
+      <w:numFmt w:val="bullet"/>
+      <w:lvlText w:val=""/>
+      <w:lvlJc w:val="left"/>
+      <w:pPr>
+        <w:tabs>
+          <w:tab w:val="num" w:pos="5760"/>
+        </w:tabs>
+        <w:ind w:left="5760" w:hanging="360"/>
+      </w:pPr>
+      <w:rPr>
+        <w:rFonts w:ascii="Wingdings" w:hAnsi="Wingdings" w:hint="default"/>
+        <w:sz w:val="20"/>
+      </w:rPr>
+    </w:lvl>
+    <w:lvl w:ilvl="8" w:tentative="1">
+      <w:start w:val="1"/>
+      <w:numFmt w:val="bullet"/>
+      <w:lvlText w:val=""/>
+      <w:lvlJc w:val="left"/>
+      <w:pPr>
+        <w:tabs>
+          <w:tab w:val="num" w:pos="6480"/>
+        </w:tabs>
+        <w:ind w:left="6480" w:hanging="360"/>
+      </w:pPr>
+      <w:rPr>
+        <w:rFonts w:ascii="Wingdings" w:hAnsi="Wingdings" w:hint="default"/>
+        <w:sz w:val="20"/>
+      </w:rPr>
+    </w:lvl>
+  </w:abstractNum>
+  <w:abstractNum w:abstractNumId="9" w15:restartNumberingAfterBreak="0">
     <w:nsid w:val="143B6005"/>
     <w:multiLevelType w:val="hybridMultilevel"/>
     <w:tmpl w:val="C5862EA2"/>
@@ -13004,7 +15234,7 @@
       </w:pPr>
     </w:lvl>
   </w:abstractNum>
-  <w:abstractNum w:abstractNumId="7" w15:restartNumberingAfterBreak="0">
+  <w:abstractNum w:abstractNumId="10" w15:restartNumberingAfterBreak="0">
     <w:nsid w:val="14414685"/>
     <w:multiLevelType w:val="multilevel"/>
     <w:tmpl w:val="3FA87E14"/>
@@ -13153,7 +15383,7 @@
       </w:rPr>
     </w:lvl>
   </w:abstractNum>
-  <w:abstractNum w:abstractNumId="8" w15:restartNumberingAfterBreak="0">
+  <w:abstractNum w:abstractNumId="11" w15:restartNumberingAfterBreak="0">
     <w:nsid w:val="153962BB"/>
     <w:multiLevelType w:val="multilevel"/>
     <w:tmpl w:val="C48A8290"/>
@@ -13302,7 +15532,7 @@
       </w:rPr>
     </w:lvl>
   </w:abstractNum>
-  <w:abstractNum w:abstractNumId="9" w15:restartNumberingAfterBreak="0">
+  <w:abstractNum w:abstractNumId="12" w15:restartNumberingAfterBreak="0">
     <w:nsid w:val="19C4365A"/>
     <w:multiLevelType w:val="multilevel"/>
     <w:tmpl w:val="8D3CA5CA"/>
@@ -13451,7 +15681,7 @@
       </w:rPr>
     </w:lvl>
   </w:abstractNum>
-  <w:abstractNum w:abstractNumId="10" w15:restartNumberingAfterBreak="0">
+  <w:abstractNum w:abstractNumId="13" w15:restartNumberingAfterBreak="0">
     <w:nsid w:val="1AC64576"/>
     <w:multiLevelType w:val="multilevel"/>
     <w:tmpl w:val="55BA22A8"/>
@@ -13600,7 +15830,7 @@
       </w:rPr>
     </w:lvl>
   </w:abstractNum>
-  <w:abstractNum w:abstractNumId="11" w15:restartNumberingAfterBreak="0">
+  <w:abstractNum w:abstractNumId="14" w15:restartNumberingAfterBreak="0">
     <w:nsid w:val="1B8F652D"/>
     <w:multiLevelType w:val="hybridMultilevel"/>
     <w:tmpl w:val="851285F4"/>
@@ -13689,7 +15919,7 @@
       </w:pPr>
     </w:lvl>
   </w:abstractNum>
-  <w:abstractNum w:abstractNumId="12" w15:restartNumberingAfterBreak="0">
+  <w:abstractNum w:abstractNumId="15" w15:restartNumberingAfterBreak="0">
     <w:nsid w:val="1BB94D37"/>
     <w:multiLevelType w:val="multilevel"/>
     <w:tmpl w:val="1DC2119A"/>
@@ -13838,7 +16068,7 @@
       </w:rPr>
     </w:lvl>
   </w:abstractNum>
-  <w:abstractNum w:abstractNumId="13" w15:restartNumberingAfterBreak="0">
+  <w:abstractNum w:abstractNumId="16" w15:restartNumberingAfterBreak="0">
     <w:nsid w:val="1C0065FB"/>
     <w:multiLevelType w:val="multilevel"/>
     <w:tmpl w:val="5524C84E"/>
@@ -13987,7 +16217,7 @@
       </w:rPr>
     </w:lvl>
   </w:abstractNum>
-  <w:abstractNum w:abstractNumId="14" w15:restartNumberingAfterBreak="0">
+  <w:abstractNum w:abstractNumId="17" w15:restartNumberingAfterBreak="0">
     <w:nsid w:val="22747440"/>
     <w:multiLevelType w:val="multilevel"/>
     <w:tmpl w:val="F66C2E96"/>
@@ -14136,10 +16366,10 @@
       </w:rPr>
     </w:lvl>
   </w:abstractNum>
-  <w:abstractNum w:abstractNumId="15" w15:restartNumberingAfterBreak="0">
+  <w:abstractNum w:abstractNumId="18" w15:restartNumberingAfterBreak="0">
     <w:nsid w:val="236051A6"/>
     <w:multiLevelType w:val="hybridMultilevel"/>
-    <w:tmpl w:val="1084E5C0"/>
+    <w:tmpl w:val="0380854A"/>
     <w:lvl w:ilvl="0" w:tplc="2C7E2804">
       <w:start w:val="1"/>
       <w:numFmt w:val="bullet"/>
@@ -14152,14 +16382,16 @@
         <w:rFonts w:ascii="Symbol" w:hAnsi="Symbol" w:hint="default"/>
       </w:rPr>
     </w:lvl>
-    <w:lvl w:ilvl="1" w:tplc="FFFFFFFF" w:tentative="1">
-      <w:start w:val="1"/>
-      <w:numFmt w:val="lowerLetter"/>
-      <w:lvlText w:val="%2."/>
+    <w:lvl w:ilvl="1" w:tplc="FE62B87A">
+      <w:numFmt w:val="bullet"/>
+      <w:lvlText w:val="•"/>
       <w:lvlJc w:val="left"/>
       <w:pPr>
         <w:ind w:left="1440" w:hanging="360"/>
       </w:pPr>
+      <w:rPr>
+        <w:rFonts w:ascii="Times New Roman" w:eastAsiaTheme="minorHAnsi" w:hAnsi="Times New Roman" w:cs="Times New Roman" w:hint="default"/>
+      </w:rPr>
     </w:lvl>
     <w:lvl w:ilvl="2" w:tplc="FFFFFFFF" w:tentative="1">
       <w:start w:val="1"/>
@@ -14225,7 +16457,7 @@
       </w:pPr>
     </w:lvl>
   </w:abstractNum>
-  <w:abstractNum w:abstractNumId="16" w15:restartNumberingAfterBreak="0">
+  <w:abstractNum w:abstractNumId="19" w15:restartNumberingAfterBreak="0">
     <w:nsid w:val="2B9410A2"/>
     <w:multiLevelType w:val="multilevel"/>
     <w:tmpl w:val="197E560E"/>
@@ -14374,7 +16606,7 @@
       </w:rPr>
     </w:lvl>
   </w:abstractNum>
-  <w:abstractNum w:abstractNumId="17" w15:restartNumberingAfterBreak="0">
+  <w:abstractNum w:abstractNumId="20" w15:restartNumberingAfterBreak="0">
     <w:nsid w:val="2DA832EA"/>
     <w:multiLevelType w:val="multilevel"/>
     <w:tmpl w:val="B3C89C12"/>
@@ -14523,7 +16755,7 @@
       </w:rPr>
     </w:lvl>
   </w:abstractNum>
-  <w:abstractNum w:abstractNumId="18" w15:restartNumberingAfterBreak="0">
+  <w:abstractNum w:abstractNumId="21" w15:restartNumberingAfterBreak="0">
     <w:nsid w:val="2DA97555"/>
     <w:multiLevelType w:val="multilevel"/>
     <w:tmpl w:val="23F259A2"/>
@@ -14672,7 +16904,7 @@
       </w:rPr>
     </w:lvl>
   </w:abstractNum>
-  <w:abstractNum w:abstractNumId="19" w15:restartNumberingAfterBreak="0">
+  <w:abstractNum w:abstractNumId="22" w15:restartNumberingAfterBreak="0">
     <w:nsid w:val="30BD7DD6"/>
     <w:multiLevelType w:val="hybridMultilevel"/>
     <w:tmpl w:val="0994B99C"/>
@@ -14761,7 +16993,7 @@
       </w:pPr>
     </w:lvl>
   </w:abstractNum>
-  <w:abstractNum w:abstractNumId="20" w15:restartNumberingAfterBreak="0">
+  <w:abstractNum w:abstractNumId="23" w15:restartNumberingAfterBreak="0">
     <w:nsid w:val="351D45D2"/>
     <w:multiLevelType w:val="hybridMultilevel"/>
     <w:tmpl w:val="A10A7874"/>
@@ -14874,7 +17106,7 @@
       </w:rPr>
     </w:lvl>
   </w:abstractNum>
-  <w:abstractNum w:abstractNumId="21" w15:restartNumberingAfterBreak="0">
+  <w:abstractNum w:abstractNumId="24" w15:restartNumberingAfterBreak="0">
     <w:nsid w:val="35203EAC"/>
     <w:multiLevelType w:val="multilevel"/>
     <w:tmpl w:val="03EAA070"/>
@@ -15023,7 +17255,7 @@
       </w:rPr>
     </w:lvl>
   </w:abstractNum>
-  <w:abstractNum w:abstractNumId="22" w15:restartNumberingAfterBreak="0">
+  <w:abstractNum w:abstractNumId="25" w15:restartNumberingAfterBreak="0">
     <w:nsid w:val="37AF7898"/>
     <w:multiLevelType w:val="multilevel"/>
     <w:tmpl w:val="690C4E0E"/>
@@ -15172,7 +17404,7 @@
       </w:rPr>
     </w:lvl>
   </w:abstractNum>
-  <w:abstractNum w:abstractNumId="23" w15:restartNumberingAfterBreak="0">
+  <w:abstractNum w:abstractNumId="26" w15:restartNumberingAfterBreak="0">
     <w:nsid w:val="37C704AD"/>
     <w:multiLevelType w:val="hybridMultilevel"/>
     <w:tmpl w:val="57F00DCC"/>
@@ -15261,7 +17493,156 @@
       </w:pPr>
     </w:lvl>
   </w:abstractNum>
-  <w:abstractNum w:abstractNumId="24" w15:restartNumberingAfterBreak="0">
+  <w:abstractNum w:abstractNumId="27" w15:restartNumberingAfterBreak="0">
+    <w:nsid w:val="3F4A46DF"/>
+    <w:multiLevelType w:val="multilevel"/>
+    <w:tmpl w:val="20526886"/>
+    <w:lvl w:ilvl="0">
+      <w:start w:val="1"/>
+      <w:numFmt w:val="bullet"/>
+      <w:lvlText w:val="–"/>
+      <w:lvlJc w:val="left"/>
+      <w:pPr>
+        <w:tabs>
+          <w:tab w:val="num" w:pos="720"/>
+        </w:tabs>
+        <w:ind w:left="720" w:hanging="360"/>
+      </w:pPr>
+      <w:rPr>
+        <w:rFonts w:ascii="Times New Roman" w:hAnsi="Times New Roman" w:cs="Times New Roman" w:hint="default"/>
+        <w:sz w:val="20"/>
+      </w:rPr>
+    </w:lvl>
+    <w:lvl w:ilvl="1" w:tentative="1">
+      <w:start w:val="1"/>
+      <w:numFmt w:val="bullet"/>
+      <w:lvlText w:val="o"/>
+      <w:lvlJc w:val="left"/>
+      <w:pPr>
+        <w:tabs>
+          <w:tab w:val="num" w:pos="1440"/>
+        </w:tabs>
+        <w:ind w:left="1440" w:hanging="360"/>
+      </w:pPr>
+      <w:rPr>
+        <w:rFonts w:ascii="Courier New" w:hAnsi="Courier New" w:hint="default"/>
+        <w:sz w:val="20"/>
+      </w:rPr>
+    </w:lvl>
+    <w:lvl w:ilvl="2" w:tentative="1">
+      <w:start w:val="1"/>
+      <w:numFmt w:val="bullet"/>
+      <w:lvlText w:val=""/>
+      <w:lvlJc w:val="left"/>
+      <w:pPr>
+        <w:tabs>
+          <w:tab w:val="num" w:pos="2160"/>
+        </w:tabs>
+        <w:ind w:left="2160" w:hanging="360"/>
+      </w:pPr>
+      <w:rPr>
+        <w:rFonts w:ascii="Wingdings" w:hAnsi="Wingdings" w:hint="default"/>
+        <w:sz w:val="20"/>
+      </w:rPr>
+    </w:lvl>
+    <w:lvl w:ilvl="3" w:tentative="1">
+      <w:start w:val="1"/>
+      <w:numFmt w:val="bullet"/>
+      <w:lvlText w:val=""/>
+      <w:lvlJc w:val="left"/>
+      <w:pPr>
+        <w:tabs>
+          <w:tab w:val="num" w:pos="2880"/>
+        </w:tabs>
+        <w:ind w:left="2880" w:hanging="360"/>
+      </w:pPr>
+      <w:rPr>
+        <w:rFonts w:ascii="Wingdings" w:hAnsi="Wingdings" w:hint="default"/>
+        <w:sz w:val="20"/>
+      </w:rPr>
+    </w:lvl>
+    <w:lvl w:ilvl="4" w:tentative="1">
+      <w:start w:val="1"/>
+      <w:numFmt w:val="bullet"/>
+      <w:lvlText w:val=""/>
+      <w:lvlJc w:val="left"/>
+      <w:pPr>
+        <w:tabs>
+          <w:tab w:val="num" w:pos="3600"/>
+        </w:tabs>
+        <w:ind w:left="3600" w:hanging="360"/>
+      </w:pPr>
+      <w:rPr>
+        <w:rFonts w:ascii="Wingdings" w:hAnsi="Wingdings" w:hint="default"/>
+        <w:sz w:val="20"/>
+      </w:rPr>
+    </w:lvl>
+    <w:lvl w:ilvl="5" w:tentative="1">
+      <w:start w:val="1"/>
+      <w:numFmt w:val="bullet"/>
+      <w:lvlText w:val=""/>
+      <w:lvlJc w:val="left"/>
+      <w:pPr>
+        <w:tabs>
+          <w:tab w:val="num" w:pos="4320"/>
+        </w:tabs>
+        <w:ind w:left="4320" w:hanging="360"/>
+      </w:pPr>
+      <w:rPr>
+        <w:rFonts w:ascii="Wingdings" w:hAnsi="Wingdings" w:hint="default"/>
+        <w:sz w:val="20"/>
+      </w:rPr>
+    </w:lvl>
+    <w:lvl w:ilvl="6" w:tentative="1">
+      <w:start w:val="1"/>
+      <w:numFmt w:val="bullet"/>
+      <w:lvlText w:val=""/>
+      <w:lvlJc w:val="left"/>
+      <w:pPr>
+        <w:tabs>
+          <w:tab w:val="num" w:pos="5040"/>
+        </w:tabs>
+        <w:ind w:left="5040" w:hanging="360"/>
+      </w:pPr>
+      <w:rPr>
+        <w:rFonts w:ascii="Wingdings" w:hAnsi="Wingdings" w:hint="default"/>
+        <w:sz w:val="20"/>
+      </w:rPr>
+    </w:lvl>
+    <w:lvl w:ilvl="7" w:tentative="1">
+      <w:start w:val="1"/>
+      <w:numFmt w:val="bullet"/>
+      <w:lvlText w:val=""/>
+      <w:lvlJc w:val="left"/>
+      <w:pPr>
+        <w:tabs>
+          <w:tab w:val="num" w:pos="5760"/>
+        </w:tabs>
+        <w:ind w:left="5760" w:hanging="360"/>
+      </w:pPr>
+      <w:rPr>
+        <w:rFonts w:ascii="Wingdings" w:hAnsi="Wingdings" w:hint="default"/>
+        <w:sz w:val="20"/>
+      </w:rPr>
+    </w:lvl>
+    <w:lvl w:ilvl="8" w:tentative="1">
+      <w:start w:val="1"/>
+      <w:numFmt w:val="bullet"/>
+      <w:lvlText w:val=""/>
+      <w:lvlJc w:val="left"/>
+      <w:pPr>
+        <w:tabs>
+          <w:tab w:val="num" w:pos="6480"/>
+        </w:tabs>
+        <w:ind w:left="6480" w:hanging="360"/>
+      </w:pPr>
+      <w:rPr>
+        <w:rFonts w:ascii="Wingdings" w:hAnsi="Wingdings" w:hint="default"/>
+        <w:sz w:val="20"/>
+      </w:rPr>
+    </w:lvl>
+  </w:abstractNum>
+  <w:abstractNum w:abstractNumId="28" w15:restartNumberingAfterBreak="0">
     <w:nsid w:val="40EE36E3"/>
     <w:multiLevelType w:val="multilevel"/>
     <w:tmpl w:val="DBE20B7A"/>
@@ -15377,7 +17758,7 @@
       </w:pPr>
     </w:lvl>
   </w:abstractNum>
-  <w:abstractNum w:abstractNumId="25" w15:restartNumberingAfterBreak="0">
+  <w:abstractNum w:abstractNumId="29" w15:restartNumberingAfterBreak="0">
     <w:nsid w:val="434272DA"/>
     <w:multiLevelType w:val="multilevel"/>
     <w:tmpl w:val="764EF162"/>
@@ -15490,7 +17871,7 @@
       </w:pPr>
     </w:lvl>
   </w:abstractNum>
-  <w:abstractNum w:abstractNumId="26" w15:restartNumberingAfterBreak="0">
+  <w:abstractNum w:abstractNumId="30" w15:restartNumberingAfterBreak="0">
     <w:nsid w:val="434A1F14"/>
     <w:multiLevelType w:val="multilevel"/>
     <w:tmpl w:val="FBAA46FE"/>
@@ -15639,7 +18020,7 @@
       </w:rPr>
     </w:lvl>
   </w:abstractNum>
-  <w:abstractNum w:abstractNumId="27" w15:restartNumberingAfterBreak="0">
+  <w:abstractNum w:abstractNumId="31" w15:restartNumberingAfterBreak="0">
     <w:nsid w:val="44356F8A"/>
     <w:multiLevelType w:val="multilevel"/>
     <w:tmpl w:val="AD52AEEC"/>
@@ -15788,7 +18169,7 @@
       </w:rPr>
     </w:lvl>
   </w:abstractNum>
-  <w:abstractNum w:abstractNumId="28" w15:restartNumberingAfterBreak="0">
+  <w:abstractNum w:abstractNumId="32" w15:restartNumberingAfterBreak="0">
     <w:nsid w:val="49F03673"/>
     <w:multiLevelType w:val="multilevel"/>
     <w:tmpl w:val="154EBB78"/>
@@ -15937,7 +18318,7 @@
       </w:rPr>
     </w:lvl>
   </w:abstractNum>
-  <w:abstractNum w:abstractNumId="29" w15:restartNumberingAfterBreak="0">
+  <w:abstractNum w:abstractNumId="33" w15:restartNumberingAfterBreak="0">
     <w:nsid w:val="4D433F2A"/>
     <w:multiLevelType w:val="hybridMultilevel"/>
     <w:tmpl w:val="EFD8C0EE"/>
@@ -16050,7 +18431,7 @@
       </w:rPr>
     </w:lvl>
   </w:abstractNum>
-  <w:abstractNum w:abstractNumId="30" w15:restartNumberingAfterBreak="0">
+  <w:abstractNum w:abstractNumId="34" w15:restartNumberingAfterBreak="0">
     <w:nsid w:val="4D520CBD"/>
     <w:multiLevelType w:val="multilevel"/>
     <w:tmpl w:val="7F8822AE"/>
@@ -16199,7 +18580,156 @@
       </w:rPr>
     </w:lvl>
   </w:abstractNum>
-  <w:abstractNum w:abstractNumId="31" w15:restartNumberingAfterBreak="0">
+  <w:abstractNum w:abstractNumId="35" w15:restartNumberingAfterBreak="0">
+    <w:nsid w:val="4D7D795F"/>
+    <w:multiLevelType w:val="multilevel"/>
+    <w:tmpl w:val="0B1A4834"/>
+    <w:lvl w:ilvl="0">
+      <w:start w:val="1"/>
+      <w:numFmt w:val="bullet"/>
+      <w:lvlText w:val=""/>
+      <w:lvlJc w:val="left"/>
+      <w:pPr>
+        <w:tabs>
+          <w:tab w:val="num" w:pos="720"/>
+        </w:tabs>
+        <w:ind w:left="720" w:hanging="360"/>
+      </w:pPr>
+      <w:rPr>
+        <w:rFonts w:ascii="Symbol" w:hAnsi="Symbol" w:hint="default"/>
+        <w:sz w:val="20"/>
+      </w:rPr>
+    </w:lvl>
+    <w:lvl w:ilvl="1" w:tentative="1">
+      <w:start w:val="1"/>
+      <w:numFmt w:val="bullet"/>
+      <w:lvlText w:val="o"/>
+      <w:lvlJc w:val="left"/>
+      <w:pPr>
+        <w:tabs>
+          <w:tab w:val="num" w:pos="1440"/>
+        </w:tabs>
+        <w:ind w:left="1440" w:hanging="360"/>
+      </w:pPr>
+      <w:rPr>
+        <w:rFonts w:ascii="Courier New" w:hAnsi="Courier New" w:hint="default"/>
+        <w:sz w:val="20"/>
+      </w:rPr>
+    </w:lvl>
+    <w:lvl w:ilvl="2" w:tentative="1">
+      <w:start w:val="1"/>
+      <w:numFmt w:val="bullet"/>
+      <w:lvlText w:val=""/>
+      <w:lvlJc w:val="left"/>
+      <w:pPr>
+        <w:tabs>
+          <w:tab w:val="num" w:pos="2160"/>
+        </w:tabs>
+        <w:ind w:left="2160" w:hanging="360"/>
+      </w:pPr>
+      <w:rPr>
+        <w:rFonts w:ascii="Wingdings" w:hAnsi="Wingdings" w:hint="default"/>
+        <w:sz w:val="20"/>
+      </w:rPr>
+    </w:lvl>
+    <w:lvl w:ilvl="3" w:tentative="1">
+      <w:start w:val="1"/>
+      <w:numFmt w:val="bullet"/>
+      <w:lvlText w:val=""/>
+      <w:lvlJc w:val="left"/>
+      <w:pPr>
+        <w:tabs>
+          <w:tab w:val="num" w:pos="2880"/>
+        </w:tabs>
+        <w:ind w:left="2880" w:hanging="360"/>
+      </w:pPr>
+      <w:rPr>
+        <w:rFonts w:ascii="Wingdings" w:hAnsi="Wingdings" w:hint="default"/>
+        <w:sz w:val="20"/>
+      </w:rPr>
+    </w:lvl>
+    <w:lvl w:ilvl="4" w:tentative="1">
+      <w:start w:val="1"/>
+      <w:numFmt w:val="bullet"/>
+      <w:lvlText w:val=""/>
+      <w:lvlJc w:val="left"/>
+      <w:pPr>
+        <w:tabs>
+          <w:tab w:val="num" w:pos="3600"/>
+        </w:tabs>
+        <w:ind w:left="3600" w:hanging="360"/>
+      </w:pPr>
+      <w:rPr>
+        <w:rFonts w:ascii="Wingdings" w:hAnsi="Wingdings" w:hint="default"/>
+        <w:sz w:val="20"/>
+      </w:rPr>
+    </w:lvl>
+    <w:lvl w:ilvl="5" w:tentative="1">
+      <w:start w:val="1"/>
+      <w:numFmt w:val="bullet"/>
+      <w:lvlText w:val=""/>
+      <w:lvlJc w:val="left"/>
+      <w:pPr>
+        <w:tabs>
+          <w:tab w:val="num" w:pos="4320"/>
+        </w:tabs>
+        <w:ind w:left="4320" w:hanging="360"/>
+      </w:pPr>
+      <w:rPr>
+        <w:rFonts w:ascii="Wingdings" w:hAnsi="Wingdings" w:hint="default"/>
+        <w:sz w:val="20"/>
+      </w:rPr>
+    </w:lvl>
+    <w:lvl w:ilvl="6" w:tentative="1">
+      <w:start w:val="1"/>
+      <w:numFmt w:val="bullet"/>
+      <w:lvlText w:val=""/>
+      <w:lvlJc w:val="left"/>
+      <w:pPr>
+        <w:tabs>
+          <w:tab w:val="num" w:pos="5040"/>
+        </w:tabs>
+        <w:ind w:left="5040" w:hanging="360"/>
+      </w:pPr>
+      <w:rPr>
+        <w:rFonts w:ascii="Wingdings" w:hAnsi="Wingdings" w:hint="default"/>
+        <w:sz w:val="20"/>
+      </w:rPr>
+    </w:lvl>
+    <w:lvl w:ilvl="7" w:tentative="1">
+      <w:start w:val="1"/>
+      <w:numFmt w:val="bullet"/>
+      <w:lvlText w:val=""/>
+      <w:lvlJc w:val="left"/>
+      <w:pPr>
+        <w:tabs>
+          <w:tab w:val="num" w:pos="5760"/>
+        </w:tabs>
+        <w:ind w:left="5760" w:hanging="360"/>
+      </w:pPr>
+      <w:rPr>
+        <w:rFonts w:ascii="Wingdings" w:hAnsi="Wingdings" w:hint="default"/>
+        <w:sz w:val="20"/>
+      </w:rPr>
+    </w:lvl>
+    <w:lvl w:ilvl="8" w:tentative="1">
+      <w:start w:val="1"/>
+      <w:numFmt w:val="bullet"/>
+      <w:lvlText w:val=""/>
+      <w:lvlJc w:val="left"/>
+      <w:pPr>
+        <w:tabs>
+          <w:tab w:val="num" w:pos="6480"/>
+        </w:tabs>
+        <w:ind w:left="6480" w:hanging="360"/>
+      </w:pPr>
+      <w:rPr>
+        <w:rFonts w:ascii="Wingdings" w:hAnsi="Wingdings" w:hint="default"/>
+        <w:sz w:val="20"/>
+      </w:rPr>
+    </w:lvl>
+  </w:abstractNum>
+  <w:abstractNum w:abstractNumId="36" w15:restartNumberingAfterBreak="0">
     <w:nsid w:val="4DE20A83"/>
     <w:multiLevelType w:val="multilevel"/>
     <w:tmpl w:val="FE6AD8A4"/>
@@ -16348,7 +18878,7 @@
       </w:rPr>
     </w:lvl>
   </w:abstractNum>
-  <w:abstractNum w:abstractNumId="32" w15:restartNumberingAfterBreak="0">
+  <w:abstractNum w:abstractNumId="37" w15:restartNumberingAfterBreak="0">
     <w:nsid w:val="4DFB6AAD"/>
     <w:multiLevelType w:val="multilevel"/>
     <w:tmpl w:val="D94857DE"/>
@@ -16497,7 +19027,7 @@
       </w:rPr>
     </w:lvl>
   </w:abstractNum>
-  <w:abstractNum w:abstractNumId="33" w15:restartNumberingAfterBreak="0">
+  <w:abstractNum w:abstractNumId="38" w15:restartNumberingAfterBreak="0">
     <w:nsid w:val="545F063D"/>
     <w:multiLevelType w:val="hybridMultilevel"/>
     <w:tmpl w:val="1962303A"/>
@@ -16586,7 +19116,7 @@
       </w:pPr>
     </w:lvl>
   </w:abstractNum>
-  <w:abstractNum w:abstractNumId="34" w15:restartNumberingAfterBreak="0">
+  <w:abstractNum w:abstractNumId="39" w15:restartNumberingAfterBreak="0">
     <w:nsid w:val="56C3510E"/>
     <w:multiLevelType w:val="multilevel"/>
     <w:tmpl w:val="C57A5530"/>
@@ -16735,7 +19265,7 @@
       </w:rPr>
     </w:lvl>
   </w:abstractNum>
-  <w:abstractNum w:abstractNumId="35" w15:restartNumberingAfterBreak="0">
+  <w:abstractNum w:abstractNumId="40" w15:restartNumberingAfterBreak="0">
     <w:nsid w:val="5D7F2CC5"/>
     <w:multiLevelType w:val="multilevel"/>
     <w:tmpl w:val="80522BA8"/>
@@ -16884,7 +19414,7 @@
       </w:rPr>
     </w:lvl>
   </w:abstractNum>
-  <w:abstractNum w:abstractNumId="36" w15:restartNumberingAfterBreak="0">
+  <w:abstractNum w:abstractNumId="41" w15:restartNumberingAfterBreak="0">
     <w:nsid w:val="61821325"/>
     <w:multiLevelType w:val="multilevel"/>
     <w:tmpl w:val="444C9D1C"/>
@@ -16997,7 +19527,7 @@
       </w:pPr>
     </w:lvl>
   </w:abstractNum>
-  <w:abstractNum w:abstractNumId="37" w15:restartNumberingAfterBreak="0">
+  <w:abstractNum w:abstractNumId="42" w15:restartNumberingAfterBreak="0">
     <w:nsid w:val="62E41C52"/>
     <w:multiLevelType w:val="hybridMultilevel"/>
     <w:tmpl w:val="767016C2"/>
@@ -17110,7 +19640,7 @@
       </w:rPr>
     </w:lvl>
   </w:abstractNum>
-  <w:abstractNum w:abstractNumId="38" w15:restartNumberingAfterBreak="0">
+  <w:abstractNum w:abstractNumId="43" w15:restartNumberingAfterBreak="0">
     <w:nsid w:val="63271F41"/>
     <w:multiLevelType w:val="hybridMultilevel"/>
     <w:tmpl w:val="F072E54A"/>
@@ -17199,7 +19729,269 @@
       </w:pPr>
     </w:lvl>
   </w:abstractNum>
-  <w:abstractNum w:abstractNumId="39" w15:restartNumberingAfterBreak="0">
+  <w:abstractNum w:abstractNumId="44" w15:restartNumberingAfterBreak="0">
+    <w:nsid w:val="63307018"/>
+    <w:multiLevelType w:val="multilevel"/>
+    <w:tmpl w:val="26FAC356"/>
+    <w:lvl w:ilvl="0">
+      <w:start w:val="1"/>
+      <w:numFmt w:val="bullet"/>
+      <w:lvlText w:val="–"/>
+      <w:lvlJc w:val="left"/>
+      <w:pPr>
+        <w:tabs>
+          <w:tab w:val="num" w:pos="720"/>
+        </w:tabs>
+        <w:ind w:left="720" w:hanging="360"/>
+      </w:pPr>
+      <w:rPr>
+        <w:rFonts w:ascii="Times New Roman" w:hAnsi="Times New Roman" w:cs="Times New Roman" w:hint="default"/>
+        <w:sz w:val="20"/>
+      </w:rPr>
+    </w:lvl>
+    <w:lvl w:ilvl="1" w:tentative="1">
+      <w:start w:val="1"/>
+      <w:numFmt w:val="bullet"/>
+      <w:lvlText w:val="o"/>
+      <w:lvlJc w:val="left"/>
+      <w:pPr>
+        <w:tabs>
+          <w:tab w:val="num" w:pos="1440"/>
+        </w:tabs>
+        <w:ind w:left="1440" w:hanging="360"/>
+      </w:pPr>
+      <w:rPr>
+        <w:rFonts w:ascii="Courier New" w:hAnsi="Courier New" w:hint="default"/>
+        <w:sz w:val="20"/>
+      </w:rPr>
+    </w:lvl>
+    <w:lvl w:ilvl="2" w:tentative="1">
+      <w:start w:val="1"/>
+      <w:numFmt w:val="bullet"/>
+      <w:lvlText w:val=""/>
+      <w:lvlJc w:val="left"/>
+      <w:pPr>
+        <w:tabs>
+          <w:tab w:val="num" w:pos="2160"/>
+        </w:tabs>
+        <w:ind w:left="2160" w:hanging="360"/>
+      </w:pPr>
+      <w:rPr>
+        <w:rFonts w:ascii="Wingdings" w:hAnsi="Wingdings" w:hint="default"/>
+        <w:sz w:val="20"/>
+      </w:rPr>
+    </w:lvl>
+    <w:lvl w:ilvl="3" w:tentative="1">
+      <w:start w:val="1"/>
+      <w:numFmt w:val="bullet"/>
+      <w:lvlText w:val=""/>
+      <w:lvlJc w:val="left"/>
+      <w:pPr>
+        <w:tabs>
+          <w:tab w:val="num" w:pos="2880"/>
+        </w:tabs>
+        <w:ind w:left="2880" w:hanging="360"/>
+      </w:pPr>
+      <w:rPr>
+        <w:rFonts w:ascii="Wingdings" w:hAnsi="Wingdings" w:hint="default"/>
+        <w:sz w:val="20"/>
+      </w:rPr>
+    </w:lvl>
+    <w:lvl w:ilvl="4" w:tentative="1">
+      <w:start w:val="1"/>
+      <w:numFmt w:val="bullet"/>
+      <w:lvlText w:val=""/>
+      <w:lvlJc w:val="left"/>
+      <w:pPr>
+        <w:tabs>
+          <w:tab w:val="num" w:pos="3600"/>
+        </w:tabs>
+        <w:ind w:left="3600" w:hanging="360"/>
+      </w:pPr>
+      <w:rPr>
+        <w:rFonts w:ascii="Wingdings" w:hAnsi="Wingdings" w:hint="default"/>
+        <w:sz w:val="20"/>
+      </w:rPr>
+    </w:lvl>
+    <w:lvl w:ilvl="5" w:tentative="1">
+      <w:start w:val="1"/>
+      <w:numFmt w:val="bullet"/>
+      <w:lvlText w:val=""/>
+      <w:lvlJc w:val="left"/>
+      <w:pPr>
+        <w:tabs>
+          <w:tab w:val="num" w:pos="4320"/>
+        </w:tabs>
+        <w:ind w:left="4320" w:hanging="360"/>
+      </w:pPr>
+      <w:rPr>
+        <w:rFonts w:ascii="Wingdings" w:hAnsi="Wingdings" w:hint="default"/>
+        <w:sz w:val="20"/>
+      </w:rPr>
+    </w:lvl>
+    <w:lvl w:ilvl="6" w:tentative="1">
+      <w:start w:val="1"/>
+      <w:numFmt w:val="bullet"/>
+      <w:lvlText w:val=""/>
+      <w:lvlJc w:val="left"/>
+      <w:pPr>
+        <w:tabs>
+          <w:tab w:val="num" w:pos="5040"/>
+        </w:tabs>
+        <w:ind w:left="5040" w:hanging="360"/>
+      </w:pPr>
+      <w:rPr>
+        <w:rFonts w:ascii="Wingdings" w:hAnsi="Wingdings" w:hint="default"/>
+        <w:sz w:val="20"/>
+      </w:rPr>
+    </w:lvl>
+    <w:lvl w:ilvl="7" w:tentative="1">
+      <w:start w:val="1"/>
+      <w:numFmt w:val="bullet"/>
+      <w:lvlText w:val=""/>
+      <w:lvlJc w:val="left"/>
+      <w:pPr>
+        <w:tabs>
+          <w:tab w:val="num" w:pos="5760"/>
+        </w:tabs>
+        <w:ind w:left="5760" w:hanging="360"/>
+      </w:pPr>
+      <w:rPr>
+        <w:rFonts w:ascii="Wingdings" w:hAnsi="Wingdings" w:hint="default"/>
+        <w:sz w:val="20"/>
+      </w:rPr>
+    </w:lvl>
+    <w:lvl w:ilvl="8" w:tentative="1">
+      <w:start w:val="1"/>
+      <w:numFmt w:val="bullet"/>
+      <w:lvlText w:val=""/>
+      <w:lvlJc w:val="left"/>
+      <w:pPr>
+        <w:tabs>
+          <w:tab w:val="num" w:pos="6480"/>
+        </w:tabs>
+        <w:ind w:left="6480" w:hanging="360"/>
+      </w:pPr>
+      <w:rPr>
+        <w:rFonts w:ascii="Wingdings" w:hAnsi="Wingdings" w:hint="default"/>
+        <w:sz w:val="20"/>
+      </w:rPr>
+    </w:lvl>
+  </w:abstractNum>
+  <w:abstractNum w:abstractNumId="45" w15:restartNumberingAfterBreak="0">
+    <w:nsid w:val="6545665D"/>
+    <w:multiLevelType w:val="hybridMultilevel"/>
+    <w:tmpl w:val="9FCAAFFA"/>
+    <w:lvl w:ilvl="0" w:tplc="FB78C39E">
+      <w:start w:val="1"/>
+      <w:numFmt w:val="bullet"/>
+      <w:lvlText w:val="–"/>
+      <w:lvlJc w:val="left"/>
+      <w:pPr>
+        <w:ind w:left="1429" w:hanging="360"/>
+      </w:pPr>
+      <w:rPr>
+        <w:rFonts w:ascii="Times New Roman" w:hAnsi="Times New Roman" w:cs="Times New Roman" w:hint="default"/>
+      </w:rPr>
+    </w:lvl>
+    <w:lvl w:ilvl="1" w:tplc="FFFFFFFF" w:tentative="1">
+      <w:start w:val="1"/>
+      <w:numFmt w:val="bullet"/>
+      <w:lvlText w:val="o"/>
+      <w:lvlJc w:val="left"/>
+      <w:pPr>
+        <w:ind w:left="2149" w:hanging="360"/>
+      </w:pPr>
+      <w:rPr>
+        <w:rFonts w:ascii="Courier New" w:hAnsi="Courier New" w:cs="Courier New" w:hint="default"/>
+      </w:rPr>
+    </w:lvl>
+    <w:lvl w:ilvl="2" w:tplc="FFFFFFFF" w:tentative="1">
+      <w:start w:val="1"/>
+      <w:numFmt w:val="bullet"/>
+      <w:lvlText w:val=""/>
+      <w:lvlJc w:val="left"/>
+      <w:pPr>
+        <w:ind w:left="2869" w:hanging="360"/>
+      </w:pPr>
+      <w:rPr>
+        <w:rFonts w:ascii="Wingdings" w:hAnsi="Wingdings" w:hint="default"/>
+      </w:rPr>
+    </w:lvl>
+    <w:lvl w:ilvl="3" w:tplc="FFFFFFFF" w:tentative="1">
+      <w:start w:val="1"/>
+      <w:numFmt w:val="bullet"/>
+      <w:lvlText w:val=""/>
+      <w:lvlJc w:val="left"/>
+      <w:pPr>
+        <w:ind w:left="3589" w:hanging="360"/>
+      </w:pPr>
+      <w:rPr>
+        <w:rFonts w:ascii="Symbol" w:hAnsi="Symbol" w:hint="default"/>
+      </w:rPr>
+    </w:lvl>
+    <w:lvl w:ilvl="4" w:tplc="FFFFFFFF" w:tentative="1">
+      <w:start w:val="1"/>
+      <w:numFmt w:val="bullet"/>
+      <w:lvlText w:val="o"/>
+      <w:lvlJc w:val="left"/>
+      <w:pPr>
+        <w:ind w:left="4309" w:hanging="360"/>
+      </w:pPr>
+      <w:rPr>
+        <w:rFonts w:ascii="Courier New" w:hAnsi="Courier New" w:cs="Courier New" w:hint="default"/>
+      </w:rPr>
+    </w:lvl>
+    <w:lvl w:ilvl="5" w:tplc="FFFFFFFF" w:tentative="1">
+      <w:start w:val="1"/>
+      <w:numFmt w:val="bullet"/>
+      <w:lvlText w:val=""/>
+      <w:lvlJc w:val="left"/>
+      <w:pPr>
+        <w:ind w:left="5029" w:hanging="360"/>
+      </w:pPr>
+      <w:rPr>
+        <w:rFonts w:ascii="Wingdings" w:hAnsi="Wingdings" w:hint="default"/>
+      </w:rPr>
+    </w:lvl>
+    <w:lvl w:ilvl="6" w:tplc="FFFFFFFF" w:tentative="1">
+      <w:start w:val="1"/>
+      <w:numFmt w:val="bullet"/>
+      <w:lvlText w:val=""/>
+      <w:lvlJc w:val="left"/>
+      <w:pPr>
+        <w:ind w:left="5749" w:hanging="360"/>
+      </w:pPr>
+      <w:rPr>
+        <w:rFonts w:ascii="Symbol" w:hAnsi="Symbol" w:hint="default"/>
+      </w:rPr>
+    </w:lvl>
+    <w:lvl w:ilvl="7" w:tplc="FFFFFFFF" w:tentative="1">
+      <w:start w:val="1"/>
+      <w:numFmt w:val="bullet"/>
+      <w:lvlText w:val="o"/>
+      <w:lvlJc w:val="left"/>
+      <w:pPr>
+        <w:ind w:left="6469" w:hanging="360"/>
+      </w:pPr>
+      <w:rPr>
+        <w:rFonts w:ascii="Courier New" w:hAnsi="Courier New" w:cs="Courier New" w:hint="default"/>
+      </w:rPr>
+    </w:lvl>
+    <w:lvl w:ilvl="8" w:tplc="FFFFFFFF" w:tentative="1">
+      <w:start w:val="1"/>
+      <w:numFmt w:val="bullet"/>
+      <w:lvlText w:val=""/>
+      <w:lvlJc w:val="left"/>
+      <w:pPr>
+        <w:ind w:left="7189" w:hanging="360"/>
+      </w:pPr>
+      <w:rPr>
+        <w:rFonts w:ascii="Wingdings" w:hAnsi="Wingdings" w:hint="default"/>
+      </w:rPr>
+    </w:lvl>
+  </w:abstractNum>
+  <w:abstractNum w:abstractNumId="46" w15:restartNumberingAfterBreak="0">
     <w:nsid w:val="690B17EC"/>
     <w:multiLevelType w:val="hybridMultilevel"/>
     <w:tmpl w:val="CE9E0D08"/>
@@ -17288,7 +20080,7 @@
       </w:pPr>
     </w:lvl>
   </w:abstractNum>
-  <w:abstractNum w:abstractNumId="40" w15:restartNumberingAfterBreak="0">
+  <w:abstractNum w:abstractNumId="47" w15:restartNumberingAfterBreak="0">
     <w:nsid w:val="6D6506F2"/>
     <w:multiLevelType w:val="multilevel"/>
     <w:tmpl w:val="3E165628"/>
@@ -17437,7 +20229,7 @@
       </w:rPr>
     </w:lvl>
   </w:abstractNum>
-  <w:abstractNum w:abstractNumId="41" w15:restartNumberingAfterBreak="0">
+  <w:abstractNum w:abstractNumId="48" w15:restartNumberingAfterBreak="0">
     <w:nsid w:val="6F3E5DF4"/>
     <w:multiLevelType w:val="multilevel"/>
     <w:tmpl w:val="BA526146"/>
@@ -17586,7 +20378,305 @@
       </w:rPr>
     </w:lvl>
   </w:abstractNum>
-  <w:abstractNum w:abstractNumId="42" w15:restartNumberingAfterBreak="0">
+  <w:abstractNum w:abstractNumId="49" w15:restartNumberingAfterBreak="0">
+    <w:nsid w:val="731C5307"/>
+    <w:multiLevelType w:val="multilevel"/>
+    <w:tmpl w:val="D862A8CA"/>
+    <w:lvl w:ilvl="0">
+      <w:start w:val="1"/>
+      <w:numFmt w:val="bullet"/>
+      <w:lvlText w:val=""/>
+      <w:lvlJc w:val="left"/>
+      <w:pPr>
+        <w:tabs>
+          <w:tab w:val="num" w:pos="720"/>
+        </w:tabs>
+        <w:ind w:left="720" w:hanging="360"/>
+      </w:pPr>
+      <w:rPr>
+        <w:rFonts w:ascii="Symbol" w:hAnsi="Symbol" w:hint="default"/>
+        <w:sz w:val="20"/>
+      </w:rPr>
+    </w:lvl>
+    <w:lvl w:ilvl="1" w:tentative="1">
+      <w:start w:val="1"/>
+      <w:numFmt w:val="bullet"/>
+      <w:lvlText w:val="o"/>
+      <w:lvlJc w:val="left"/>
+      <w:pPr>
+        <w:tabs>
+          <w:tab w:val="num" w:pos="1440"/>
+        </w:tabs>
+        <w:ind w:left="1440" w:hanging="360"/>
+      </w:pPr>
+      <w:rPr>
+        <w:rFonts w:ascii="Courier New" w:hAnsi="Courier New" w:hint="default"/>
+        <w:sz w:val="20"/>
+      </w:rPr>
+    </w:lvl>
+    <w:lvl w:ilvl="2" w:tentative="1">
+      <w:start w:val="1"/>
+      <w:numFmt w:val="bullet"/>
+      <w:lvlText w:val=""/>
+      <w:lvlJc w:val="left"/>
+      <w:pPr>
+        <w:tabs>
+          <w:tab w:val="num" w:pos="2160"/>
+        </w:tabs>
+        <w:ind w:left="2160" w:hanging="360"/>
+      </w:pPr>
+      <w:rPr>
+        <w:rFonts w:ascii="Wingdings" w:hAnsi="Wingdings" w:hint="default"/>
+        <w:sz w:val="20"/>
+      </w:rPr>
+    </w:lvl>
+    <w:lvl w:ilvl="3" w:tentative="1">
+      <w:start w:val="1"/>
+      <w:numFmt w:val="bullet"/>
+      <w:lvlText w:val=""/>
+      <w:lvlJc w:val="left"/>
+      <w:pPr>
+        <w:tabs>
+          <w:tab w:val="num" w:pos="2880"/>
+        </w:tabs>
+        <w:ind w:left="2880" w:hanging="360"/>
+      </w:pPr>
+      <w:rPr>
+        <w:rFonts w:ascii="Wingdings" w:hAnsi="Wingdings" w:hint="default"/>
+        <w:sz w:val="20"/>
+      </w:rPr>
+    </w:lvl>
+    <w:lvl w:ilvl="4" w:tentative="1">
+      <w:start w:val="1"/>
+      <w:numFmt w:val="bullet"/>
+      <w:lvlText w:val=""/>
+      <w:lvlJc w:val="left"/>
+      <w:pPr>
+        <w:tabs>
+          <w:tab w:val="num" w:pos="3600"/>
+        </w:tabs>
+        <w:ind w:left="3600" w:hanging="360"/>
+      </w:pPr>
+      <w:rPr>
+        <w:rFonts w:ascii="Wingdings" w:hAnsi="Wingdings" w:hint="default"/>
+        <w:sz w:val="20"/>
+      </w:rPr>
+    </w:lvl>
+    <w:lvl w:ilvl="5" w:tentative="1">
+      <w:start w:val="1"/>
+      <w:numFmt w:val="bullet"/>
+      <w:lvlText w:val=""/>
+      <w:lvlJc w:val="left"/>
+      <w:pPr>
+        <w:tabs>
+          <w:tab w:val="num" w:pos="4320"/>
+        </w:tabs>
+        <w:ind w:left="4320" w:hanging="360"/>
+      </w:pPr>
+      <w:rPr>
+        <w:rFonts w:ascii="Wingdings" w:hAnsi="Wingdings" w:hint="default"/>
+        <w:sz w:val="20"/>
+      </w:rPr>
+    </w:lvl>
+    <w:lvl w:ilvl="6" w:tentative="1">
+      <w:start w:val="1"/>
+      <w:numFmt w:val="bullet"/>
+      <w:lvlText w:val=""/>
+      <w:lvlJc w:val="left"/>
+      <w:pPr>
+        <w:tabs>
+          <w:tab w:val="num" w:pos="5040"/>
+        </w:tabs>
+        <w:ind w:left="5040" w:hanging="360"/>
+      </w:pPr>
+      <w:rPr>
+        <w:rFonts w:ascii="Wingdings" w:hAnsi="Wingdings" w:hint="default"/>
+        <w:sz w:val="20"/>
+      </w:rPr>
+    </w:lvl>
+    <w:lvl w:ilvl="7" w:tentative="1">
+      <w:start w:val="1"/>
+      <w:numFmt w:val="bullet"/>
+      <w:lvlText w:val=""/>
+      <w:lvlJc w:val="left"/>
+      <w:pPr>
+        <w:tabs>
+          <w:tab w:val="num" w:pos="5760"/>
+        </w:tabs>
+        <w:ind w:left="5760" w:hanging="360"/>
+      </w:pPr>
+      <w:rPr>
+        <w:rFonts w:ascii="Wingdings" w:hAnsi="Wingdings" w:hint="default"/>
+        <w:sz w:val="20"/>
+      </w:rPr>
+    </w:lvl>
+    <w:lvl w:ilvl="8" w:tentative="1">
+      <w:start w:val="1"/>
+      <w:numFmt w:val="bullet"/>
+      <w:lvlText w:val=""/>
+      <w:lvlJc w:val="left"/>
+      <w:pPr>
+        <w:tabs>
+          <w:tab w:val="num" w:pos="6480"/>
+        </w:tabs>
+        <w:ind w:left="6480" w:hanging="360"/>
+      </w:pPr>
+      <w:rPr>
+        <w:rFonts w:ascii="Wingdings" w:hAnsi="Wingdings" w:hint="default"/>
+        <w:sz w:val="20"/>
+      </w:rPr>
+    </w:lvl>
+  </w:abstractNum>
+  <w:abstractNum w:abstractNumId="50" w15:restartNumberingAfterBreak="0">
+    <w:nsid w:val="74AF2EE4"/>
+    <w:multiLevelType w:val="multilevel"/>
+    <w:tmpl w:val="26CA985C"/>
+    <w:lvl w:ilvl="0">
+      <w:start w:val="1"/>
+      <w:numFmt w:val="bullet"/>
+      <w:lvlText w:val=""/>
+      <w:lvlJc w:val="left"/>
+      <w:pPr>
+        <w:tabs>
+          <w:tab w:val="num" w:pos="720"/>
+        </w:tabs>
+        <w:ind w:left="720" w:hanging="360"/>
+      </w:pPr>
+      <w:rPr>
+        <w:rFonts w:ascii="Symbol" w:hAnsi="Symbol" w:hint="default"/>
+        <w:sz w:val="20"/>
+      </w:rPr>
+    </w:lvl>
+    <w:lvl w:ilvl="1" w:tentative="1">
+      <w:start w:val="1"/>
+      <w:numFmt w:val="bullet"/>
+      <w:lvlText w:val="o"/>
+      <w:lvlJc w:val="left"/>
+      <w:pPr>
+        <w:tabs>
+          <w:tab w:val="num" w:pos="1440"/>
+        </w:tabs>
+        <w:ind w:left="1440" w:hanging="360"/>
+      </w:pPr>
+      <w:rPr>
+        <w:rFonts w:ascii="Courier New" w:hAnsi="Courier New" w:hint="default"/>
+        <w:sz w:val="20"/>
+      </w:rPr>
+    </w:lvl>
+    <w:lvl w:ilvl="2" w:tentative="1">
+      <w:start w:val="1"/>
+      <w:numFmt w:val="bullet"/>
+      <w:lvlText w:val=""/>
+      <w:lvlJc w:val="left"/>
+      <w:pPr>
+        <w:tabs>
+          <w:tab w:val="num" w:pos="2160"/>
+        </w:tabs>
+        <w:ind w:left="2160" w:hanging="360"/>
+      </w:pPr>
+      <w:rPr>
+        <w:rFonts w:ascii="Wingdings" w:hAnsi="Wingdings" w:hint="default"/>
+        <w:sz w:val="20"/>
+      </w:rPr>
+    </w:lvl>
+    <w:lvl w:ilvl="3" w:tentative="1">
+      <w:start w:val="1"/>
+      <w:numFmt w:val="bullet"/>
+      <w:lvlText w:val=""/>
+      <w:lvlJc w:val="left"/>
+      <w:pPr>
+        <w:tabs>
+          <w:tab w:val="num" w:pos="2880"/>
+        </w:tabs>
+        <w:ind w:left="2880" w:hanging="360"/>
+      </w:pPr>
+      <w:rPr>
+        <w:rFonts w:ascii="Wingdings" w:hAnsi="Wingdings" w:hint="default"/>
+        <w:sz w:val="20"/>
+      </w:rPr>
+    </w:lvl>
+    <w:lvl w:ilvl="4" w:tentative="1">
+      <w:start w:val="1"/>
+      <w:numFmt w:val="bullet"/>
+      <w:lvlText w:val=""/>
+      <w:lvlJc w:val="left"/>
+      <w:pPr>
+        <w:tabs>
+          <w:tab w:val="num" w:pos="3600"/>
+        </w:tabs>
+        <w:ind w:left="3600" w:hanging="360"/>
+      </w:pPr>
+      <w:rPr>
+        <w:rFonts w:ascii="Wingdings" w:hAnsi="Wingdings" w:hint="default"/>
+        <w:sz w:val="20"/>
+      </w:rPr>
+    </w:lvl>
+    <w:lvl w:ilvl="5" w:tentative="1">
+      <w:start w:val="1"/>
+      <w:numFmt w:val="bullet"/>
+      <w:lvlText w:val=""/>
+      <w:lvlJc w:val="left"/>
+      <w:pPr>
+        <w:tabs>
+          <w:tab w:val="num" w:pos="4320"/>
+        </w:tabs>
+        <w:ind w:left="4320" w:hanging="360"/>
+      </w:pPr>
+      <w:rPr>
+        <w:rFonts w:ascii="Wingdings" w:hAnsi="Wingdings" w:hint="default"/>
+        <w:sz w:val="20"/>
+      </w:rPr>
+    </w:lvl>
+    <w:lvl w:ilvl="6" w:tentative="1">
+      <w:start w:val="1"/>
+      <w:numFmt w:val="bullet"/>
+      <w:lvlText w:val=""/>
+      <w:lvlJc w:val="left"/>
+      <w:pPr>
+        <w:tabs>
+          <w:tab w:val="num" w:pos="5040"/>
+        </w:tabs>
+        <w:ind w:left="5040" w:hanging="360"/>
+      </w:pPr>
+      <w:rPr>
+        <w:rFonts w:ascii="Wingdings" w:hAnsi="Wingdings" w:hint="default"/>
+        <w:sz w:val="20"/>
+      </w:rPr>
+    </w:lvl>
+    <w:lvl w:ilvl="7" w:tentative="1">
+      <w:start w:val="1"/>
+      <w:numFmt w:val="bullet"/>
+      <w:lvlText w:val=""/>
+      <w:lvlJc w:val="left"/>
+      <w:pPr>
+        <w:tabs>
+          <w:tab w:val="num" w:pos="5760"/>
+        </w:tabs>
+        <w:ind w:left="5760" w:hanging="360"/>
+      </w:pPr>
+      <w:rPr>
+        <w:rFonts w:ascii="Wingdings" w:hAnsi="Wingdings" w:hint="default"/>
+        <w:sz w:val="20"/>
+      </w:rPr>
+    </w:lvl>
+    <w:lvl w:ilvl="8" w:tentative="1">
+      <w:start w:val="1"/>
+      <w:numFmt w:val="bullet"/>
+      <w:lvlText w:val=""/>
+      <w:lvlJc w:val="left"/>
+      <w:pPr>
+        <w:tabs>
+          <w:tab w:val="num" w:pos="6480"/>
+        </w:tabs>
+        <w:ind w:left="6480" w:hanging="360"/>
+      </w:pPr>
+      <w:rPr>
+        <w:rFonts w:ascii="Wingdings" w:hAnsi="Wingdings" w:hint="default"/>
+        <w:sz w:val="20"/>
+      </w:rPr>
+    </w:lvl>
+  </w:abstractNum>
+  <w:abstractNum w:abstractNumId="51" w15:restartNumberingAfterBreak="0">
     <w:nsid w:val="75103C05"/>
     <w:multiLevelType w:val="multilevel"/>
     <w:tmpl w:val="6FA0A740"/>
@@ -17735,7 +20825,120 @@
       </w:rPr>
     </w:lvl>
   </w:abstractNum>
-  <w:abstractNum w:abstractNumId="43" w15:restartNumberingAfterBreak="0">
+  <w:abstractNum w:abstractNumId="52" w15:restartNumberingAfterBreak="0">
+    <w:nsid w:val="77315C87"/>
+    <w:multiLevelType w:val="hybridMultilevel"/>
+    <w:tmpl w:val="03F2A9A6"/>
+    <w:lvl w:ilvl="0" w:tplc="FB78C39E">
+      <w:start w:val="1"/>
+      <w:numFmt w:val="bullet"/>
+      <w:lvlText w:val="–"/>
+      <w:lvlJc w:val="left"/>
+      <w:pPr>
+        <w:ind w:left="1429" w:hanging="360"/>
+      </w:pPr>
+      <w:rPr>
+        <w:rFonts w:ascii="Times New Roman" w:hAnsi="Times New Roman" w:cs="Times New Roman" w:hint="default"/>
+      </w:rPr>
+    </w:lvl>
+    <w:lvl w:ilvl="1" w:tplc="04190003" w:tentative="1">
+      <w:start w:val="1"/>
+      <w:numFmt w:val="bullet"/>
+      <w:lvlText w:val="o"/>
+      <w:lvlJc w:val="left"/>
+      <w:pPr>
+        <w:ind w:left="2149" w:hanging="360"/>
+      </w:pPr>
+      <w:rPr>
+        <w:rFonts w:ascii="Courier New" w:hAnsi="Courier New" w:cs="Courier New" w:hint="default"/>
+      </w:rPr>
+    </w:lvl>
+    <w:lvl w:ilvl="2" w:tplc="04190005" w:tentative="1">
+      <w:start w:val="1"/>
+      <w:numFmt w:val="bullet"/>
+      <w:lvlText w:val=""/>
+      <w:lvlJc w:val="left"/>
+      <w:pPr>
+        <w:ind w:left="2869" w:hanging="360"/>
+      </w:pPr>
+      <w:rPr>
+        <w:rFonts w:ascii="Wingdings" w:hAnsi="Wingdings" w:hint="default"/>
+      </w:rPr>
+    </w:lvl>
+    <w:lvl w:ilvl="3" w:tplc="04190001" w:tentative="1">
+      <w:start w:val="1"/>
+      <w:numFmt w:val="bullet"/>
+      <w:lvlText w:val=""/>
+      <w:lvlJc w:val="left"/>
+      <w:pPr>
+        <w:ind w:left="3589" w:hanging="360"/>
+      </w:pPr>
+      <w:rPr>
+        <w:rFonts w:ascii="Symbol" w:hAnsi="Symbol" w:hint="default"/>
+      </w:rPr>
+    </w:lvl>
+    <w:lvl w:ilvl="4" w:tplc="04190003" w:tentative="1">
+      <w:start w:val="1"/>
+      <w:numFmt w:val="bullet"/>
+      <w:lvlText w:val="o"/>
+      <w:lvlJc w:val="left"/>
+      <w:pPr>
+        <w:ind w:left="4309" w:hanging="360"/>
+      </w:pPr>
+      <w:rPr>
+        <w:rFonts w:ascii="Courier New" w:hAnsi="Courier New" w:cs="Courier New" w:hint="default"/>
+      </w:rPr>
+    </w:lvl>
+    <w:lvl w:ilvl="5" w:tplc="04190005" w:tentative="1">
+      <w:start w:val="1"/>
+      <w:numFmt w:val="bullet"/>
+      <w:lvlText w:val=""/>
+      <w:lvlJc w:val="left"/>
+      <w:pPr>
+        <w:ind w:left="5029" w:hanging="360"/>
+      </w:pPr>
+      <w:rPr>
+        <w:rFonts w:ascii="Wingdings" w:hAnsi="Wingdings" w:hint="default"/>
+      </w:rPr>
+    </w:lvl>
+    <w:lvl w:ilvl="6" w:tplc="04190001" w:tentative="1">
+      <w:start w:val="1"/>
+      <w:numFmt w:val="bullet"/>
+      <w:lvlText w:val=""/>
+      <w:lvlJc w:val="left"/>
+      <w:pPr>
+        <w:ind w:left="5749" w:hanging="360"/>
+      </w:pPr>
+      <w:rPr>
+        <w:rFonts w:ascii="Symbol" w:hAnsi="Symbol" w:hint="default"/>
+      </w:rPr>
+    </w:lvl>
+    <w:lvl w:ilvl="7" w:tplc="04190003" w:tentative="1">
+      <w:start w:val="1"/>
+      <w:numFmt w:val="bullet"/>
+      <w:lvlText w:val="o"/>
+      <w:lvlJc w:val="left"/>
+      <w:pPr>
+        <w:ind w:left="6469" w:hanging="360"/>
+      </w:pPr>
+      <w:rPr>
+        <w:rFonts w:ascii="Courier New" w:hAnsi="Courier New" w:cs="Courier New" w:hint="default"/>
+      </w:rPr>
+    </w:lvl>
+    <w:lvl w:ilvl="8" w:tplc="04190005" w:tentative="1">
+      <w:start w:val="1"/>
+      <w:numFmt w:val="bullet"/>
+      <w:lvlText w:val=""/>
+      <w:lvlJc w:val="left"/>
+      <w:pPr>
+        <w:ind w:left="7189" w:hanging="360"/>
+      </w:pPr>
+      <w:rPr>
+        <w:rFonts w:ascii="Wingdings" w:hAnsi="Wingdings" w:hint="default"/>
+      </w:rPr>
+    </w:lvl>
+  </w:abstractNum>
+  <w:abstractNum w:abstractNumId="53" w15:restartNumberingAfterBreak="0">
     <w:nsid w:val="77D32230"/>
     <w:multiLevelType w:val="multilevel"/>
     <w:tmpl w:val="A62C71CA"/>
@@ -17884,7 +21087,7 @@
       </w:rPr>
     </w:lvl>
   </w:abstractNum>
-  <w:abstractNum w:abstractNumId="44" w15:restartNumberingAfterBreak="0">
+  <w:abstractNum w:abstractNumId="54" w15:restartNumberingAfterBreak="0">
     <w:nsid w:val="7BAF4255"/>
     <w:multiLevelType w:val="multilevel"/>
     <w:tmpl w:val="A0242150"/>
@@ -18033,7 +21236,7 @@
       </w:rPr>
     </w:lvl>
   </w:abstractNum>
-  <w:abstractNum w:abstractNumId="45" w15:restartNumberingAfterBreak="0">
+  <w:abstractNum w:abstractNumId="55" w15:restartNumberingAfterBreak="0">
     <w:nsid w:val="7C7A354C"/>
     <w:multiLevelType w:val="multilevel"/>
     <w:tmpl w:val="5C66312C"/>
@@ -18182,7 +21385,120 @@
       </w:rPr>
     </w:lvl>
   </w:abstractNum>
-  <w:abstractNum w:abstractNumId="46" w15:restartNumberingAfterBreak="0">
+  <w:abstractNum w:abstractNumId="56" w15:restartNumberingAfterBreak="0">
+    <w:nsid w:val="7E3518E8"/>
+    <w:multiLevelType w:val="hybridMultilevel"/>
+    <w:tmpl w:val="68CCE6F6"/>
+    <w:lvl w:ilvl="0" w:tplc="FB78C39E">
+      <w:start w:val="1"/>
+      <w:numFmt w:val="bullet"/>
+      <w:lvlText w:val="–"/>
+      <w:lvlJc w:val="left"/>
+      <w:pPr>
+        <w:ind w:left="1068" w:hanging="360"/>
+      </w:pPr>
+      <w:rPr>
+        <w:rFonts w:ascii="Times New Roman" w:hAnsi="Times New Roman" w:cs="Times New Roman" w:hint="default"/>
+      </w:rPr>
+    </w:lvl>
+    <w:lvl w:ilvl="1" w:tplc="04190003">
+      <w:start w:val="1"/>
+      <w:numFmt w:val="bullet"/>
+      <w:lvlText w:val="o"/>
+      <w:lvlJc w:val="left"/>
+      <w:pPr>
+        <w:ind w:left="1788" w:hanging="360"/>
+      </w:pPr>
+      <w:rPr>
+        <w:rFonts w:ascii="Courier New" w:hAnsi="Courier New" w:cs="Courier New" w:hint="default"/>
+      </w:rPr>
+    </w:lvl>
+    <w:lvl w:ilvl="2" w:tplc="04190005" w:tentative="1">
+      <w:start w:val="1"/>
+      <w:numFmt w:val="bullet"/>
+      <w:lvlText w:val=""/>
+      <w:lvlJc w:val="left"/>
+      <w:pPr>
+        <w:ind w:left="2508" w:hanging="360"/>
+      </w:pPr>
+      <w:rPr>
+        <w:rFonts w:ascii="Wingdings" w:hAnsi="Wingdings" w:hint="default"/>
+      </w:rPr>
+    </w:lvl>
+    <w:lvl w:ilvl="3" w:tplc="04190001" w:tentative="1">
+      <w:start w:val="1"/>
+      <w:numFmt w:val="bullet"/>
+      <w:lvlText w:val=""/>
+      <w:lvlJc w:val="left"/>
+      <w:pPr>
+        <w:ind w:left="3228" w:hanging="360"/>
+      </w:pPr>
+      <w:rPr>
+        <w:rFonts w:ascii="Symbol" w:hAnsi="Symbol" w:hint="default"/>
+      </w:rPr>
+    </w:lvl>
+    <w:lvl w:ilvl="4" w:tplc="04190003" w:tentative="1">
+      <w:start w:val="1"/>
+      <w:numFmt w:val="bullet"/>
+      <w:lvlText w:val="o"/>
+      <w:lvlJc w:val="left"/>
+      <w:pPr>
+        <w:ind w:left="3948" w:hanging="360"/>
+      </w:pPr>
+      <w:rPr>
+        <w:rFonts w:ascii="Courier New" w:hAnsi="Courier New" w:cs="Courier New" w:hint="default"/>
+      </w:rPr>
+    </w:lvl>
+    <w:lvl w:ilvl="5" w:tplc="04190005" w:tentative="1">
+      <w:start w:val="1"/>
+      <w:numFmt w:val="bullet"/>
+      <w:lvlText w:val=""/>
+      <w:lvlJc w:val="left"/>
+      <w:pPr>
+        <w:ind w:left="4668" w:hanging="360"/>
+      </w:pPr>
+      <w:rPr>
+        <w:rFonts w:ascii="Wingdings" w:hAnsi="Wingdings" w:hint="default"/>
+      </w:rPr>
+    </w:lvl>
+    <w:lvl w:ilvl="6" w:tplc="04190001" w:tentative="1">
+      <w:start w:val="1"/>
+      <w:numFmt w:val="bullet"/>
+      <w:lvlText w:val=""/>
+      <w:lvlJc w:val="left"/>
+      <w:pPr>
+        <w:ind w:left="5388" w:hanging="360"/>
+      </w:pPr>
+      <w:rPr>
+        <w:rFonts w:ascii="Symbol" w:hAnsi="Symbol" w:hint="default"/>
+      </w:rPr>
+    </w:lvl>
+    <w:lvl w:ilvl="7" w:tplc="04190003" w:tentative="1">
+      <w:start w:val="1"/>
+      <w:numFmt w:val="bullet"/>
+      <w:lvlText w:val="o"/>
+      <w:lvlJc w:val="left"/>
+      <w:pPr>
+        <w:ind w:left="6108" w:hanging="360"/>
+      </w:pPr>
+      <w:rPr>
+        <w:rFonts w:ascii="Courier New" w:hAnsi="Courier New" w:cs="Courier New" w:hint="default"/>
+      </w:rPr>
+    </w:lvl>
+    <w:lvl w:ilvl="8" w:tplc="04190005" w:tentative="1">
+      <w:start w:val="1"/>
+      <w:numFmt w:val="bullet"/>
+      <w:lvlText w:val=""/>
+      <w:lvlJc w:val="left"/>
+      <w:pPr>
+        <w:ind w:left="6828" w:hanging="360"/>
+      </w:pPr>
+      <w:rPr>
+        <w:rFonts w:ascii="Wingdings" w:hAnsi="Wingdings" w:hint="default"/>
+      </w:rPr>
+    </w:lvl>
+  </w:abstractNum>
+  <w:abstractNum w:abstractNumId="57" w15:restartNumberingAfterBreak="0">
     <w:nsid w:val="7EA439F5"/>
     <w:multiLevelType w:val="multilevel"/>
     <w:tmpl w:val="BC7207C8"/>
@@ -18331,7 +21647,7 @@
       </w:rPr>
     </w:lvl>
   </w:abstractNum>
-  <w:abstractNum w:abstractNumId="47" w15:restartNumberingAfterBreak="0">
+  <w:abstractNum w:abstractNumId="58" w15:restartNumberingAfterBreak="0">
     <w:nsid w:val="7FDE4E1C"/>
     <w:multiLevelType w:val="multilevel"/>
     <w:tmpl w:val="95D80AEE"/>
@@ -18444,149 +21760,182 @@
       </w:pPr>
     </w:lvl>
   </w:abstractNum>
-  <w:num w:numId="1" w16cid:durableId="680621594">
+  <w:num w:numId="1" w16cid:durableId="1417246813">
+    <w:abstractNumId w:val="31"/>
+  </w:num>
+  <w:num w:numId="2" w16cid:durableId="1679429501">
+    <w:abstractNumId w:val="47"/>
+  </w:num>
+  <w:num w:numId="3" w16cid:durableId="1754085116">
+    <w:abstractNumId w:val="51"/>
+  </w:num>
+  <w:num w:numId="4" w16cid:durableId="1911114969">
+    <w:abstractNumId w:val="4"/>
+  </w:num>
+  <w:num w:numId="5" w16cid:durableId="756291633">
+    <w:abstractNumId w:val="15"/>
+  </w:num>
+  <w:num w:numId="6" w16cid:durableId="1392195214">
+    <w:abstractNumId w:val="36"/>
+  </w:num>
+  <w:num w:numId="7" w16cid:durableId="943732403">
+    <w:abstractNumId w:val="53"/>
+  </w:num>
+  <w:num w:numId="8" w16cid:durableId="731658138">
+    <w:abstractNumId w:val="25"/>
+  </w:num>
+  <w:num w:numId="9" w16cid:durableId="1073939357">
+    <w:abstractNumId w:val="3"/>
+  </w:num>
+  <w:num w:numId="10" w16cid:durableId="67534011">
+    <w:abstractNumId w:val="6"/>
+  </w:num>
+  <w:num w:numId="11" w16cid:durableId="1673947999">
+    <w:abstractNumId w:val="7"/>
+  </w:num>
+  <w:num w:numId="12" w16cid:durableId="1028458093">
+    <w:abstractNumId w:val="17"/>
+  </w:num>
+  <w:num w:numId="13" w16cid:durableId="1165710756">
+    <w:abstractNumId w:val="5"/>
+  </w:num>
+  <w:num w:numId="14" w16cid:durableId="1646935184">
+    <w:abstractNumId w:val="29"/>
+  </w:num>
+  <w:num w:numId="15" w16cid:durableId="827088585">
+    <w:abstractNumId w:val="46"/>
+  </w:num>
+  <w:num w:numId="16" w16cid:durableId="1994675109">
+    <w:abstractNumId w:val="43"/>
+  </w:num>
+  <w:num w:numId="17" w16cid:durableId="1403482215">
+    <w:abstractNumId w:val="41"/>
+  </w:num>
+  <w:num w:numId="18" w16cid:durableId="1894415962">
+    <w:abstractNumId w:val="58"/>
+  </w:num>
+  <w:num w:numId="19" w16cid:durableId="2021851507">
+    <w:abstractNumId w:val="22"/>
+  </w:num>
+  <w:num w:numId="20" w16cid:durableId="1947036463">
+    <w:abstractNumId w:val="26"/>
+  </w:num>
+  <w:num w:numId="21" w16cid:durableId="1668048955">
+    <w:abstractNumId w:val="9"/>
+  </w:num>
+  <w:num w:numId="22" w16cid:durableId="875242021">
+    <w:abstractNumId w:val="0"/>
+  </w:num>
+  <w:num w:numId="23" w16cid:durableId="832916315">
+    <w:abstractNumId w:val="40"/>
+  </w:num>
+  <w:num w:numId="24" w16cid:durableId="844979685">
+    <w:abstractNumId w:val="32"/>
+  </w:num>
+  <w:num w:numId="25" w16cid:durableId="1062409766">
+    <w:abstractNumId w:val="24"/>
+  </w:num>
+  <w:num w:numId="26" w16cid:durableId="1477524091">
+    <w:abstractNumId w:val="38"/>
+  </w:num>
+  <w:num w:numId="27" w16cid:durableId="1157502646">
+    <w:abstractNumId w:val="18"/>
+  </w:num>
+  <w:num w:numId="28" w16cid:durableId="1776511400">
+    <w:abstractNumId w:val="23"/>
+  </w:num>
+  <w:num w:numId="29" w16cid:durableId="726729575">
+    <w:abstractNumId w:val="57"/>
+  </w:num>
+  <w:num w:numId="30" w16cid:durableId="1069114523">
+    <w:abstractNumId w:val="14"/>
+  </w:num>
+  <w:num w:numId="31" w16cid:durableId="1242525066">
+    <w:abstractNumId w:val="20"/>
+  </w:num>
+  <w:num w:numId="32" w16cid:durableId="1973443984">
+    <w:abstractNumId w:val="28"/>
+  </w:num>
+  <w:num w:numId="33" w16cid:durableId="1028676585">
+    <w:abstractNumId w:val="16"/>
+  </w:num>
+  <w:num w:numId="34" w16cid:durableId="337578602">
+    <w:abstractNumId w:val="37"/>
+  </w:num>
+  <w:num w:numId="35" w16cid:durableId="1300841033">
+    <w:abstractNumId w:val="12"/>
+  </w:num>
+  <w:num w:numId="36" w16cid:durableId="701054392">
+    <w:abstractNumId w:val="42"/>
+  </w:num>
+  <w:num w:numId="37" w16cid:durableId="1744133489">
+    <w:abstractNumId w:val="30"/>
+  </w:num>
+  <w:num w:numId="38" w16cid:durableId="1272785106">
+    <w:abstractNumId w:val="48"/>
+  </w:num>
+  <w:num w:numId="39" w16cid:durableId="1703940059">
+    <w:abstractNumId w:val="33"/>
+  </w:num>
+  <w:num w:numId="40" w16cid:durableId="1333027872">
+    <w:abstractNumId w:val="21"/>
+  </w:num>
+  <w:num w:numId="41" w16cid:durableId="1006787908">
+    <w:abstractNumId w:val="34"/>
+  </w:num>
+  <w:num w:numId="42" w16cid:durableId="172453706">
+    <w:abstractNumId w:val="11"/>
+  </w:num>
+  <w:num w:numId="43" w16cid:durableId="1350257367">
+    <w:abstractNumId w:val="39"/>
+  </w:num>
+  <w:num w:numId="44" w16cid:durableId="1181965856">
+    <w:abstractNumId w:val="54"/>
+  </w:num>
+  <w:num w:numId="45" w16cid:durableId="648704767">
+    <w:abstractNumId w:val="13"/>
+  </w:num>
+  <w:num w:numId="46" w16cid:durableId="1856185067">
+    <w:abstractNumId w:val="55"/>
+  </w:num>
+  <w:num w:numId="47" w16cid:durableId="1962298500">
+    <w:abstractNumId w:val="10"/>
+  </w:num>
+  <w:num w:numId="48" w16cid:durableId="1784878571">
+    <w:abstractNumId w:val="19"/>
+  </w:num>
+  <w:num w:numId="49" w16cid:durableId="219244901">
+    <w:abstractNumId w:val="1"/>
+  </w:num>
+  <w:num w:numId="50" w16cid:durableId="1185746803">
+    <w:abstractNumId w:val="45"/>
+  </w:num>
+  <w:num w:numId="51" w16cid:durableId="1092512988">
+    <w:abstractNumId w:val="52"/>
+  </w:num>
+  <w:num w:numId="52" w16cid:durableId="843055603">
+    <w:abstractNumId w:val="56"/>
+  </w:num>
+  <w:num w:numId="53" w16cid:durableId="1622416605">
+    <w:abstractNumId w:val="49"/>
+  </w:num>
+  <w:num w:numId="54" w16cid:durableId="1893343556">
+    <w:abstractNumId w:val="2"/>
+  </w:num>
+  <w:num w:numId="55" w16cid:durableId="667441181">
+    <w:abstractNumId w:val="44"/>
+  </w:num>
+  <w:num w:numId="56" w16cid:durableId="523790990">
     <w:abstractNumId w:val="27"/>
   </w:num>
-  <w:num w:numId="2" w16cid:durableId="791359713">
-    <w:abstractNumId w:val="40"/>
-  </w:num>
-  <w:num w:numId="3" w16cid:durableId="1345790496">
-    <w:abstractNumId w:val="42"/>
-  </w:num>
-  <w:num w:numId="4" w16cid:durableId="1650817976">
-    <w:abstractNumId w:val="2"/>
-  </w:num>
-  <w:num w:numId="5" w16cid:durableId="1997145198">
-    <w:abstractNumId w:val="12"/>
-  </w:num>
-  <w:num w:numId="6" w16cid:durableId="1213344068">
-    <w:abstractNumId w:val="31"/>
-  </w:num>
-  <w:num w:numId="7" w16cid:durableId="1773016138">
-    <w:abstractNumId w:val="43"/>
-  </w:num>
-  <w:num w:numId="8" w16cid:durableId="190799588">
-    <w:abstractNumId w:val="22"/>
-  </w:num>
-  <w:num w:numId="9" w16cid:durableId="1231964517">
-    <w:abstractNumId w:val="1"/>
-  </w:num>
-  <w:num w:numId="10" w16cid:durableId="715391952">
-    <w:abstractNumId w:val="4"/>
-  </w:num>
-  <w:num w:numId="11" w16cid:durableId="225843537">
-    <w:abstractNumId w:val="5"/>
-  </w:num>
-  <w:num w:numId="12" w16cid:durableId="259223207">
-    <w:abstractNumId w:val="14"/>
-  </w:num>
-  <w:num w:numId="13" w16cid:durableId="866871950">
-    <w:abstractNumId w:val="3"/>
-  </w:num>
-  <w:num w:numId="14" w16cid:durableId="539322858">
-    <w:abstractNumId w:val="25"/>
-  </w:num>
-  <w:num w:numId="15" w16cid:durableId="1607469493">
-    <w:abstractNumId w:val="39"/>
-  </w:num>
-  <w:num w:numId="16" w16cid:durableId="663170677">
-    <w:abstractNumId w:val="38"/>
-  </w:num>
-  <w:num w:numId="17" w16cid:durableId="1702707724">
-    <w:abstractNumId w:val="36"/>
-  </w:num>
-  <w:num w:numId="18" w16cid:durableId="400641128">
-    <w:abstractNumId w:val="47"/>
-  </w:num>
-  <w:num w:numId="19" w16cid:durableId="529805077">
-    <w:abstractNumId w:val="19"/>
-  </w:num>
-  <w:num w:numId="20" w16cid:durableId="1409234424">
-    <w:abstractNumId w:val="23"/>
-  </w:num>
-  <w:num w:numId="21" w16cid:durableId="883561192">
-    <w:abstractNumId w:val="6"/>
-  </w:num>
-  <w:num w:numId="22" w16cid:durableId="1315647231">
-    <w:abstractNumId w:val="0"/>
-  </w:num>
-  <w:num w:numId="23" w16cid:durableId="1846287459">
+  <w:num w:numId="57" w16cid:durableId="611013119">
     <w:abstractNumId w:val="35"/>
   </w:num>
-  <w:num w:numId="24" w16cid:durableId="249313484">
-    <w:abstractNumId w:val="28"/>
+  <w:num w:numId="58" w16cid:durableId="1010639692">
+    <w:abstractNumId w:val="50"/>
   </w:num>
-  <w:num w:numId="25" w16cid:durableId="867791857">
-    <w:abstractNumId w:val="21"/>
-  </w:num>
-  <w:num w:numId="26" w16cid:durableId="1022558680">
-    <w:abstractNumId w:val="33"/>
-  </w:num>
-  <w:num w:numId="27" w16cid:durableId="563293172">
-    <w:abstractNumId w:val="15"/>
-  </w:num>
-  <w:num w:numId="28" w16cid:durableId="1564951157">
-    <w:abstractNumId w:val="20"/>
-  </w:num>
-  <w:num w:numId="29" w16cid:durableId="475923074">
-    <w:abstractNumId w:val="46"/>
-  </w:num>
-  <w:num w:numId="30" w16cid:durableId="122159992">
-    <w:abstractNumId w:val="11"/>
-  </w:num>
-  <w:num w:numId="31" w16cid:durableId="881403386">
-    <w:abstractNumId w:val="17"/>
-  </w:num>
-  <w:num w:numId="32" w16cid:durableId="78673167">
-    <w:abstractNumId w:val="24"/>
-  </w:num>
-  <w:num w:numId="33" w16cid:durableId="977101766">
-    <w:abstractNumId w:val="13"/>
-  </w:num>
-  <w:num w:numId="34" w16cid:durableId="1248686918">
-    <w:abstractNumId w:val="32"/>
-  </w:num>
-  <w:num w:numId="35" w16cid:durableId="232860618">
-    <w:abstractNumId w:val="9"/>
-  </w:num>
-  <w:num w:numId="36" w16cid:durableId="704718510">
-    <w:abstractNumId w:val="37"/>
-  </w:num>
-  <w:num w:numId="37" w16cid:durableId="1368986109">
-    <w:abstractNumId w:val="26"/>
-  </w:num>
-  <w:num w:numId="38" w16cid:durableId="906383386">
-    <w:abstractNumId w:val="41"/>
-  </w:num>
-  <w:num w:numId="39" w16cid:durableId="1916010721">
-    <w:abstractNumId w:val="29"/>
-  </w:num>
-  <w:num w:numId="40" w16cid:durableId="1657033831">
-    <w:abstractNumId w:val="18"/>
-  </w:num>
-  <w:num w:numId="41" w16cid:durableId="1610429488">
-    <w:abstractNumId w:val="30"/>
-  </w:num>
-  <w:num w:numId="42" w16cid:durableId="318315421">
+  <w:num w:numId="59" w16cid:durableId="456601901">
     <w:abstractNumId w:val="8"/>
-  </w:num>
-  <w:num w:numId="43" w16cid:durableId="1557735906">
-    <w:abstractNumId w:val="34"/>
-  </w:num>
-  <w:num w:numId="44" w16cid:durableId="907030383">
-    <w:abstractNumId w:val="44"/>
-  </w:num>
-  <w:num w:numId="45" w16cid:durableId="939798359">
-    <w:abstractNumId w:val="10"/>
-  </w:num>
-  <w:num w:numId="46" w16cid:durableId="554006900">
-    <w:abstractNumId w:val="45"/>
-  </w:num>
-  <w:num w:numId="47" w16cid:durableId="1106997144">
-    <w:abstractNumId w:val="7"/>
-  </w:num>
-  <w:num w:numId="48" w16cid:durableId="1042822656">
-    <w:abstractNumId w:val="16"/>
   </w:num>
   <w:numIdMacAtCleanup w:val="21"/>
 </w:numbering>
@@ -19197,7 +22546,6 @@
   <w:style w:type="character" w:default="1" w:styleId="a0">
     <w:name w:val="Default Paragraph Font"/>
     <w:uiPriority w:val="1"/>
-    <w:semiHidden/>
     <w:unhideWhenUsed/>
   </w:style>
   <w:style w:type="table" w:default="1" w:styleId="a1">
